--- a/Отчет.docx
+++ b/Отчет.docx
@@ -1872,6 +1872,7 @@
           <w:rFonts w:ascii="Times New Roman" w:hAnsi="Times New Roman" w:cs="Times New Roman"/>
           <w:b w:val="0"/>
           <w:bCs w:val="0"/>
+          <w:i w:val="0"/>
           <w:color w:val="000000" w:themeColor="text1"/>
           <w:sz w:val="24"/>
           <w:szCs w:val="24"/>
@@ -1888,8 +1889,8 @@
           <w:i w:val="0"/>
           <w:iCs w:val="0"/>
           <w:color w:val="000000" w:themeColor="text1"/>
-          <w:sz w:val="32"/>
-          <w:szCs w:val="32"/>
+          <w:sz w:val="36"/>
+          <w:szCs w:val="36"/>
           <w:u w:val="none"/>
         </w:rPr>
         <w:fldChar w:fldCharType="begin"/>
@@ -1902,8 +1903,8 @@
           <w:i w:val="0"/>
           <w:iCs w:val="0"/>
           <w:color w:val="000000" w:themeColor="text1"/>
-          <w:sz w:val="32"/>
-          <w:szCs w:val="32"/>
+          <w:sz w:val="36"/>
+          <w:szCs w:val="36"/>
           <w:u w:val="none"/>
         </w:rPr>
         <w:instrText xml:space="preserve"> TOC \o "1-3" \h \z \u </w:instrText>
@@ -1916,8 +1917,8 @@
           <w:i w:val="0"/>
           <w:iCs w:val="0"/>
           <w:color w:val="000000" w:themeColor="text1"/>
-          <w:sz w:val="32"/>
-          <w:szCs w:val="32"/>
+          <w:sz w:val="36"/>
+          <w:szCs w:val="36"/>
           <w:u w:val="none"/>
         </w:rPr>
         <w:fldChar w:fldCharType="separate"/>
@@ -1928,6 +1929,7 @@
           <w:b w:val="0"/>
           <w:bCs w:val="0"/>
           <w:i w:val="0"/>
+          <w:iCs w:val="0"/>
           <w:color w:val="000000" w:themeColor="text1"/>
           <w:sz w:val="24"/>
           <w:szCs w:val="24"/>
@@ -1942,6 +1944,8 @@
             <w:rFonts w:ascii="Times New Roman" w:hAnsi="Times New Roman" w:eastAsia="Times New Roman" w:cs="Times New Roman"/>
             <w:b w:val="0"/>
             <w:bCs w:val="0"/>
+            <w:i w:val="0"/>
+            <w:iCs w:val="0"/>
             <w:color w:val="000000" w:themeColor="text1"/>
             <w:sz w:val="24"/>
             <w:szCs w:val="24"/>
@@ -1954,6 +1958,8 @@
             <w:rFonts w:ascii="Times New Roman" w:hAnsi="Times New Roman" w:eastAsia="Times New Roman" w:cs="Times New Roman"/>
             <w:b w:val="0"/>
             <w:bCs w:val="0"/>
+            <w:i w:val="0"/>
+            <w:iCs w:val="0"/>
             <w:color w:val="000000" w:themeColor="text1"/>
             <w:sz w:val="24"/>
             <w:szCs w:val="24"/>
@@ -1968,6 +1974,8 @@
             <w:rFonts w:ascii="Times New Roman" w:hAnsi="Times New Roman" w:eastAsia="Times New Roman" w:cs="Times New Roman"/>
             <w:b w:val="0"/>
             <w:bCs w:val="0"/>
+            <w:i w:val="0"/>
+            <w:iCs w:val="0"/>
             <w:color w:val="000000" w:themeColor="text1"/>
             <w:sz w:val="24"/>
             <w:szCs w:val="24"/>
@@ -1981,6 +1989,8 @@
             <w:rFonts w:ascii="Times New Roman" w:hAnsi="Times New Roman" w:eastAsia="Times New Roman" w:cs="Times New Roman"/>
             <w:b w:val="0"/>
             <w:bCs w:val="0"/>
+            <w:i w:val="0"/>
+            <w:iCs w:val="0"/>
             <w:color w:val="000000" w:themeColor="text1"/>
             <w:sz w:val="24"/>
             <w:szCs w:val="24"/>
@@ -1993,6 +2003,8 @@
             <w:rFonts w:ascii="Times New Roman" w:hAnsi="Times New Roman" w:eastAsia="Times New Roman" w:cs="Times New Roman"/>
             <w:b w:val="0"/>
             <w:bCs w:val="0"/>
+            <w:i w:val="0"/>
+            <w:iCs w:val="0"/>
             <w:color w:val="000000" w:themeColor="text1"/>
             <w:sz w:val="24"/>
             <w:szCs w:val="24"/>
@@ -2009,6 +2021,8 @@
         <w:rPr>
           <w:b w:val="0"/>
           <w:bCs w:val="0"/>
+          <w:i w:val="0"/>
+          <w:iCs w:val="0"/>
           <w:color w:val="000000" w:themeColor="text1"/>
           <w:sz w:val="24"/>
           <w:szCs w:val="24"/>
@@ -2020,6 +2034,8 @@
           <w:rFonts w:ascii="Times New Roman" w:hAnsi="Times New Roman" w:eastAsia="Times New Roman" w:cs="Times New Roman"/>
           <w:b w:val="0"/>
           <w:bCs w:val="0"/>
+          <w:i w:val="0"/>
+          <w:iCs w:val="0"/>
           <w:color w:val="000000" w:themeColor="text1"/>
           <w:sz w:val="24"/>
           <w:szCs w:val="24"/>
@@ -2043,6 +2059,7 @@
           <w:rFonts w:ascii="Times New Roman" w:hAnsi="Times New Roman" w:cs="Times New Roman"/>
           <w:b w:val="0"/>
           <w:bCs w:val="0"/>
+          <w:i w:val="0"/>
           <w:color w:val="000000" w:themeColor="text1"/>
           <w:sz w:val="24"/>
           <w:szCs w:val="24"/>
@@ -2055,6 +2072,8 @@
         <w:rPr>
           <w:b w:val="0"/>
           <w:bCs w:val="0"/>
+          <w:i w:val="0"/>
+          <w:iCs w:val="0"/>
           <w:color w:val="000000" w:themeColor="text1"/>
           <w:sz w:val="24"/>
           <w:szCs w:val="24"/>
@@ -2068,6 +2087,8 @@
             <w:rFonts w:ascii="Times New Roman" w:hAnsi="Times New Roman" w:eastAsia="Times New Roman" w:cs="Times New Roman"/>
             <w:b w:val="0"/>
             <w:bCs w:val="0"/>
+            <w:i w:val="0"/>
+            <w:iCs w:val="0"/>
             <w:color w:val="000000" w:themeColor="text1"/>
             <w:sz w:val="24"/>
             <w:szCs w:val="24"/>
@@ -2080,6 +2101,8 @@
             <w:rFonts w:ascii="Times New Roman" w:hAnsi="Times New Roman" w:eastAsia="Times New Roman" w:cs="Times New Roman"/>
             <w:b w:val="0"/>
             <w:bCs w:val="0"/>
+            <w:i w:val="0"/>
+            <w:iCs w:val="0"/>
             <w:color w:val="000000" w:themeColor="text1"/>
             <w:sz w:val="24"/>
             <w:szCs w:val="24"/>
@@ -2094,6 +2117,8 @@
             <w:rFonts w:ascii="Times New Roman" w:hAnsi="Times New Roman" w:eastAsia="Times New Roman" w:cs="Times New Roman"/>
             <w:b w:val="0"/>
             <w:bCs w:val="0"/>
+            <w:i w:val="0"/>
+            <w:iCs w:val="0"/>
             <w:color w:val="000000" w:themeColor="text1"/>
             <w:sz w:val="24"/>
             <w:szCs w:val="24"/>
@@ -2109,6 +2134,8 @@
             <w:rFonts w:ascii="Times New Roman" w:hAnsi="Times New Roman" w:eastAsia="Times New Roman" w:cs="Times New Roman"/>
             <w:b w:val="0"/>
             <w:bCs w:val="0"/>
+            <w:i w:val="0"/>
+            <w:iCs w:val="0"/>
             <w:color w:val="000000" w:themeColor="text1"/>
             <w:sz w:val="24"/>
             <w:szCs w:val="24"/>
@@ -2122,6 +2149,8 @@
             <w:rFonts w:ascii="Times New Roman" w:hAnsi="Times New Roman" w:eastAsia="Times New Roman" w:cs="Times New Roman"/>
             <w:b w:val="0"/>
             <w:bCs w:val="0"/>
+            <w:i w:val="0"/>
+            <w:iCs w:val="0"/>
             <w:color w:val="000000" w:themeColor="text1"/>
             <w:sz w:val="24"/>
             <w:szCs w:val="24"/>
@@ -2134,6 +2163,8 @@
             <w:rFonts w:ascii="Times New Roman" w:hAnsi="Times New Roman" w:eastAsia="Times New Roman" w:cs="Times New Roman"/>
             <w:b w:val="0"/>
             <w:bCs w:val="0"/>
+            <w:i w:val="0"/>
+            <w:iCs w:val="0"/>
             <w:color w:val="000000" w:themeColor="text1"/>
             <w:sz w:val="24"/>
             <w:szCs w:val="24"/>
@@ -2150,6 +2181,8 @@
         <w:rPr>
           <w:b w:val="0"/>
           <w:bCs w:val="0"/>
+          <w:i w:val="0"/>
+          <w:iCs w:val="0"/>
           <w:color w:val="000000" w:themeColor="text1"/>
           <w:sz w:val="24"/>
           <w:szCs w:val="24"/>
@@ -2161,6 +2194,8 @@
           <w:rFonts w:ascii="Times New Roman" w:hAnsi="Times New Roman" w:eastAsia="Times New Roman" w:cs="Times New Roman"/>
           <w:b w:val="0"/>
           <w:bCs w:val="0"/>
+          <w:i w:val="0"/>
+          <w:iCs w:val="0"/>
           <w:color w:val="000000" w:themeColor="text1"/>
           <w:sz w:val="24"/>
           <w:szCs w:val="24"/>
@@ -2184,6 +2219,7 @@
           <w:rFonts w:ascii="Times New Roman" w:hAnsi="Times New Roman" w:cs="Times New Roman"/>
           <w:b w:val="0"/>
           <w:bCs w:val="0"/>
+          <w:i w:val="0"/>
           <w:color w:val="000000" w:themeColor="text1"/>
           <w:sz w:val="24"/>
           <w:szCs w:val="24"/>
@@ -2194,6 +2230,8 @@
         <w:rPr>
           <w:b w:val="0"/>
           <w:bCs w:val="0"/>
+          <w:i w:val="0"/>
+          <w:iCs w:val="0"/>
           <w:color w:val="000000" w:themeColor="text1"/>
           <w:sz w:val="24"/>
           <w:szCs w:val="24"/>
@@ -2207,6 +2245,8 @@
             <w:rFonts w:ascii="Times New Roman" w:hAnsi="Times New Roman" w:eastAsia="Times New Roman" w:cs="Times New Roman"/>
             <w:b w:val="0"/>
             <w:bCs w:val="0"/>
+            <w:i w:val="0"/>
+            <w:iCs w:val="0"/>
             <w:color w:val="000000" w:themeColor="text1"/>
             <w:sz w:val="24"/>
             <w:szCs w:val="24"/>
@@ -2219,6 +2259,8 @@
             <w:rFonts w:ascii="Times New Roman" w:hAnsi="Times New Roman" w:eastAsia="Times New Roman" w:cs="Times New Roman"/>
             <w:b w:val="0"/>
             <w:bCs w:val="0"/>
+            <w:i w:val="0"/>
+            <w:iCs w:val="0"/>
             <w:color w:val="000000" w:themeColor="text1"/>
             <w:sz w:val="24"/>
             <w:szCs w:val="24"/>
@@ -2234,6 +2276,8 @@
             <w:rFonts w:ascii="Times New Roman" w:hAnsi="Times New Roman" w:eastAsia="Times New Roman" w:cs="Times New Roman"/>
             <w:b w:val="0"/>
             <w:bCs w:val="0"/>
+            <w:i w:val="0"/>
+            <w:iCs w:val="0"/>
             <w:color w:val="000000" w:themeColor="text1"/>
             <w:sz w:val="24"/>
             <w:szCs w:val="24"/>
@@ -2248,6 +2292,8 @@
             <w:rFonts w:ascii="Times New Roman" w:hAnsi="Times New Roman" w:eastAsia="Times New Roman" w:cs="Times New Roman"/>
             <w:b w:val="0"/>
             <w:bCs w:val="0"/>
+            <w:i w:val="0"/>
+            <w:iCs w:val="0"/>
             <w:color w:val="000000" w:themeColor="text1"/>
             <w:sz w:val="24"/>
             <w:szCs w:val="24"/>
@@ -2262,6 +2308,8 @@
             <w:rFonts w:ascii="Times New Roman" w:hAnsi="Times New Roman" w:eastAsia="Times New Roman" w:cs="Times New Roman"/>
             <w:b w:val="0"/>
             <w:bCs w:val="0"/>
+            <w:i w:val="0"/>
+            <w:iCs w:val="0"/>
             <w:color w:val="000000" w:themeColor="text1"/>
             <w:sz w:val="24"/>
             <w:szCs w:val="24"/>
@@ -2273,6 +2321,8 @@
             <w:rFonts w:ascii="Times New Roman" w:hAnsi="Times New Roman" w:eastAsia="Times New Roman" w:cs="Times New Roman"/>
             <w:b w:val="0"/>
             <w:bCs w:val="0"/>
+            <w:i w:val="0"/>
+            <w:iCs w:val="0"/>
             <w:color w:val="000000" w:themeColor="text1"/>
             <w:sz w:val="24"/>
             <w:szCs w:val="24"/>
@@ -2285,6 +2335,8 @@
             <w:rFonts w:ascii="Times New Roman" w:hAnsi="Times New Roman" w:eastAsia="Times New Roman" w:cs="Times New Roman"/>
             <w:b w:val="0"/>
             <w:bCs w:val="0"/>
+            <w:i w:val="0"/>
+            <w:iCs w:val="0"/>
             <w:color w:val="000000" w:themeColor="text1"/>
             <w:sz w:val="24"/>
             <w:szCs w:val="24"/>
@@ -2301,6 +2353,8 @@
         <w:rPr>
           <w:b w:val="0"/>
           <w:bCs w:val="0"/>
+          <w:i w:val="0"/>
+          <w:iCs w:val="0"/>
           <w:color w:val="000000" w:themeColor="text1"/>
           <w:sz w:val="24"/>
           <w:szCs w:val="24"/>
@@ -2312,6 +2366,8 @@
           <w:rFonts w:ascii="Times New Roman" w:hAnsi="Times New Roman" w:eastAsia="Times New Roman" w:cs="Times New Roman"/>
           <w:b w:val="0"/>
           <w:bCs w:val="0"/>
+          <w:i w:val="0"/>
+          <w:iCs w:val="0"/>
           <w:color w:val="000000" w:themeColor="text1"/>
           <w:sz w:val="24"/>
           <w:szCs w:val="24"/>
@@ -2333,6 +2389,7 @@
           <w:rFonts w:ascii="Times New Roman" w:hAnsi="Times New Roman" w:cs="Times New Roman"/>
           <w:b w:val="0"/>
           <w:bCs w:val="0"/>
+          <w:i w:val="0"/>
           <w:color w:val="000000" w:themeColor="text1"/>
           <w:sz w:val="24"/>
           <w:szCs w:val="24"/>
@@ -2345,6 +2402,8 @@
         <w:rPr>
           <w:b w:val="0"/>
           <w:bCs w:val="0"/>
+          <w:i w:val="0"/>
+          <w:iCs w:val="0"/>
           <w:color w:val="000000" w:themeColor="text1"/>
           <w:sz w:val="24"/>
           <w:szCs w:val="24"/>
@@ -2358,6 +2417,8 @@
             <w:rFonts w:ascii="Times New Roman" w:hAnsi="Times New Roman" w:eastAsia="Times New Roman" w:cs="Times New Roman"/>
             <w:b w:val="0"/>
             <w:bCs w:val="0"/>
+            <w:i w:val="0"/>
+            <w:iCs w:val="0"/>
             <w:color w:val="000000" w:themeColor="text1"/>
             <w:sz w:val="24"/>
             <w:szCs w:val="24"/>
@@ -2370,6 +2431,8 @@
             <w:rFonts w:ascii="Times New Roman" w:hAnsi="Times New Roman" w:eastAsia="Times New Roman" w:cs="Times New Roman"/>
             <w:b w:val="0"/>
             <w:bCs w:val="0"/>
+            <w:i w:val="0"/>
+            <w:iCs w:val="0"/>
             <w:color w:val="000000" w:themeColor="text1"/>
             <w:sz w:val="24"/>
             <w:szCs w:val="24"/>
@@ -2385,6 +2448,8 @@
             <w:rFonts w:ascii="Times New Roman" w:hAnsi="Times New Roman" w:eastAsia="Times New Roman" w:cs="Times New Roman"/>
             <w:b w:val="0"/>
             <w:bCs w:val="0"/>
+            <w:i w:val="0"/>
+            <w:iCs w:val="0"/>
             <w:color w:val="000000" w:themeColor="text1"/>
             <w:sz w:val="24"/>
             <w:szCs w:val="24"/>
@@ -2399,6 +2464,8 @@
             <w:rFonts w:ascii="Times New Roman" w:hAnsi="Times New Roman" w:eastAsia="Times New Roman" w:cs="Times New Roman"/>
             <w:b w:val="0"/>
             <w:bCs w:val="0"/>
+            <w:i w:val="0"/>
+            <w:iCs w:val="0"/>
             <w:color w:val="000000" w:themeColor="text1"/>
             <w:sz w:val="24"/>
             <w:szCs w:val="24"/>
@@ -2414,6 +2481,8 @@
             <w:rFonts w:ascii="Times New Roman" w:hAnsi="Times New Roman" w:eastAsia="Times New Roman" w:cs="Times New Roman"/>
             <w:b w:val="0"/>
             <w:bCs w:val="0"/>
+            <w:i w:val="0"/>
+            <w:iCs w:val="0"/>
             <w:color w:val="000000" w:themeColor="text1"/>
             <w:sz w:val="24"/>
             <w:szCs w:val="24"/>
@@ -2430,6 +2499,8 @@
             <w:rFonts w:ascii="Times New Roman" w:hAnsi="Times New Roman" w:eastAsia="Times New Roman" w:cs="Times New Roman"/>
             <w:b w:val="0"/>
             <w:bCs w:val="0"/>
+            <w:i w:val="0"/>
+            <w:iCs w:val="0"/>
             <w:color w:val="000000" w:themeColor="text1"/>
             <w:sz w:val="24"/>
             <w:szCs w:val="24"/>
@@ -2444,6 +2515,8 @@
             <w:rFonts w:ascii="Times New Roman" w:hAnsi="Times New Roman" w:eastAsia="Times New Roman" w:cs="Times New Roman"/>
             <w:b w:val="0"/>
             <w:bCs w:val="0"/>
+            <w:i w:val="0"/>
+            <w:iCs w:val="0"/>
             <w:color w:val="000000" w:themeColor="text1"/>
             <w:sz w:val="24"/>
             <w:szCs w:val="24"/>
@@ -2456,6 +2529,8 @@
             <w:rFonts w:ascii="Times New Roman" w:hAnsi="Times New Roman" w:eastAsia="Times New Roman" w:cs="Times New Roman"/>
             <w:b w:val="0"/>
             <w:bCs w:val="0"/>
+            <w:i w:val="0"/>
+            <w:iCs w:val="0"/>
             <w:color w:val="000000" w:themeColor="text1"/>
             <w:sz w:val="24"/>
             <w:szCs w:val="24"/>
@@ -2472,6 +2547,8 @@
         <w:rPr>
           <w:b w:val="0"/>
           <w:bCs w:val="0"/>
+          <w:i w:val="0"/>
+          <w:iCs w:val="0"/>
           <w:color w:val="000000" w:themeColor="text1"/>
           <w:sz w:val="24"/>
           <w:szCs w:val="24"/>
@@ -2483,6 +2560,8 @@
           <w:rFonts w:ascii="Times New Roman" w:hAnsi="Times New Roman" w:eastAsia="Times New Roman" w:cs="Times New Roman"/>
           <w:b w:val="0"/>
           <w:bCs w:val="0"/>
+          <w:i w:val="0"/>
+          <w:iCs w:val="0"/>
           <w:color w:val="000000" w:themeColor="text1"/>
           <w:sz w:val="24"/>
           <w:szCs w:val="24"/>
@@ -2507,6 +2586,7 @@
           <w:rFonts w:ascii="Times New Roman" w:hAnsi="Times New Roman" w:cs="Times New Roman"/>
           <w:b w:val="0"/>
           <w:bCs w:val="0"/>
+          <w:i w:val="0"/>
           <w:color w:val="000000" w:themeColor="text1"/>
           <w:sz w:val="24"/>
           <w:szCs w:val="24"/>
@@ -2519,6 +2599,8 @@
         <w:rPr>
           <w:b w:val="0"/>
           <w:bCs w:val="0"/>
+          <w:i w:val="0"/>
+          <w:iCs w:val="0"/>
           <w:color w:val="000000" w:themeColor="text1"/>
           <w:sz w:val="24"/>
           <w:szCs w:val="24"/>
@@ -2532,6 +2614,8 @@
             <w:rFonts w:ascii="Times New Roman" w:hAnsi="Times New Roman" w:eastAsia="Times New Roman" w:cs="Times New Roman"/>
             <w:b w:val="0"/>
             <w:bCs w:val="0"/>
+            <w:i w:val="0"/>
+            <w:iCs w:val="0"/>
             <w:color w:val="000000" w:themeColor="text1"/>
             <w:sz w:val="24"/>
             <w:szCs w:val="24"/>
@@ -2544,6 +2628,8 @@
             <w:rFonts w:ascii="Times New Roman" w:hAnsi="Times New Roman" w:eastAsia="Times New Roman" w:cs="Times New Roman"/>
             <w:b w:val="0"/>
             <w:bCs w:val="0"/>
+            <w:i w:val="0"/>
+            <w:iCs w:val="0"/>
             <w:color w:val="000000" w:themeColor="text1"/>
             <w:sz w:val="24"/>
             <w:szCs w:val="24"/>
@@ -2559,6 +2645,8 @@
             <w:rFonts w:ascii="Times New Roman" w:hAnsi="Times New Roman" w:eastAsia="Times New Roman" w:cs="Times New Roman"/>
             <w:b w:val="0"/>
             <w:bCs w:val="0"/>
+            <w:i w:val="0"/>
+            <w:iCs w:val="0"/>
             <w:color w:val="000000" w:themeColor="text1"/>
             <w:sz w:val="24"/>
             <w:szCs w:val="24"/>
@@ -2573,6 +2661,8 @@
             <w:rFonts w:ascii="Times New Roman" w:hAnsi="Times New Roman" w:eastAsia="Times New Roman" w:cs="Times New Roman"/>
             <w:b w:val="0"/>
             <w:bCs w:val="0"/>
+            <w:i w:val="0"/>
+            <w:iCs w:val="0"/>
             <w:color w:val="000000" w:themeColor="text1"/>
             <w:sz w:val="24"/>
             <w:szCs w:val="24"/>
@@ -2588,6 +2678,8 @@
             <w:rFonts w:ascii="Times New Roman" w:hAnsi="Times New Roman" w:eastAsia="Times New Roman" w:cs="Times New Roman"/>
             <w:b w:val="0"/>
             <w:bCs w:val="0"/>
+            <w:i w:val="0"/>
+            <w:iCs w:val="0"/>
             <w:color w:val="000000" w:themeColor="text1"/>
             <w:sz w:val="24"/>
             <w:szCs w:val="24"/>
@@ -2601,6 +2693,8 @@
             <w:rFonts w:ascii="Times New Roman" w:hAnsi="Times New Roman" w:eastAsia="Times New Roman" w:cs="Times New Roman"/>
             <w:b w:val="0"/>
             <w:bCs w:val="0"/>
+            <w:i w:val="0"/>
+            <w:iCs w:val="0"/>
             <w:color w:val="000000" w:themeColor="text1"/>
             <w:sz w:val="24"/>
             <w:szCs w:val="24"/>
@@ -2613,6 +2707,8 @@
             <w:rFonts w:ascii="Times New Roman" w:hAnsi="Times New Roman" w:eastAsia="Times New Roman" w:cs="Times New Roman"/>
             <w:b w:val="0"/>
             <w:bCs w:val="0"/>
+            <w:i w:val="0"/>
+            <w:iCs w:val="0"/>
             <w:color w:val="000000" w:themeColor="text1"/>
             <w:sz w:val="24"/>
             <w:szCs w:val="24"/>
@@ -2629,6 +2725,8 @@
         <w:rPr>
           <w:b w:val="0"/>
           <w:bCs w:val="0"/>
+          <w:i w:val="0"/>
+          <w:iCs w:val="0"/>
           <w:color w:val="000000" w:themeColor="text1"/>
           <w:sz w:val="24"/>
           <w:szCs w:val="24"/>
@@ -2640,6 +2738,8 @@
           <w:rFonts w:ascii="Times New Roman" w:hAnsi="Times New Roman" w:eastAsia="Times New Roman" w:cs="Times New Roman"/>
           <w:b w:val="0"/>
           <w:bCs w:val="0"/>
+          <w:i w:val="0"/>
+          <w:iCs w:val="0"/>
           <w:color w:val="000000" w:themeColor="text1"/>
           <w:sz w:val="24"/>
           <w:szCs w:val="24"/>
@@ -2663,6 +2763,7 @@
           <w:rFonts w:ascii="Times New Roman" w:hAnsi="Times New Roman" w:cs="Times New Roman"/>
           <w:b w:val="0"/>
           <w:bCs w:val="0"/>
+          <w:i w:val="0"/>
           <w:color w:val="000000" w:themeColor="text1"/>
           <w:sz w:val="24"/>
           <w:szCs w:val="24"/>
@@ -2673,6 +2774,8 @@
         <w:rPr>
           <w:b w:val="0"/>
           <w:bCs w:val="0"/>
+          <w:i w:val="0"/>
+          <w:iCs w:val="0"/>
           <w:color w:val="000000" w:themeColor="text1"/>
           <w:sz w:val="24"/>
           <w:szCs w:val="24"/>
@@ -2686,6 +2789,8 @@
             <w:rFonts w:ascii="Times New Roman" w:hAnsi="Times New Roman" w:eastAsia="Times New Roman" w:cs="Times New Roman"/>
             <w:b w:val="0"/>
             <w:bCs w:val="0"/>
+            <w:i w:val="0"/>
+            <w:iCs w:val="0"/>
             <w:color w:val="000000" w:themeColor="text1"/>
             <w:sz w:val="24"/>
             <w:szCs w:val="24"/>
@@ -2698,6 +2803,8 @@
             <w:rFonts w:ascii="Times New Roman" w:hAnsi="Times New Roman" w:eastAsia="Times New Roman" w:cs="Times New Roman"/>
             <w:b w:val="0"/>
             <w:bCs w:val="0"/>
+            <w:i w:val="0"/>
+            <w:iCs w:val="0"/>
             <w:color w:val="000000" w:themeColor="text1"/>
             <w:sz w:val="24"/>
             <w:szCs w:val="24"/>
@@ -2713,6 +2820,8 @@
             <w:rFonts w:ascii="Times New Roman" w:hAnsi="Times New Roman" w:eastAsia="Times New Roman" w:cs="Times New Roman"/>
             <w:b w:val="0"/>
             <w:bCs w:val="0"/>
+            <w:i w:val="0"/>
+            <w:iCs w:val="0"/>
             <w:color w:val="000000" w:themeColor="text1"/>
             <w:sz w:val="24"/>
             <w:szCs w:val="24"/>
@@ -2728,6 +2837,8 @@
             <w:rFonts w:ascii="Times New Roman" w:hAnsi="Times New Roman" w:eastAsia="Times New Roman" w:cs="Times New Roman"/>
             <w:b w:val="0"/>
             <w:bCs w:val="0"/>
+            <w:i w:val="0"/>
+            <w:iCs w:val="0"/>
             <w:color w:val="000000" w:themeColor="text1"/>
             <w:sz w:val="24"/>
             <w:szCs w:val="24"/>
@@ -2735,7 +2846,7 @@
             <w:u w:val="none"/>
             <w:lang w:val="ru-RU"/>
           </w:rPr>
-          <w:t xml:space="preserve">Формализованное описание продедуры поиска учебно-методических изданий кафедры САПРиУ</w:t>
+          <w:t xml:space="preserve">Формализованное описание процедуры поиска учебно-методических изданий кафедры САПРиУ</w:t>
         </w:r>
         <w:r>
           <w:rPr>
@@ -2743,6 +2854,8 @@
             <w:rFonts w:ascii="Times New Roman" w:hAnsi="Times New Roman" w:eastAsia="Times New Roman" w:cs="Times New Roman"/>
             <w:b w:val="0"/>
             <w:bCs w:val="0"/>
+            <w:i w:val="0"/>
+            <w:iCs w:val="0"/>
             <w:color w:val="000000" w:themeColor="text1"/>
             <w:sz w:val="24"/>
             <w:szCs w:val="24"/>
@@ -2754,6 +2867,8 @@
             <w:rFonts w:ascii="Times New Roman" w:hAnsi="Times New Roman" w:eastAsia="Times New Roman" w:cs="Times New Roman"/>
             <w:b w:val="0"/>
             <w:bCs w:val="0"/>
+            <w:i w:val="0"/>
+            <w:iCs w:val="0"/>
             <w:color w:val="000000" w:themeColor="text1"/>
             <w:sz w:val="24"/>
             <w:szCs w:val="24"/>
@@ -2766,6 +2881,8 @@
             <w:rFonts w:ascii="Times New Roman" w:hAnsi="Times New Roman" w:eastAsia="Times New Roman" w:cs="Times New Roman"/>
             <w:b w:val="0"/>
             <w:bCs w:val="0"/>
+            <w:i w:val="0"/>
+            <w:iCs w:val="0"/>
             <w:color w:val="000000" w:themeColor="text1"/>
             <w:sz w:val="24"/>
             <w:szCs w:val="24"/>
@@ -2782,6 +2899,8 @@
         <w:rPr>
           <w:b w:val="0"/>
           <w:bCs w:val="0"/>
+          <w:i w:val="0"/>
+          <w:iCs w:val="0"/>
           <w:color w:val="000000" w:themeColor="text1"/>
           <w:sz w:val="24"/>
           <w:szCs w:val="24"/>
@@ -2793,6 +2912,8 @@
           <w:rFonts w:ascii="Times New Roman" w:hAnsi="Times New Roman" w:eastAsia="Times New Roman" w:cs="Times New Roman"/>
           <w:b w:val="0"/>
           <w:bCs w:val="0"/>
+          <w:i w:val="0"/>
+          <w:iCs w:val="0"/>
           <w:color w:val="000000" w:themeColor="text1"/>
           <w:sz w:val="24"/>
           <w:szCs w:val="24"/>
@@ -2814,6 +2935,7 @@
           <w:rFonts w:ascii="Times New Roman" w:hAnsi="Times New Roman" w:cs="Times New Roman"/>
           <w:b w:val="0"/>
           <w:bCs w:val="0"/>
+          <w:i w:val="0"/>
           <w:color w:val="000000" w:themeColor="text1"/>
           <w:sz w:val="24"/>
           <w:szCs w:val="24"/>
@@ -2824,6 +2946,8 @@
         <w:rPr>
           <w:b w:val="0"/>
           <w:bCs w:val="0"/>
+          <w:i w:val="0"/>
+          <w:iCs w:val="0"/>
           <w:color w:val="000000" w:themeColor="text1"/>
           <w:sz w:val="24"/>
           <w:szCs w:val="24"/>
@@ -2837,6 +2961,8 @@
             <w:rFonts w:ascii="Times New Roman" w:hAnsi="Times New Roman" w:eastAsia="Times New Roman" w:cs="Times New Roman"/>
             <w:b w:val="0"/>
             <w:bCs w:val="0"/>
+            <w:i w:val="0"/>
+            <w:iCs w:val="0"/>
             <w:color w:val="000000" w:themeColor="text1"/>
             <w:sz w:val="24"/>
             <w:szCs w:val="24"/>
@@ -2849,6 +2975,8 @@
             <w:rFonts w:ascii="Times New Roman" w:hAnsi="Times New Roman" w:eastAsia="Times New Roman" w:cs="Times New Roman"/>
             <w:b w:val="0"/>
             <w:bCs w:val="0"/>
+            <w:i w:val="0"/>
+            <w:iCs w:val="0"/>
             <w:color w:val="000000" w:themeColor="text1"/>
             <w:sz w:val="24"/>
             <w:szCs w:val="24"/>
@@ -2864,6 +2992,8 @@
             <w:rFonts w:ascii="Times New Roman" w:hAnsi="Times New Roman" w:eastAsia="Times New Roman" w:cs="Times New Roman"/>
             <w:b w:val="0"/>
             <w:bCs w:val="0"/>
+            <w:i w:val="0"/>
+            <w:iCs w:val="0"/>
             <w:color w:val="000000" w:themeColor="text1"/>
             <w:sz w:val="24"/>
             <w:szCs w:val="24"/>
@@ -2879,6 +3009,8 @@
             <w:rFonts w:ascii="Times New Roman" w:hAnsi="Times New Roman" w:eastAsia="Times New Roman" w:cs="Times New Roman"/>
             <w:b w:val="0"/>
             <w:bCs w:val="0"/>
+            <w:i w:val="0"/>
+            <w:iCs w:val="0"/>
             <w:color w:val="000000" w:themeColor="text1"/>
             <w:sz w:val="24"/>
             <w:szCs w:val="24"/>
@@ -2894,6 +3026,8 @@
             <w:rFonts w:ascii="Times New Roman" w:hAnsi="Times New Roman" w:eastAsia="Times New Roman" w:cs="Times New Roman"/>
             <w:b w:val="0"/>
             <w:bCs w:val="0"/>
+            <w:i w:val="0"/>
+            <w:iCs w:val="0"/>
             <w:color w:val="000000" w:themeColor="text1"/>
             <w:sz w:val="24"/>
             <w:szCs w:val="24"/>
@@ -2909,6 +3043,8 @@
             <w:rFonts w:ascii="Times New Roman" w:hAnsi="Times New Roman" w:eastAsia="Times New Roman" w:cs="Times New Roman"/>
             <w:b w:val="0"/>
             <w:bCs w:val="0"/>
+            <w:i w:val="0"/>
+            <w:iCs w:val="0"/>
             <w:color w:val="000000" w:themeColor="text1"/>
             <w:sz w:val="24"/>
             <w:szCs w:val="24"/>
@@ -2924,6 +3060,8 @@
             <w:rFonts w:ascii="Times New Roman" w:hAnsi="Times New Roman" w:eastAsia="Times New Roman" w:cs="Times New Roman"/>
             <w:b w:val="0"/>
             <w:bCs w:val="0"/>
+            <w:i w:val="0"/>
+            <w:iCs w:val="0"/>
             <w:color w:val="000000" w:themeColor="text1"/>
             <w:sz w:val="24"/>
             <w:szCs w:val="24"/>
@@ -2939,6 +3077,8 @@
             <w:rFonts w:ascii="Times New Roman" w:hAnsi="Times New Roman" w:eastAsia="Times New Roman" w:cs="Times New Roman"/>
             <w:b w:val="0"/>
             <w:bCs w:val="0"/>
+            <w:i w:val="0"/>
+            <w:iCs w:val="0"/>
             <w:color w:val="000000" w:themeColor="text1"/>
             <w:sz w:val="24"/>
             <w:szCs w:val="24"/>
@@ -2950,6 +3090,8 @@
             <w:rFonts w:ascii="Times New Roman" w:hAnsi="Times New Roman" w:eastAsia="Times New Roman" w:cs="Times New Roman"/>
             <w:b w:val="0"/>
             <w:bCs w:val="0"/>
+            <w:i w:val="0"/>
+            <w:iCs w:val="0"/>
             <w:color w:val="000000" w:themeColor="text1"/>
             <w:sz w:val="24"/>
             <w:szCs w:val="24"/>
@@ -2962,6 +3104,8 @@
             <w:rFonts w:ascii="Times New Roman" w:hAnsi="Times New Roman" w:eastAsia="Times New Roman" w:cs="Times New Roman"/>
             <w:b w:val="0"/>
             <w:bCs w:val="0"/>
+            <w:i w:val="0"/>
+            <w:iCs w:val="0"/>
             <w:color w:val="000000" w:themeColor="text1"/>
             <w:sz w:val="24"/>
             <w:szCs w:val="24"/>
@@ -2978,6 +3122,8 @@
         <w:rPr>
           <w:b w:val="0"/>
           <w:bCs w:val="0"/>
+          <w:i w:val="0"/>
+          <w:iCs w:val="0"/>
           <w:color w:val="000000" w:themeColor="text1"/>
           <w:sz w:val="24"/>
           <w:szCs w:val="24"/>
@@ -2989,6 +3135,8 @@
           <w:rFonts w:ascii="Times New Roman" w:hAnsi="Times New Roman" w:eastAsia="Times New Roman" w:cs="Times New Roman"/>
           <w:b w:val="0"/>
           <w:bCs w:val="0"/>
+          <w:i w:val="0"/>
+          <w:iCs w:val="0"/>
           <w:color w:val="000000" w:themeColor="text1"/>
           <w:sz w:val="24"/>
           <w:szCs w:val="24"/>
@@ -3010,6 +3158,7 @@
           <w:rFonts w:ascii="Times New Roman" w:hAnsi="Times New Roman" w:cs="Times New Roman"/>
           <w:b w:val="0"/>
           <w:bCs w:val="0"/>
+          <w:i w:val="0"/>
           <w:color w:val="000000" w:themeColor="text1"/>
           <w:sz w:val="24"/>
           <w:szCs w:val="24"/>
@@ -3020,6 +3169,8 @@
         <w:rPr>
           <w:b w:val="0"/>
           <w:bCs w:val="0"/>
+          <w:i w:val="0"/>
+          <w:iCs w:val="0"/>
           <w:color w:val="000000" w:themeColor="text1"/>
           <w:sz w:val="24"/>
           <w:szCs w:val="24"/>
@@ -3033,6 +3184,8 @@
             <w:rFonts w:ascii="Times New Roman" w:hAnsi="Times New Roman" w:eastAsia="Times New Roman" w:cs="Times New Roman"/>
             <w:b w:val="0"/>
             <w:bCs w:val="0"/>
+            <w:i w:val="0"/>
+            <w:iCs w:val="0"/>
             <w:color w:val="000000" w:themeColor="text1"/>
             <w:sz w:val="24"/>
             <w:szCs w:val="24"/>
@@ -3045,6 +3198,8 @@
             <w:rFonts w:ascii="Times New Roman" w:hAnsi="Times New Roman" w:eastAsia="Times New Roman" w:cs="Times New Roman"/>
             <w:b w:val="0"/>
             <w:bCs w:val="0"/>
+            <w:i w:val="0"/>
+            <w:iCs w:val="0"/>
             <w:color w:val="000000" w:themeColor="text1"/>
             <w:sz w:val="24"/>
             <w:szCs w:val="24"/>
@@ -3060,6 +3215,8 @@
             <w:rFonts w:ascii="Times New Roman" w:hAnsi="Times New Roman" w:eastAsia="Times New Roman" w:cs="Times New Roman"/>
             <w:b w:val="0"/>
             <w:bCs w:val="0"/>
+            <w:i w:val="0"/>
+            <w:iCs w:val="0"/>
             <w:color w:val="000000" w:themeColor="text1"/>
             <w:sz w:val="24"/>
             <w:szCs w:val="24"/>
@@ -3075,6 +3232,8 @@
             <w:rFonts w:ascii="Times New Roman" w:hAnsi="Times New Roman" w:eastAsia="Times New Roman" w:cs="Times New Roman"/>
             <w:b w:val="0"/>
             <w:bCs w:val="0"/>
+            <w:i w:val="0"/>
+            <w:iCs w:val="0"/>
             <w:color w:val="000000" w:themeColor="text1"/>
             <w:sz w:val="24"/>
             <w:szCs w:val="24"/>
@@ -3090,6 +3249,8 @@
             <w:rFonts w:ascii="Times New Roman" w:hAnsi="Times New Roman" w:eastAsia="Times New Roman" w:cs="Times New Roman"/>
             <w:b w:val="0"/>
             <w:bCs w:val="0"/>
+            <w:i w:val="0"/>
+            <w:iCs w:val="0"/>
             <w:color w:val="000000" w:themeColor="text1"/>
             <w:sz w:val="24"/>
             <w:szCs w:val="24"/>
@@ -3105,6 +3266,8 @@
             <w:rFonts w:ascii="Times New Roman" w:hAnsi="Times New Roman" w:eastAsia="Times New Roman" w:cs="Times New Roman"/>
             <w:b w:val="0"/>
             <w:bCs w:val="0"/>
+            <w:i w:val="0"/>
+            <w:iCs w:val="0"/>
             <w:color w:val="000000" w:themeColor="text1"/>
             <w:sz w:val="24"/>
             <w:szCs w:val="24"/>
@@ -3116,6 +3279,8 @@
             <w:rFonts w:ascii="Times New Roman" w:hAnsi="Times New Roman" w:eastAsia="Times New Roman" w:cs="Times New Roman"/>
             <w:b w:val="0"/>
             <w:bCs w:val="0"/>
+            <w:i w:val="0"/>
+            <w:iCs w:val="0"/>
             <w:color w:val="000000" w:themeColor="text1"/>
             <w:sz w:val="24"/>
             <w:szCs w:val="24"/>
@@ -3128,6 +3293,8 @@
             <w:rFonts w:ascii="Times New Roman" w:hAnsi="Times New Roman" w:eastAsia="Times New Roman" w:cs="Times New Roman"/>
             <w:b w:val="0"/>
             <w:bCs w:val="0"/>
+            <w:i w:val="0"/>
+            <w:iCs w:val="0"/>
             <w:color w:val="000000" w:themeColor="text1"/>
             <w:sz w:val="24"/>
             <w:szCs w:val="24"/>
@@ -3144,6 +3311,8 @@
         <w:rPr>
           <w:b w:val="0"/>
           <w:bCs w:val="0"/>
+          <w:i w:val="0"/>
+          <w:iCs w:val="0"/>
           <w:color w:val="000000" w:themeColor="text1"/>
           <w:sz w:val="24"/>
           <w:szCs w:val="24"/>
@@ -3155,6 +3324,8 @@
           <w:rFonts w:ascii="Times New Roman" w:hAnsi="Times New Roman" w:eastAsia="Times New Roman" w:cs="Times New Roman"/>
           <w:b w:val="0"/>
           <w:bCs w:val="0"/>
+          <w:i w:val="0"/>
+          <w:iCs w:val="0"/>
           <w:color w:val="000000" w:themeColor="text1"/>
           <w:sz w:val="24"/>
           <w:szCs w:val="24"/>
@@ -3176,6 +3347,7 @@
           <w:rFonts w:ascii="Times New Roman" w:hAnsi="Times New Roman" w:cs="Times New Roman"/>
           <w:b w:val="0"/>
           <w:bCs w:val="0"/>
+          <w:i w:val="0"/>
           <w:color w:val="000000" w:themeColor="text1"/>
           <w:sz w:val="24"/>
           <w:szCs w:val="24"/>
@@ -3187,6 +3359,8 @@
         <w:rPr>
           <w:b w:val="0"/>
           <w:bCs w:val="0"/>
+          <w:i w:val="0"/>
+          <w:iCs w:val="0"/>
           <w:color w:val="000000" w:themeColor="text1"/>
           <w:sz w:val="24"/>
           <w:szCs w:val="24"/>
@@ -3200,6 +3374,8 @@
             <w:rFonts w:ascii="Times New Roman" w:hAnsi="Times New Roman" w:eastAsia="Times New Roman" w:cs="Times New Roman"/>
             <w:b w:val="0"/>
             <w:bCs w:val="0"/>
+            <w:i w:val="0"/>
+            <w:iCs w:val="0"/>
             <w:color w:val="000000" w:themeColor="text1"/>
             <w:sz w:val="24"/>
             <w:szCs w:val="24"/>
@@ -3212,6 +3388,8 @@
             <w:rFonts w:ascii="Times New Roman" w:hAnsi="Times New Roman" w:eastAsia="Times New Roman" w:cs="Times New Roman"/>
             <w:b w:val="0"/>
             <w:bCs w:val="0"/>
+            <w:i w:val="0"/>
+            <w:iCs w:val="0"/>
             <w:color w:val="000000" w:themeColor="text1"/>
             <w:sz w:val="24"/>
             <w:szCs w:val="24"/>
@@ -3227,6 +3405,8 @@
             <w:rFonts w:ascii="Times New Roman" w:hAnsi="Times New Roman" w:eastAsia="Times New Roman" w:cs="Times New Roman"/>
             <w:b w:val="0"/>
             <w:bCs w:val="0"/>
+            <w:i w:val="0"/>
+            <w:iCs w:val="0"/>
             <w:color w:val="000000" w:themeColor="text1"/>
             <w:sz w:val="24"/>
             <w:szCs w:val="24"/>
@@ -3242,6 +3422,8 @@
             <w:rFonts w:ascii="Times New Roman" w:hAnsi="Times New Roman" w:eastAsia="Times New Roman" w:cs="Times New Roman"/>
             <w:b w:val="0"/>
             <w:bCs w:val="0"/>
+            <w:i w:val="0"/>
+            <w:iCs w:val="0"/>
             <w:color w:val="000000" w:themeColor="text1"/>
             <w:sz w:val="24"/>
             <w:szCs w:val="24"/>
@@ -3257,6 +3439,8 @@
             <w:rFonts w:ascii="Times New Roman" w:hAnsi="Times New Roman" w:eastAsia="Times New Roman" w:cs="Times New Roman"/>
             <w:b w:val="0"/>
             <w:bCs w:val="0"/>
+            <w:i w:val="0"/>
+            <w:iCs w:val="0"/>
             <w:color w:val="000000" w:themeColor="text1"/>
             <w:sz w:val="24"/>
             <w:szCs w:val="24"/>
@@ -3272,6 +3456,8 @@
             <w:rFonts w:ascii="Times New Roman" w:hAnsi="Times New Roman" w:eastAsia="Times New Roman" w:cs="Times New Roman"/>
             <w:b w:val="0"/>
             <w:bCs w:val="0"/>
+            <w:i w:val="0"/>
+            <w:iCs w:val="0"/>
             <w:color w:val="000000" w:themeColor="text1"/>
             <w:sz w:val="24"/>
             <w:szCs w:val="24"/>
@@ -3287,6 +3473,8 @@
             <w:rFonts w:ascii="Times New Roman" w:hAnsi="Times New Roman" w:eastAsia="Times New Roman" w:cs="Times New Roman"/>
             <w:b w:val="0"/>
             <w:bCs w:val="0"/>
+            <w:i w:val="0"/>
+            <w:iCs w:val="0"/>
             <w:color w:val="000000" w:themeColor="text1"/>
             <w:sz w:val="24"/>
             <w:szCs w:val="24"/>
@@ -3302,6 +3490,8 @@
             <w:rFonts w:ascii="Times New Roman" w:hAnsi="Times New Roman" w:eastAsia="Times New Roman" w:cs="Times New Roman"/>
             <w:b w:val="0"/>
             <w:bCs w:val="0"/>
+            <w:i w:val="0"/>
+            <w:iCs w:val="0"/>
             <w:color w:val="000000" w:themeColor="text1"/>
             <w:sz w:val="24"/>
             <w:szCs w:val="24"/>
@@ -3315,6 +3505,8 @@
             <w:rFonts w:ascii="Times New Roman" w:hAnsi="Times New Roman" w:eastAsia="Times New Roman" w:cs="Times New Roman"/>
             <w:b w:val="0"/>
             <w:bCs w:val="0"/>
+            <w:i w:val="0"/>
+            <w:iCs w:val="0"/>
             <w:color w:val="000000" w:themeColor="text1"/>
             <w:sz w:val="24"/>
             <w:szCs w:val="24"/>
@@ -3327,6 +3519,8 @@
             <w:rFonts w:ascii="Times New Roman" w:hAnsi="Times New Roman" w:eastAsia="Times New Roman" w:cs="Times New Roman"/>
             <w:b w:val="0"/>
             <w:bCs w:val="0"/>
+            <w:i w:val="0"/>
+            <w:iCs w:val="0"/>
             <w:color w:val="000000" w:themeColor="text1"/>
             <w:sz w:val="24"/>
             <w:szCs w:val="24"/>
@@ -3343,6 +3537,8 @@
         <w:rPr>
           <w:b w:val="0"/>
           <w:bCs w:val="0"/>
+          <w:i w:val="0"/>
+          <w:iCs w:val="0"/>
           <w:color w:val="000000" w:themeColor="text1"/>
           <w:sz w:val="24"/>
           <w:szCs w:val="24"/>
@@ -3354,6 +3550,8 @@
           <w:rFonts w:ascii="Times New Roman" w:hAnsi="Times New Roman" w:eastAsia="Times New Roman" w:cs="Times New Roman"/>
           <w:b w:val="0"/>
           <w:bCs w:val="0"/>
+          <w:i w:val="0"/>
+          <w:iCs w:val="0"/>
           <w:color w:val="000000" w:themeColor="text1"/>
           <w:sz w:val="24"/>
           <w:szCs w:val="24"/>
@@ -3377,6 +3575,7 @@
           <w:rFonts w:ascii="Times New Roman" w:hAnsi="Times New Roman" w:cs="Times New Roman"/>
           <w:b w:val="0"/>
           <w:bCs w:val="0"/>
+          <w:i w:val="0"/>
           <w:color w:val="000000" w:themeColor="text1"/>
           <w:sz w:val="24"/>
           <w:szCs w:val="24"/>
@@ -3387,6 +3586,8 @@
         <w:rPr>
           <w:b w:val="0"/>
           <w:bCs w:val="0"/>
+          <w:i w:val="0"/>
+          <w:iCs w:val="0"/>
           <w:color w:val="000000" w:themeColor="text1"/>
           <w:sz w:val="24"/>
           <w:szCs w:val="24"/>
@@ -3400,6 +3601,8 @@
             <w:rFonts w:ascii="Times New Roman" w:hAnsi="Times New Roman" w:eastAsia="Times New Roman" w:cs="Times New Roman"/>
             <w:b w:val="0"/>
             <w:bCs w:val="0"/>
+            <w:i w:val="0"/>
+            <w:iCs w:val="0"/>
             <w:color w:val="000000" w:themeColor="text1"/>
             <w:sz w:val="24"/>
             <w:szCs w:val="24"/>
@@ -3412,6 +3615,8 @@
             <w:rFonts w:ascii="Times New Roman" w:hAnsi="Times New Roman" w:eastAsia="Times New Roman" w:cs="Times New Roman"/>
             <w:b w:val="0"/>
             <w:bCs w:val="0"/>
+            <w:i w:val="0"/>
+            <w:iCs w:val="0"/>
             <w:color w:val="000000" w:themeColor="text1"/>
             <w:sz w:val="24"/>
             <w:szCs w:val="24"/>
@@ -3427,6 +3632,8 @@
             <w:rFonts w:ascii="Times New Roman" w:hAnsi="Times New Roman" w:eastAsia="Times New Roman" w:cs="Times New Roman"/>
             <w:b w:val="0"/>
             <w:bCs w:val="0"/>
+            <w:i w:val="0"/>
+            <w:iCs w:val="0"/>
             <w:color w:val="000000" w:themeColor="text1"/>
             <w:sz w:val="24"/>
             <w:szCs w:val="24"/>
@@ -3442,6 +3649,8 @@
             <w:rFonts w:ascii="Times New Roman" w:hAnsi="Times New Roman" w:eastAsia="Times New Roman" w:cs="Times New Roman"/>
             <w:b w:val="0"/>
             <w:bCs w:val="0"/>
+            <w:i w:val="0"/>
+            <w:iCs w:val="0"/>
             <w:color w:val="000000" w:themeColor="text1"/>
             <w:sz w:val="24"/>
             <w:szCs w:val="24"/>
@@ -3457,6 +3666,8 @@
             <w:rFonts w:ascii="Times New Roman" w:hAnsi="Times New Roman" w:eastAsia="Times New Roman" w:cs="Times New Roman"/>
             <w:b w:val="0"/>
             <w:bCs w:val="0"/>
+            <w:i w:val="0"/>
+            <w:iCs w:val="0"/>
             <w:color w:val="000000" w:themeColor="text1"/>
             <w:sz w:val="24"/>
             <w:szCs w:val="24"/>
@@ -3472,6 +3683,8 @@
             <w:rFonts w:ascii="Times New Roman" w:hAnsi="Times New Roman" w:eastAsia="Times New Roman" w:cs="Times New Roman"/>
             <w:b w:val="0"/>
             <w:bCs w:val="0"/>
+            <w:i w:val="0"/>
+            <w:iCs w:val="0"/>
             <w:color w:val="000000" w:themeColor="text1"/>
             <w:sz w:val="24"/>
             <w:szCs w:val="24"/>
@@ -3487,6 +3700,8 @@
             <w:rFonts w:ascii="Times New Roman" w:hAnsi="Times New Roman" w:eastAsia="Times New Roman" w:cs="Times New Roman"/>
             <w:b w:val="0"/>
             <w:bCs w:val="0"/>
+            <w:i w:val="0"/>
+            <w:iCs w:val="0"/>
             <w:color w:val="000000" w:themeColor="text1"/>
             <w:sz w:val="24"/>
             <w:szCs w:val="24"/>
@@ -3498,6 +3713,8 @@
             <w:rFonts w:ascii="Times New Roman" w:hAnsi="Times New Roman" w:eastAsia="Times New Roman" w:cs="Times New Roman"/>
             <w:b w:val="0"/>
             <w:bCs w:val="0"/>
+            <w:i w:val="0"/>
+            <w:iCs w:val="0"/>
             <w:color w:val="000000" w:themeColor="text1"/>
             <w:sz w:val="24"/>
             <w:szCs w:val="24"/>
@@ -3510,6 +3727,8 @@
             <w:rFonts w:ascii="Times New Roman" w:hAnsi="Times New Roman" w:eastAsia="Times New Roman" w:cs="Times New Roman"/>
             <w:b w:val="0"/>
             <w:bCs w:val="0"/>
+            <w:i w:val="0"/>
+            <w:iCs w:val="0"/>
             <w:color w:val="000000" w:themeColor="text1"/>
             <w:sz w:val="24"/>
             <w:szCs w:val="24"/>
@@ -3526,6 +3745,8 @@
         <w:rPr>
           <w:b w:val="0"/>
           <w:bCs w:val="0"/>
+          <w:i w:val="0"/>
+          <w:iCs w:val="0"/>
           <w:color w:val="000000" w:themeColor="text1"/>
           <w:sz w:val="24"/>
           <w:szCs w:val="24"/>
@@ -3537,6 +3758,8 @@
           <w:rFonts w:ascii="Times New Roman" w:hAnsi="Times New Roman" w:eastAsia="Times New Roman" w:cs="Times New Roman"/>
           <w:b w:val="0"/>
           <w:bCs w:val="0"/>
+          <w:i w:val="0"/>
+          <w:iCs w:val="0"/>
           <w:color w:val="000000" w:themeColor="text1"/>
           <w:sz w:val="24"/>
           <w:szCs w:val="24"/>
@@ -3558,6 +3781,7 @@
           <w:rFonts w:ascii="Times New Roman" w:hAnsi="Times New Roman" w:cs="Times New Roman"/>
           <w:b w:val="0"/>
           <w:bCs w:val="0"/>
+          <w:i w:val="0"/>
           <w:color w:val="000000" w:themeColor="text1"/>
           <w:sz w:val="24"/>
           <w:szCs w:val="24"/>
@@ -3568,6 +3792,8 @@
         <w:rPr>
           <w:b w:val="0"/>
           <w:bCs w:val="0"/>
+          <w:i w:val="0"/>
+          <w:iCs w:val="0"/>
           <w:color w:val="000000" w:themeColor="text1"/>
           <w:sz w:val="24"/>
           <w:szCs w:val="24"/>
@@ -3581,6 +3807,8 @@
             <w:rFonts w:ascii="Times New Roman" w:hAnsi="Times New Roman" w:eastAsia="Times New Roman" w:cs="Times New Roman"/>
             <w:b w:val="0"/>
             <w:bCs w:val="0"/>
+            <w:i w:val="0"/>
+            <w:iCs w:val="0"/>
             <w:color w:val="000000" w:themeColor="text1"/>
             <w:sz w:val="24"/>
             <w:szCs w:val="24"/>
@@ -3593,6 +3821,8 @@
             <w:rFonts w:ascii="Times New Roman" w:hAnsi="Times New Roman" w:eastAsia="Times New Roman" w:cs="Times New Roman"/>
             <w:b w:val="0"/>
             <w:bCs w:val="0"/>
+            <w:i w:val="0"/>
+            <w:iCs w:val="0"/>
             <w:color w:val="000000" w:themeColor="text1"/>
             <w:sz w:val="24"/>
             <w:szCs w:val="24"/>
@@ -3608,6 +3838,8 @@
             <w:rFonts w:ascii="Times New Roman" w:hAnsi="Times New Roman" w:eastAsia="Times New Roman" w:cs="Times New Roman"/>
             <w:b w:val="0"/>
             <w:bCs w:val="0"/>
+            <w:i w:val="0"/>
+            <w:iCs w:val="0"/>
             <w:color w:val="000000" w:themeColor="text1"/>
             <w:sz w:val="24"/>
             <w:szCs w:val="24"/>
@@ -3623,6 +3855,8 @@
             <w:rFonts w:ascii="Times New Roman" w:hAnsi="Times New Roman" w:eastAsia="Times New Roman" w:cs="Times New Roman"/>
             <w:b w:val="0"/>
             <w:bCs w:val="0"/>
+            <w:i w:val="0"/>
+            <w:iCs w:val="0"/>
             <w:color w:val="000000" w:themeColor="text1"/>
             <w:sz w:val="24"/>
             <w:szCs w:val="24"/>
@@ -3638,6 +3872,8 @@
             <w:rFonts w:ascii="Times New Roman" w:hAnsi="Times New Roman" w:eastAsia="Times New Roman" w:cs="Times New Roman"/>
             <w:b w:val="0"/>
             <w:bCs w:val="0"/>
+            <w:i w:val="0"/>
+            <w:iCs w:val="0"/>
             <w:color w:val="000000" w:themeColor="text1"/>
             <w:sz w:val="24"/>
             <w:szCs w:val="24"/>
@@ -3653,6 +3889,8 @@
             <w:rFonts w:ascii="Times New Roman" w:hAnsi="Times New Roman" w:eastAsia="Times New Roman" w:cs="Times New Roman"/>
             <w:b w:val="0"/>
             <w:bCs w:val="0"/>
+            <w:i w:val="0"/>
+            <w:iCs w:val="0"/>
             <w:color w:val="000000" w:themeColor="text1"/>
             <w:sz w:val="24"/>
             <w:szCs w:val="24"/>
@@ -3664,6 +3902,8 @@
             <w:rFonts w:ascii="Times New Roman" w:hAnsi="Times New Roman" w:eastAsia="Times New Roman" w:cs="Times New Roman"/>
             <w:b w:val="0"/>
             <w:bCs w:val="0"/>
+            <w:i w:val="0"/>
+            <w:iCs w:val="0"/>
             <w:color w:val="000000" w:themeColor="text1"/>
             <w:sz w:val="24"/>
             <w:szCs w:val="24"/>
@@ -3676,6 +3916,8 @@
             <w:rFonts w:ascii="Times New Roman" w:hAnsi="Times New Roman" w:eastAsia="Times New Roman" w:cs="Times New Roman"/>
             <w:b w:val="0"/>
             <w:bCs w:val="0"/>
+            <w:i w:val="0"/>
+            <w:iCs w:val="0"/>
             <w:color w:val="000000" w:themeColor="text1"/>
             <w:sz w:val="24"/>
             <w:szCs w:val="24"/>
@@ -3692,6 +3934,8 @@
         <w:rPr>
           <w:b w:val="0"/>
           <w:bCs w:val="0"/>
+          <w:i w:val="0"/>
+          <w:iCs w:val="0"/>
           <w:color w:val="000000" w:themeColor="text1"/>
           <w:sz w:val="24"/>
           <w:szCs w:val="24"/>
@@ -3703,6 +3947,8 @@
           <w:rFonts w:ascii="Times New Roman" w:hAnsi="Times New Roman" w:eastAsia="Times New Roman" w:cs="Times New Roman"/>
           <w:b w:val="0"/>
           <w:bCs w:val="0"/>
+          <w:i w:val="0"/>
+          <w:iCs w:val="0"/>
           <w:color w:val="000000" w:themeColor="text1"/>
           <w:sz w:val="24"/>
           <w:szCs w:val="24"/>
@@ -3724,6 +3970,7 @@
           <w:rFonts w:ascii="Times New Roman" w:hAnsi="Times New Roman" w:cs="Times New Roman"/>
           <w:b w:val="0"/>
           <w:bCs w:val="0"/>
+          <w:i w:val="0"/>
           <w:color w:val="000000" w:themeColor="text1"/>
           <w:sz w:val="24"/>
           <w:szCs w:val="24"/>
@@ -3734,6 +3981,8 @@
         <w:rPr>
           <w:b w:val="0"/>
           <w:bCs w:val="0"/>
+          <w:i w:val="0"/>
+          <w:iCs w:val="0"/>
           <w:color w:val="000000" w:themeColor="text1"/>
           <w:sz w:val="24"/>
           <w:szCs w:val="24"/>
@@ -3747,6 +3996,8 @@
             <w:rFonts w:ascii="Times New Roman" w:hAnsi="Times New Roman" w:eastAsia="Times New Roman" w:cs="Times New Roman"/>
             <w:b w:val="0"/>
             <w:bCs w:val="0"/>
+            <w:i w:val="0"/>
+            <w:iCs w:val="0"/>
             <w:color w:val="000000" w:themeColor="text1"/>
             <w:sz w:val="24"/>
             <w:szCs w:val="24"/>
@@ -3759,6 +4010,8 @@
             <w:rFonts w:ascii="Times New Roman" w:hAnsi="Times New Roman" w:eastAsia="Times New Roman" w:cs="Times New Roman"/>
             <w:b w:val="0"/>
             <w:bCs w:val="0"/>
+            <w:i w:val="0"/>
+            <w:iCs w:val="0"/>
             <w:color w:val="000000" w:themeColor="text1"/>
             <w:sz w:val="24"/>
             <w:szCs w:val="24"/>
@@ -3774,6 +4027,8 @@
             <w:rFonts w:ascii="Times New Roman" w:hAnsi="Times New Roman" w:eastAsia="Times New Roman" w:cs="Times New Roman"/>
             <w:b w:val="0"/>
             <w:bCs w:val="0"/>
+            <w:i w:val="0"/>
+            <w:iCs w:val="0"/>
             <w:color w:val="000000" w:themeColor="text1"/>
             <w:sz w:val="24"/>
             <w:szCs w:val="24"/>
@@ -3789,6 +4044,8 @@
             <w:rFonts w:ascii="Times New Roman" w:hAnsi="Times New Roman" w:eastAsia="Times New Roman" w:cs="Times New Roman"/>
             <w:b w:val="0"/>
             <w:bCs w:val="0"/>
+            <w:i w:val="0"/>
+            <w:iCs w:val="0"/>
             <w:color w:val="000000" w:themeColor="text1"/>
             <w:sz w:val="24"/>
             <w:szCs w:val="24"/>
@@ -3804,6 +4061,8 @@
             <w:rFonts w:ascii="Times New Roman" w:hAnsi="Times New Roman" w:eastAsia="Times New Roman" w:cs="Times New Roman"/>
             <w:b w:val="0"/>
             <w:bCs w:val="0"/>
+            <w:i w:val="0"/>
+            <w:iCs w:val="0"/>
             <w:color w:val="000000" w:themeColor="text1"/>
             <w:sz w:val="24"/>
             <w:szCs w:val="24"/>
@@ -3819,6 +4078,8 @@
             <w:rFonts w:ascii="Times New Roman" w:hAnsi="Times New Roman" w:eastAsia="Times New Roman" w:cs="Times New Roman"/>
             <w:b w:val="0"/>
             <w:bCs w:val="0"/>
+            <w:i w:val="0"/>
+            <w:iCs w:val="0"/>
             <w:color w:val="000000" w:themeColor="text1"/>
             <w:sz w:val="24"/>
             <w:szCs w:val="24"/>
@@ -3830,6 +4091,8 @@
             <w:rFonts w:ascii="Times New Roman" w:hAnsi="Times New Roman" w:eastAsia="Times New Roman" w:cs="Times New Roman"/>
             <w:b w:val="0"/>
             <w:bCs w:val="0"/>
+            <w:i w:val="0"/>
+            <w:iCs w:val="0"/>
             <w:color w:val="000000" w:themeColor="text1"/>
             <w:sz w:val="24"/>
             <w:szCs w:val="24"/>
@@ -3842,6 +4105,8 @@
             <w:rFonts w:ascii="Times New Roman" w:hAnsi="Times New Roman" w:eastAsia="Times New Roman" w:cs="Times New Roman"/>
             <w:b w:val="0"/>
             <w:bCs w:val="0"/>
+            <w:i w:val="0"/>
+            <w:iCs w:val="0"/>
             <w:color w:val="000000" w:themeColor="text1"/>
             <w:sz w:val="24"/>
             <w:szCs w:val="24"/>
@@ -3858,6 +4123,8 @@
         <w:rPr>
           <w:b w:val="0"/>
           <w:bCs w:val="0"/>
+          <w:i w:val="0"/>
+          <w:iCs w:val="0"/>
           <w:color w:val="000000" w:themeColor="text1"/>
           <w:sz w:val="24"/>
           <w:szCs w:val="24"/>
@@ -3869,6 +4136,8 @@
           <w:rFonts w:ascii="Times New Roman" w:hAnsi="Times New Roman" w:eastAsia="Times New Roman" w:cs="Times New Roman"/>
           <w:b w:val="0"/>
           <w:bCs w:val="0"/>
+          <w:i w:val="0"/>
+          <w:iCs w:val="0"/>
           <w:color w:val="000000" w:themeColor="text1"/>
           <w:sz w:val="24"/>
           <w:szCs w:val="24"/>
@@ -3890,6 +4159,7 @@
           <w:rFonts w:ascii="Times New Roman" w:hAnsi="Times New Roman" w:cs="Times New Roman"/>
           <w:b w:val="0"/>
           <w:bCs w:val="0"/>
+          <w:i w:val="0"/>
           <w:color w:val="000000" w:themeColor="text1"/>
           <w:sz w:val="24"/>
           <w:szCs w:val="24"/>
@@ -3900,6 +4170,8 @@
         <w:rPr>
           <w:b w:val="0"/>
           <w:bCs w:val="0"/>
+          <w:i w:val="0"/>
+          <w:iCs w:val="0"/>
           <w:color w:val="000000" w:themeColor="text1"/>
           <w:sz w:val="24"/>
           <w:szCs w:val="24"/>
@@ -3913,6 +4185,8 @@
             <w:rFonts w:ascii="Times New Roman" w:hAnsi="Times New Roman" w:eastAsia="Times New Roman" w:cs="Times New Roman"/>
             <w:b w:val="0"/>
             <w:bCs w:val="0"/>
+            <w:i w:val="0"/>
+            <w:iCs w:val="0"/>
             <w:color w:val="000000" w:themeColor="text1"/>
             <w:sz w:val="24"/>
             <w:szCs w:val="24"/>
@@ -3925,6 +4199,8 @@
             <w:rFonts w:ascii="Times New Roman" w:hAnsi="Times New Roman" w:eastAsia="Times New Roman" w:cs="Times New Roman"/>
             <w:b w:val="0"/>
             <w:bCs w:val="0"/>
+            <w:i w:val="0"/>
+            <w:iCs w:val="0"/>
             <w:color w:val="000000" w:themeColor="text1"/>
             <w:sz w:val="24"/>
             <w:szCs w:val="24"/>
@@ -3940,6 +4216,8 @@
             <w:rFonts w:ascii="Times New Roman" w:hAnsi="Times New Roman" w:eastAsia="Times New Roman" w:cs="Times New Roman"/>
             <w:b w:val="0"/>
             <w:bCs w:val="0"/>
+            <w:i w:val="0"/>
+            <w:iCs w:val="0"/>
             <w:color w:val="000000" w:themeColor="text1"/>
             <w:sz w:val="24"/>
             <w:szCs w:val="24"/>
@@ -3955,6 +4233,8 @@
             <w:rFonts w:ascii="Times New Roman" w:hAnsi="Times New Roman" w:eastAsia="Times New Roman" w:cs="Times New Roman"/>
             <w:b w:val="0"/>
             <w:bCs w:val="0"/>
+            <w:i w:val="0"/>
+            <w:iCs w:val="0"/>
             <w:color w:val="000000" w:themeColor="text1"/>
             <w:sz w:val="24"/>
             <w:szCs w:val="24"/>
@@ -3970,6 +4250,8 @@
             <w:rFonts w:ascii="Times New Roman" w:hAnsi="Times New Roman" w:eastAsia="Times New Roman" w:cs="Times New Roman"/>
             <w:b w:val="0"/>
             <w:bCs w:val="0"/>
+            <w:i w:val="0"/>
+            <w:iCs w:val="0"/>
             <w:color w:val="000000" w:themeColor="text1"/>
             <w:sz w:val="24"/>
             <w:szCs w:val="24"/>
@@ -3985,6 +4267,8 @@
             <w:rFonts w:ascii="Times New Roman" w:hAnsi="Times New Roman" w:eastAsia="Times New Roman" w:cs="Times New Roman"/>
             <w:b w:val="0"/>
             <w:bCs w:val="0"/>
+            <w:i w:val="0"/>
+            <w:iCs w:val="0"/>
             <w:color w:val="000000" w:themeColor="text1"/>
             <w:sz w:val="24"/>
             <w:szCs w:val="24"/>
@@ -4000,6 +4284,8 @@
             <w:rFonts w:ascii="Times New Roman" w:hAnsi="Times New Roman" w:eastAsia="Times New Roman" w:cs="Times New Roman"/>
             <w:b w:val="0"/>
             <w:bCs w:val="0"/>
+            <w:i w:val="0"/>
+            <w:iCs w:val="0"/>
             <w:color w:val="000000" w:themeColor="text1"/>
             <w:sz w:val="24"/>
             <w:szCs w:val="24"/>
@@ -4015,6 +4301,8 @@
             <w:rFonts w:ascii="Times New Roman" w:hAnsi="Times New Roman" w:eastAsia="Times New Roman" w:cs="Times New Roman"/>
             <w:b w:val="0"/>
             <w:bCs w:val="0"/>
+            <w:i w:val="0"/>
+            <w:iCs w:val="0"/>
             <w:color w:val="000000" w:themeColor="text1"/>
             <w:sz w:val="24"/>
             <w:szCs w:val="24"/>
@@ -4026,6 +4314,8 @@
             <w:rFonts w:ascii="Times New Roman" w:hAnsi="Times New Roman" w:eastAsia="Times New Roman" w:cs="Times New Roman"/>
             <w:b w:val="0"/>
             <w:bCs w:val="0"/>
+            <w:i w:val="0"/>
+            <w:iCs w:val="0"/>
             <w:color w:val="000000" w:themeColor="text1"/>
             <w:sz w:val="24"/>
             <w:szCs w:val="24"/>
@@ -4038,6 +4328,8 @@
             <w:rFonts w:ascii="Times New Roman" w:hAnsi="Times New Roman" w:eastAsia="Times New Roman" w:cs="Times New Roman"/>
             <w:b w:val="0"/>
             <w:bCs w:val="0"/>
+            <w:i w:val="0"/>
+            <w:iCs w:val="0"/>
             <w:color w:val="000000" w:themeColor="text1"/>
             <w:sz w:val="24"/>
             <w:szCs w:val="24"/>
@@ -4054,6 +4346,8 @@
         <w:rPr>
           <w:b w:val="0"/>
           <w:bCs w:val="0"/>
+          <w:i w:val="0"/>
+          <w:iCs w:val="0"/>
           <w:color w:val="000000" w:themeColor="text1"/>
           <w:sz w:val="24"/>
           <w:szCs w:val="24"/>
@@ -4065,6 +4359,8 @@
           <w:rFonts w:ascii="Times New Roman" w:hAnsi="Times New Roman" w:eastAsia="Times New Roman" w:cs="Times New Roman"/>
           <w:b w:val="0"/>
           <w:bCs w:val="0"/>
+          <w:i w:val="0"/>
+          <w:iCs w:val="0"/>
           <w:color w:val="000000" w:themeColor="text1"/>
           <w:sz w:val="24"/>
           <w:szCs w:val="24"/>
@@ -4086,6 +4382,7 @@
           <w:rFonts w:ascii="Times New Roman" w:hAnsi="Times New Roman" w:cs="Times New Roman"/>
           <w:b w:val="0"/>
           <w:bCs w:val="0"/>
+          <w:i w:val="0"/>
           <w:color w:val="000000" w:themeColor="text1"/>
           <w:sz w:val="24"/>
           <w:szCs w:val="24"/>
@@ -4096,6 +4393,8 @@
         <w:rPr>
           <w:b w:val="0"/>
           <w:bCs w:val="0"/>
+          <w:i w:val="0"/>
+          <w:iCs w:val="0"/>
           <w:color w:val="000000" w:themeColor="text1"/>
           <w:sz w:val="24"/>
           <w:szCs w:val="24"/>
@@ -4109,6 +4408,8 @@
             <w:rFonts w:ascii="Times New Roman" w:hAnsi="Times New Roman" w:eastAsia="Times New Roman" w:cs="Times New Roman"/>
             <w:b w:val="0"/>
             <w:bCs w:val="0"/>
+            <w:i w:val="0"/>
+            <w:iCs w:val="0"/>
             <w:color w:val="000000" w:themeColor="text1"/>
             <w:sz w:val="24"/>
             <w:szCs w:val="24"/>
@@ -4121,6 +4422,8 @@
             <w:rFonts w:ascii="Times New Roman" w:hAnsi="Times New Roman" w:eastAsia="Times New Roman" w:cs="Times New Roman"/>
             <w:b w:val="0"/>
             <w:bCs w:val="0"/>
+            <w:i w:val="0"/>
+            <w:iCs w:val="0"/>
             <w:color w:val="000000" w:themeColor="text1"/>
             <w:sz w:val="24"/>
             <w:szCs w:val="24"/>
@@ -4136,6 +4439,8 @@
             <w:rFonts w:ascii="Times New Roman" w:hAnsi="Times New Roman" w:eastAsia="Times New Roman" w:cs="Times New Roman"/>
             <w:b w:val="0"/>
             <w:bCs w:val="0"/>
+            <w:i w:val="0"/>
+            <w:iCs w:val="0"/>
             <w:color w:val="000000" w:themeColor="text1"/>
             <w:sz w:val="24"/>
             <w:szCs w:val="24"/>
@@ -4151,6 +4456,8 @@
             <w:rFonts w:ascii="Times New Roman" w:hAnsi="Times New Roman" w:eastAsia="Times New Roman" w:cs="Times New Roman"/>
             <w:b w:val="0"/>
             <w:bCs w:val="0"/>
+            <w:i w:val="0"/>
+            <w:iCs w:val="0"/>
             <w:color w:val="000000" w:themeColor="text1"/>
             <w:sz w:val="24"/>
             <w:szCs w:val="24"/>
@@ -4166,6 +4473,8 @@
             <w:rFonts w:ascii="Times New Roman" w:hAnsi="Times New Roman" w:eastAsia="Times New Roman" w:cs="Times New Roman"/>
             <w:b w:val="0"/>
             <w:bCs w:val="0"/>
+            <w:i w:val="0"/>
+            <w:iCs w:val="0"/>
             <w:color w:val="000000" w:themeColor="text1"/>
             <w:sz w:val="24"/>
             <w:szCs w:val="24"/>
@@ -4181,6 +4490,8 @@
             <w:rFonts w:ascii="Times New Roman" w:hAnsi="Times New Roman" w:eastAsia="Times New Roman" w:cs="Times New Roman"/>
             <w:b w:val="0"/>
             <w:bCs w:val="0"/>
+            <w:i w:val="0"/>
+            <w:iCs w:val="0"/>
             <w:color w:val="000000" w:themeColor="text1"/>
             <w:sz w:val="24"/>
             <w:szCs w:val="24"/>
@@ -4192,6 +4503,8 @@
             <w:rFonts w:ascii="Times New Roman" w:hAnsi="Times New Roman" w:eastAsia="Times New Roman" w:cs="Times New Roman"/>
             <w:b w:val="0"/>
             <w:bCs w:val="0"/>
+            <w:i w:val="0"/>
+            <w:iCs w:val="0"/>
             <w:color w:val="000000" w:themeColor="text1"/>
             <w:sz w:val="24"/>
             <w:szCs w:val="24"/>
@@ -4204,6 +4517,8 @@
             <w:rFonts w:ascii="Times New Roman" w:hAnsi="Times New Roman" w:eastAsia="Times New Roman" w:cs="Times New Roman"/>
             <w:b w:val="0"/>
             <w:bCs w:val="0"/>
+            <w:i w:val="0"/>
+            <w:iCs w:val="0"/>
             <w:color w:val="000000" w:themeColor="text1"/>
             <w:sz w:val="24"/>
             <w:szCs w:val="24"/>
@@ -4220,6 +4535,8 @@
         <w:rPr>
           <w:b w:val="0"/>
           <w:bCs w:val="0"/>
+          <w:i w:val="0"/>
+          <w:iCs w:val="0"/>
           <w:color w:val="000000" w:themeColor="text1"/>
           <w:sz w:val="24"/>
           <w:szCs w:val="24"/>
@@ -4231,6 +4548,8 @@
           <w:rFonts w:ascii="Times New Roman" w:hAnsi="Times New Roman" w:eastAsia="Times New Roman" w:cs="Times New Roman"/>
           <w:b w:val="0"/>
           <w:bCs w:val="0"/>
+          <w:i w:val="0"/>
+          <w:iCs w:val="0"/>
           <w:color w:val="000000" w:themeColor="text1"/>
           <w:sz w:val="24"/>
           <w:szCs w:val="24"/>
@@ -4252,6 +4571,7 @@
           <w:rFonts w:ascii="Times New Roman" w:hAnsi="Times New Roman" w:cs="Times New Roman"/>
           <w:b w:val="0"/>
           <w:bCs w:val="0"/>
+          <w:i w:val="0"/>
           <w:color w:val="000000" w:themeColor="text1"/>
           <w:sz w:val="24"/>
           <w:szCs w:val="24"/>
@@ -4263,6 +4583,8 @@
         <w:rPr>
           <w:b w:val="0"/>
           <w:bCs w:val="0"/>
+          <w:i w:val="0"/>
+          <w:iCs w:val="0"/>
           <w:color w:val="000000" w:themeColor="text1"/>
           <w:sz w:val="24"/>
           <w:szCs w:val="24"/>
@@ -4276,6 +4598,8 @@
             <w:rFonts w:ascii="Times New Roman" w:hAnsi="Times New Roman" w:eastAsia="Times New Roman" w:cs="Times New Roman"/>
             <w:b w:val="0"/>
             <w:bCs w:val="0"/>
+            <w:i w:val="0"/>
+            <w:iCs w:val="0"/>
             <w:color w:val="000000" w:themeColor="text1"/>
             <w:sz w:val="24"/>
             <w:szCs w:val="24"/>
@@ -4288,6 +4612,8 @@
             <w:rFonts w:ascii="Times New Roman" w:hAnsi="Times New Roman" w:eastAsia="Times New Roman" w:cs="Times New Roman"/>
             <w:b w:val="0"/>
             <w:bCs w:val="0"/>
+            <w:i w:val="0"/>
+            <w:iCs w:val="0"/>
             <w:color w:val="000000" w:themeColor="text1"/>
             <w:sz w:val="24"/>
             <w:szCs w:val="24"/>
@@ -4303,6 +4629,8 @@
             <w:rFonts w:ascii="Times New Roman" w:hAnsi="Times New Roman" w:eastAsia="Times New Roman" w:cs="Times New Roman"/>
             <w:b w:val="0"/>
             <w:bCs w:val="0"/>
+            <w:i w:val="0"/>
+            <w:iCs w:val="0"/>
             <w:color w:val="000000" w:themeColor="text1"/>
             <w:sz w:val="24"/>
             <w:szCs w:val="24"/>
@@ -4318,6 +4646,8 @@
             <w:rFonts w:ascii="Times New Roman" w:hAnsi="Times New Roman" w:eastAsia="Times New Roman" w:cs="Times New Roman"/>
             <w:b w:val="0"/>
             <w:bCs w:val="0"/>
+            <w:i w:val="0"/>
+            <w:iCs w:val="0"/>
             <w:color w:val="000000" w:themeColor="text1"/>
             <w:sz w:val="24"/>
             <w:szCs w:val="24"/>
@@ -4333,6 +4663,8 @@
             <w:rFonts w:ascii="Times New Roman" w:hAnsi="Times New Roman" w:eastAsia="Times New Roman" w:cs="Times New Roman"/>
             <w:b w:val="0"/>
             <w:bCs w:val="0"/>
+            <w:i w:val="0"/>
+            <w:iCs w:val="0"/>
             <w:color w:val="000000" w:themeColor="text1"/>
             <w:sz w:val="24"/>
             <w:szCs w:val="24"/>
@@ -4345,6 +4677,8 @@
             <w:rFonts w:ascii="Times New Roman" w:hAnsi="Times New Roman" w:eastAsia="Times New Roman" w:cs="Times New Roman"/>
             <w:b w:val="0"/>
             <w:bCs w:val="0"/>
+            <w:i w:val="0"/>
+            <w:iCs w:val="0"/>
             <w:color w:val="000000" w:themeColor="text1"/>
             <w:sz w:val="24"/>
             <w:szCs w:val="24"/>
@@ -4357,6 +4691,8 @@
             <w:rFonts w:ascii="Times New Roman" w:hAnsi="Times New Roman" w:eastAsia="Times New Roman" w:cs="Times New Roman"/>
             <w:b w:val="0"/>
             <w:bCs w:val="0"/>
+            <w:i w:val="0"/>
+            <w:iCs w:val="0"/>
             <w:color w:val="000000" w:themeColor="text1"/>
             <w:sz w:val="24"/>
             <w:szCs w:val="24"/>
@@ -4373,6 +4709,8 @@
         <w:rPr>
           <w:b w:val="0"/>
           <w:bCs w:val="0"/>
+          <w:i w:val="0"/>
+          <w:iCs w:val="0"/>
           <w:color w:val="000000" w:themeColor="text1"/>
           <w:sz w:val="24"/>
           <w:szCs w:val="24"/>
@@ -4384,6 +4722,8 @@
           <w:rFonts w:ascii="Times New Roman" w:hAnsi="Times New Roman" w:eastAsia="Times New Roman" w:cs="Times New Roman"/>
           <w:b w:val="0"/>
           <w:bCs w:val="0"/>
+          <w:i w:val="0"/>
+          <w:iCs w:val="0"/>
           <w:color w:val="000000" w:themeColor="text1"/>
           <w:sz w:val="24"/>
           <w:szCs w:val="24"/>
@@ -4406,6 +4746,7 @@
           <w:rFonts w:ascii="Times New Roman" w:hAnsi="Times New Roman" w:cs="Times New Roman"/>
           <w:b w:val="0"/>
           <w:bCs w:val="0"/>
+          <w:i w:val="0"/>
           <w:color w:val="000000" w:themeColor="text1"/>
           <w:sz w:val="24"/>
           <w:szCs w:val="24"/>
@@ -4416,6 +4757,8 @@
         <w:rPr>
           <w:b w:val="0"/>
           <w:bCs w:val="0"/>
+          <w:i w:val="0"/>
+          <w:iCs w:val="0"/>
           <w:color w:val="000000" w:themeColor="text1"/>
           <w:sz w:val="24"/>
           <w:szCs w:val="24"/>
@@ -4429,6 +4772,8 @@
             <w:rFonts w:ascii="Times New Roman" w:hAnsi="Times New Roman" w:eastAsia="Times New Roman" w:cs="Times New Roman"/>
             <w:b w:val="0"/>
             <w:bCs w:val="0"/>
+            <w:i w:val="0"/>
+            <w:iCs w:val="0"/>
             <w:color w:val="000000" w:themeColor="text1"/>
             <w:sz w:val="24"/>
             <w:szCs w:val="24"/>
@@ -4441,6 +4786,8 @@
             <w:rFonts w:ascii="Times New Roman" w:hAnsi="Times New Roman" w:eastAsia="Times New Roman" w:cs="Times New Roman"/>
             <w:b w:val="0"/>
             <w:bCs w:val="0"/>
+            <w:i w:val="0"/>
+            <w:iCs w:val="0"/>
             <w:color w:val="000000" w:themeColor="text1"/>
             <w:sz w:val="24"/>
             <w:szCs w:val="24"/>
@@ -4456,6 +4803,8 @@
             <w:rFonts w:ascii="Times New Roman" w:hAnsi="Times New Roman" w:eastAsia="Times New Roman" w:cs="Times New Roman"/>
             <w:b w:val="0"/>
             <w:bCs w:val="0"/>
+            <w:i w:val="0"/>
+            <w:iCs w:val="0"/>
             <w:color w:val="000000" w:themeColor="text1"/>
             <w:sz w:val="24"/>
             <w:szCs w:val="24"/>
@@ -4471,6 +4820,8 @@
             <w:rFonts w:ascii="Times New Roman" w:hAnsi="Times New Roman" w:eastAsia="Times New Roman" w:cs="Times New Roman"/>
             <w:b w:val="0"/>
             <w:bCs w:val="0"/>
+            <w:i w:val="0"/>
+            <w:iCs w:val="0"/>
             <w:color w:val="000000" w:themeColor="text1"/>
             <w:sz w:val="24"/>
             <w:szCs w:val="24"/>
@@ -4486,6 +4837,8 @@
             <w:rFonts w:ascii="Times New Roman" w:hAnsi="Times New Roman" w:eastAsia="Times New Roman" w:cs="Times New Roman"/>
             <w:b w:val="0"/>
             <w:bCs w:val="0"/>
+            <w:i w:val="0"/>
+            <w:iCs w:val="0"/>
             <w:color w:val="000000" w:themeColor="text1"/>
             <w:sz w:val="24"/>
             <w:szCs w:val="24"/>
@@ -4497,6 +4850,8 @@
             <w:rFonts w:ascii="Times New Roman" w:hAnsi="Times New Roman" w:eastAsia="Times New Roman" w:cs="Times New Roman"/>
             <w:b w:val="0"/>
             <w:bCs w:val="0"/>
+            <w:i w:val="0"/>
+            <w:iCs w:val="0"/>
             <w:color w:val="000000" w:themeColor="text1"/>
             <w:sz w:val="24"/>
             <w:szCs w:val="24"/>
@@ -4509,6 +4864,8 @@
             <w:rFonts w:ascii="Times New Roman" w:hAnsi="Times New Roman" w:eastAsia="Times New Roman" w:cs="Times New Roman"/>
             <w:b w:val="0"/>
             <w:bCs w:val="0"/>
+            <w:i w:val="0"/>
+            <w:iCs w:val="0"/>
             <w:color w:val="000000" w:themeColor="text1"/>
             <w:sz w:val="24"/>
             <w:szCs w:val="24"/>
@@ -4525,6 +4882,8 @@
         <w:rPr>
           <w:b w:val="0"/>
           <w:bCs w:val="0"/>
+          <w:i w:val="0"/>
+          <w:iCs w:val="0"/>
           <w:color w:val="000000" w:themeColor="text1"/>
           <w:sz w:val="24"/>
           <w:szCs w:val="24"/>
@@ -4536,6 +4895,8 @@
           <w:rFonts w:ascii="Times New Roman" w:hAnsi="Times New Roman" w:eastAsia="Times New Roman" w:cs="Times New Roman"/>
           <w:b w:val="0"/>
           <w:bCs w:val="0"/>
+          <w:i w:val="0"/>
+          <w:iCs w:val="0"/>
           <w:color w:val="000000" w:themeColor="text1"/>
           <w:sz w:val="24"/>
           <w:szCs w:val="24"/>
@@ -4557,6 +4918,7 @@
           <w:rFonts w:ascii="Times New Roman" w:hAnsi="Times New Roman" w:cs="Times New Roman"/>
           <w:b w:val="0"/>
           <w:bCs w:val="0"/>
+          <w:i w:val="0"/>
           <w:color w:val="000000" w:themeColor="text1"/>
           <w:sz w:val="24"/>
           <w:szCs w:val="24"/>
@@ -4567,6 +4929,8 @@
         <w:rPr>
           <w:b w:val="0"/>
           <w:bCs w:val="0"/>
+          <w:i w:val="0"/>
+          <w:iCs w:val="0"/>
           <w:color w:val="000000" w:themeColor="text1"/>
           <w:sz w:val="24"/>
           <w:szCs w:val="24"/>
@@ -4580,6 +4944,8 @@
             <w:rFonts w:ascii="Times New Roman" w:hAnsi="Times New Roman" w:eastAsia="Times New Roman" w:cs="Times New Roman"/>
             <w:b w:val="0"/>
             <w:bCs w:val="0"/>
+            <w:i w:val="0"/>
+            <w:iCs w:val="0"/>
             <w:color w:val="000000" w:themeColor="text1"/>
             <w:sz w:val="24"/>
             <w:szCs w:val="24"/>
@@ -4592,6 +4958,8 @@
             <w:rFonts w:ascii="Times New Roman" w:hAnsi="Times New Roman" w:eastAsia="Times New Roman" w:cs="Times New Roman"/>
             <w:b w:val="0"/>
             <w:bCs w:val="0"/>
+            <w:i w:val="0"/>
+            <w:iCs w:val="0"/>
             <w:color w:val="000000" w:themeColor="text1"/>
             <w:sz w:val="24"/>
             <w:szCs w:val="24"/>
@@ -4607,6 +4975,8 @@
             <w:rFonts w:ascii="Times New Roman" w:hAnsi="Times New Roman" w:eastAsia="Times New Roman" w:cs="Times New Roman"/>
             <w:b w:val="0"/>
             <w:bCs w:val="0"/>
+            <w:i w:val="0"/>
+            <w:iCs w:val="0"/>
             <w:color w:val="000000" w:themeColor="text1"/>
             <w:sz w:val="24"/>
             <w:szCs w:val="24"/>
@@ -4622,6 +4992,8 @@
             <w:rFonts w:ascii="Times New Roman" w:hAnsi="Times New Roman" w:eastAsia="Times New Roman" w:cs="Times New Roman"/>
             <w:b w:val="0"/>
             <w:bCs w:val="0"/>
+            <w:i w:val="0"/>
+            <w:iCs w:val="0"/>
             <w:color w:val="000000" w:themeColor="text1"/>
             <w:sz w:val="24"/>
             <w:szCs w:val="24"/>
@@ -4637,6 +5009,8 @@
             <w:rFonts w:ascii="Times New Roman" w:hAnsi="Times New Roman" w:eastAsia="Times New Roman" w:cs="Times New Roman"/>
             <w:b w:val="0"/>
             <w:bCs w:val="0"/>
+            <w:i w:val="0"/>
+            <w:iCs w:val="0"/>
             <w:color w:val="000000" w:themeColor="text1"/>
             <w:sz w:val="24"/>
             <w:szCs w:val="24"/>
@@ -4648,6 +5022,8 @@
             <w:rFonts w:ascii="Times New Roman" w:hAnsi="Times New Roman" w:eastAsia="Times New Roman" w:cs="Times New Roman"/>
             <w:b w:val="0"/>
             <w:bCs w:val="0"/>
+            <w:i w:val="0"/>
+            <w:iCs w:val="0"/>
             <w:color w:val="000000" w:themeColor="text1"/>
             <w:sz w:val="24"/>
             <w:szCs w:val="24"/>
@@ -4660,6 +5036,8 @@
             <w:rFonts w:ascii="Times New Roman" w:hAnsi="Times New Roman" w:eastAsia="Times New Roman" w:cs="Times New Roman"/>
             <w:b w:val="0"/>
             <w:bCs w:val="0"/>
+            <w:i w:val="0"/>
+            <w:iCs w:val="0"/>
             <w:color w:val="000000" w:themeColor="text1"/>
             <w:sz w:val="24"/>
             <w:szCs w:val="24"/>
@@ -4676,6 +5054,8 @@
         <w:rPr>
           <w:b w:val="0"/>
           <w:bCs w:val="0"/>
+          <w:i w:val="0"/>
+          <w:iCs w:val="0"/>
           <w:color w:val="000000" w:themeColor="text1"/>
           <w:sz w:val="24"/>
           <w:szCs w:val="24"/>
@@ -4687,6 +5067,8 @@
           <w:rFonts w:ascii="Times New Roman" w:hAnsi="Times New Roman" w:eastAsia="Times New Roman" w:cs="Times New Roman"/>
           <w:b w:val="0"/>
           <w:bCs w:val="0"/>
+          <w:i w:val="0"/>
+          <w:iCs w:val="0"/>
           <w:color w:val="000000" w:themeColor="text1"/>
           <w:sz w:val="24"/>
           <w:szCs w:val="24"/>
@@ -4708,6 +5090,7 @@
           <w:rFonts w:ascii="Times New Roman" w:hAnsi="Times New Roman" w:cs="Times New Roman"/>
           <w:b w:val="0"/>
           <w:bCs w:val="0"/>
+          <w:i w:val="0"/>
           <w:color w:val="000000" w:themeColor="text1"/>
           <w:sz w:val="24"/>
           <w:szCs w:val="24"/>
@@ -4718,6 +5101,8 @@
         <w:rPr>
           <w:b w:val="0"/>
           <w:bCs w:val="0"/>
+          <w:i w:val="0"/>
+          <w:iCs w:val="0"/>
           <w:color w:val="000000" w:themeColor="text1"/>
           <w:sz w:val="24"/>
           <w:szCs w:val="24"/>
@@ -4731,6 +5116,8 @@
             <w:rFonts w:ascii="Times New Roman" w:hAnsi="Times New Roman" w:eastAsia="Times New Roman" w:cs="Times New Roman"/>
             <w:b w:val="0"/>
             <w:bCs w:val="0"/>
+            <w:i w:val="0"/>
+            <w:iCs w:val="0"/>
             <w:color w:val="000000" w:themeColor="text1"/>
             <w:sz w:val="24"/>
             <w:szCs w:val="24"/>
@@ -4743,6 +5130,8 @@
             <w:rFonts w:ascii="Times New Roman" w:hAnsi="Times New Roman" w:eastAsia="Times New Roman" w:cs="Times New Roman"/>
             <w:b w:val="0"/>
             <w:bCs w:val="0"/>
+            <w:i w:val="0"/>
+            <w:iCs w:val="0"/>
             <w:color w:val="000000" w:themeColor="text1"/>
             <w:sz w:val="24"/>
             <w:szCs w:val="24"/>
@@ -4756,6 +5145,8 @@
             <w:rFonts w:ascii="Times New Roman" w:hAnsi="Times New Roman" w:eastAsia="Times New Roman" w:cs="Times New Roman"/>
             <w:b w:val="0"/>
             <w:bCs w:val="0"/>
+            <w:i w:val="0"/>
+            <w:iCs w:val="0"/>
             <w:color w:val="000000" w:themeColor="text1"/>
             <w:sz w:val="24"/>
             <w:szCs w:val="24"/>
@@ -4767,6 +5158,8 @@
             <w:rFonts w:ascii="Times New Roman" w:hAnsi="Times New Roman" w:eastAsia="Times New Roman" w:cs="Times New Roman"/>
             <w:b w:val="0"/>
             <w:bCs w:val="0"/>
+            <w:i w:val="0"/>
+            <w:iCs w:val="0"/>
             <w:color w:val="000000" w:themeColor="text1"/>
             <w:sz w:val="24"/>
             <w:szCs w:val="24"/>
@@ -4779,6 +5172,8 @@
             <w:rFonts w:ascii="Times New Roman" w:hAnsi="Times New Roman" w:eastAsia="Times New Roman" w:cs="Times New Roman"/>
             <w:b w:val="0"/>
             <w:bCs w:val="0"/>
+            <w:i w:val="0"/>
+            <w:iCs w:val="0"/>
             <w:color w:val="000000" w:themeColor="text1"/>
             <w:sz w:val="24"/>
             <w:szCs w:val="24"/>
@@ -4795,6 +5190,8 @@
         <w:rPr>
           <w:b w:val="0"/>
           <w:bCs w:val="0"/>
+          <w:i w:val="0"/>
+          <w:iCs w:val="0"/>
           <w:color w:val="000000" w:themeColor="text1"/>
           <w:sz w:val="24"/>
           <w:szCs w:val="24"/>
@@ -4806,6 +5203,8 @@
           <w:rFonts w:ascii="Times New Roman" w:hAnsi="Times New Roman" w:eastAsia="Times New Roman" w:cs="Times New Roman"/>
           <w:b w:val="0"/>
           <w:bCs w:val="0"/>
+          <w:i w:val="0"/>
+          <w:iCs w:val="0"/>
           <w:color w:val="000000" w:themeColor="text1"/>
           <w:sz w:val="24"/>
           <w:szCs w:val="24"/>
@@ -4827,6 +5226,7 @@
           <w:rFonts w:ascii="Times New Roman" w:hAnsi="Times New Roman" w:cs="Times New Roman"/>
           <w:b w:val="0"/>
           <w:bCs w:val="0"/>
+          <w:i w:val="0"/>
           <w:color w:val="000000" w:themeColor="text1"/>
           <w:sz w:val="24"/>
           <w:szCs w:val="24"/>
@@ -4838,6 +5238,8 @@
         <w:rPr>
           <w:b w:val="0"/>
           <w:bCs w:val="0"/>
+          <w:i w:val="0"/>
+          <w:iCs w:val="0"/>
           <w:color w:val="000000" w:themeColor="text1"/>
           <w:sz w:val="24"/>
           <w:szCs w:val="24"/>
@@ -4851,6 +5253,8 @@
             <w:rFonts w:ascii="Times New Roman" w:hAnsi="Times New Roman" w:eastAsia="Times New Roman" w:cs="Times New Roman"/>
             <w:b w:val="0"/>
             <w:bCs w:val="0"/>
+            <w:i w:val="0"/>
+            <w:iCs w:val="0"/>
             <w:color w:val="000000" w:themeColor="text1"/>
             <w:sz w:val="24"/>
             <w:szCs w:val="24"/>
@@ -4863,6 +5267,8 @@
             <w:rFonts w:ascii="Times New Roman" w:hAnsi="Times New Roman" w:eastAsia="Times New Roman" w:cs="Times New Roman"/>
             <w:b w:val="0"/>
             <w:bCs w:val="0"/>
+            <w:i w:val="0"/>
+            <w:iCs w:val="0"/>
             <w:color w:val="000000" w:themeColor="text1"/>
             <w:sz w:val="24"/>
             <w:szCs w:val="24"/>
@@ -4876,6 +5282,8 @@
             <w:rFonts w:ascii="Times New Roman" w:hAnsi="Times New Roman" w:eastAsia="Times New Roman" w:cs="Times New Roman"/>
             <w:b w:val="0"/>
             <w:bCs w:val="0"/>
+            <w:i w:val="0"/>
+            <w:iCs w:val="0"/>
             <w:color w:val="000000" w:themeColor="text1"/>
             <w:sz w:val="24"/>
             <w:szCs w:val="24"/>
@@ -4889,6 +5297,8 @@
             <w:rFonts w:ascii="Times New Roman" w:hAnsi="Times New Roman" w:eastAsia="Times New Roman" w:cs="Times New Roman"/>
             <w:b w:val="0"/>
             <w:bCs w:val="0"/>
+            <w:i w:val="0"/>
+            <w:iCs w:val="0"/>
             <w:color w:val="000000" w:themeColor="text1"/>
             <w:sz w:val="24"/>
             <w:szCs w:val="24"/>
@@ -4902,6 +5312,8 @@
             <w:rFonts w:ascii="Times New Roman" w:hAnsi="Times New Roman" w:eastAsia="Times New Roman" w:cs="Times New Roman"/>
             <w:b w:val="0"/>
             <w:bCs w:val="0"/>
+            <w:i w:val="0"/>
+            <w:iCs w:val="0"/>
             <w:color w:val="000000" w:themeColor="text1"/>
             <w:sz w:val="24"/>
             <w:szCs w:val="24"/>
@@ -4915,6 +5327,8 @@
             <w:rFonts w:ascii="Times New Roman" w:hAnsi="Times New Roman" w:eastAsia="Times New Roman" w:cs="Times New Roman"/>
             <w:b w:val="0"/>
             <w:bCs w:val="0"/>
+            <w:i w:val="0"/>
+            <w:iCs w:val="0"/>
             <w:color w:val="000000" w:themeColor="text1"/>
             <w:sz w:val="24"/>
             <w:szCs w:val="24"/>
@@ -4927,6 +5341,8 @@
             <w:rFonts w:ascii="Times New Roman" w:hAnsi="Times New Roman" w:eastAsia="Times New Roman" w:cs="Times New Roman"/>
             <w:b w:val="0"/>
             <w:bCs w:val="0"/>
+            <w:i w:val="0"/>
+            <w:iCs w:val="0"/>
             <w:color w:val="000000" w:themeColor="text1"/>
             <w:sz w:val="24"/>
             <w:szCs w:val="24"/>
@@ -4939,6 +5355,8 @@
             <w:rFonts w:ascii="Times New Roman" w:hAnsi="Times New Roman" w:eastAsia="Times New Roman" w:cs="Times New Roman"/>
             <w:b w:val="0"/>
             <w:bCs w:val="0"/>
+            <w:i w:val="0"/>
+            <w:iCs w:val="0"/>
             <w:color w:val="000000" w:themeColor="text1"/>
             <w:sz w:val="24"/>
             <w:szCs w:val="24"/>
@@ -4955,6 +5373,8 @@
         <w:rPr>
           <w:b w:val="0"/>
           <w:bCs w:val="0"/>
+          <w:i w:val="0"/>
+          <w:iCs w:val="0"/>
           <w:color w:val="000000" w:themeColor="text1"/>
           <w:sz w:val="24"/>
           <w:szCs w:val="24"/>
@@ -4966,6 +5386,8 @@
           <w:rFonts w:ascii="Times New Roman" w:hAnsi="Times New Roman" w:eastAsia="Times New Roman" w:cs="Times New Roman"/>
           <w:b w:val="0"/>
           <w:bCs w:val="0"/>
+          <w:i w:val="0"/>
+          <w:iCs w:val="0"/>
           <w:color w:val="000000" w:themeColor="text1"/>
           <w:sz w:val="24"/>
           <w:szCs w:val="24"/>
@@ -4989,6 +5411,19 @@
           <w:u w:val="none"/>
         </w:rPr>
       </w:pPr>
+      <w:r>
+        <w:rPr>
+          <w:rFonts w:ascii="Times New Roman" w:hAnsi="Times New Roman" w:eastAsia="Times New Roman" w:cs="Times New Roman"/>
+          <w:b w:val="0"/>
+          <w:bCs w:val="0"/>
+          <w:i w:val="0"/>
+          <w:iCs w:val="0"/>
+          <w:color w:val="000000" w:themeColor="text1"/>
+          <w:sz w:val="36"/>
+          <w:szCs w:val="36"/>
+          <w:u w:val="none"/>
+        </w:rPr>
+      </w:r>
       <w:r>
         <w:rPr>
           <w:rFonts w:ascii="Times New Roman" w:hAnsi="Times New Roman" w:eastAsia="Times New Roman" w:cs="Times New Roman"/>
@@ -5001,34 +5436,12 @@
           <w:szCs w:val="32"/>
           <w:u w:val="none"/>
         </w:rPr>
-      </w:r>
-      <w:r>
-        <w:rPr>
-          <w:rFonts w:ascii="Times New Roman" w:hAnsi="Times New Roman" w:eastAsia="Times New Roman" w:cs="Times New Roman"/>
-          <w:b w:val="0"/>
-          <w:bCs w:val="0"/>
-          <w:i w:val="0"/>
-          <w:iCs w:val="0"/>
-          <w:color w:val="000000" w:themeColor="text1"/>
-          <w:sz w:val="28"/>
-          <w:szCs w:val="28"/>
-          <w:u w:val="none"/>
-        </w:rPr>
         <w:fldChar w:fldCharType="end"/>
       </w:r>
       <w:r>
         <w:br w:type="page" w:clear="all"/>
       </w:r>
-      <w:r>
-        <w:rPr>
-          <w:b/>
-          <w:bCs w:val="0"/>
-          <w:i w:val="0"/>
-          <w:color w:val="000000" w:themeColor="text1"/>
-          <w:highlight w:val="none"/>
-          <w:u w:val="none"/>
-        </w:rPr>
-      </w:r>
+      <w:r/>
       <w:r/>
     </w:p>
     <w:p>
@@ -5063,18 +5476,7 @@
         </w:rPr>
         <w:t xml:space="preserve">ВВЕДЕНИЕ</w:t>
       </w:r>
-      <w:r>
-        <w:rPr>
-          <w:rFonts w:ascii="Times New Roman" w:hAnsi="Times New Roman" w:cs="Times New Roman"/>
-          <w:b/>
-          <w:bCs/>
-          <w:color w:val="000000" w:themeColor="text1"/>
-          <w:sz w:val="24"/>
-          <w:szCs w:val="24"/>
-          <w:highlight w:val="none"/>
-          <w14:ligatures w14:val="none"/>
-        </w:rPr>
-      </w:r>
+      <w:r/>
       <w:bookmarkEnd w:id="1"/>
       <w:r/>
       <w:r>
@@ -5686,18 +6088,7 @@
         </w:rPr>
         <w:t xml:space="preserve">Аналитический обзор</w:t>
       </w:r>
-      <w:r>
-        <w:rPr>
-          <w:rFonts w:ascii="Times New Roman" w:hAnsi="Times New Roman" w:cs="Times New Roman"/>
-          <w:b/>
-          <w:bCs/>
-          <w:color w:val="000000" w:themeColor="text1"/>
-          <w:sz w:val="24"/>
-          <w:szCs w:val="24"/>
-          <w:highlight w:val="none"/>
-          <w14:ligatures w14:val="none"/>
-        </w:rPr>
-      </w:r>
+      <w:r/>
       <w:bookmarkEnd w:id="2"/>
       <w:r/>
       <w:r>
@@ -6515,6 +6906,9 @@
         </w:rPr>
         <w:t xml:space="preserve"> технологической практики</w:t>
       </w:r>
+      <w:r/>
+      <w:bookmarkEnd w:id="4"/>
+      <w:r/>
       <w:r>
         <w:rPr>
           <w:rFonts w:ascii="Times New Roman" w:hAnsi="Times New Roman" w:eastAsia="Times New Roman" w:cs="Times New Roman"/>
@@ -6528,21 +6922,6 @@
           <w14:ligatures w14:val="none"/>
         </w:rPr>
       </w:r>
-      <w:bookmarkEnd w:id="4"/>
-      <w:r/>
-      <w:r>
-        <w:rPr>
-          <w:rFonts w:ascii="Times New Roman" w:hAnsi="Times New Roman" w:eastAsia="Times New Roman" w:cs="Times New Roman"/>
-          <w:b/>
-          <w:bCs/>
-          <w:color w:val="000000" w:themeColor="text1"/>
-          <w:sz w:val="24"/>
-          <w:szCs w:val="24"/>
-          <w:highlight w:val="none"/>
-          <w:lang w:val="ru-RU"/>
-          <w14:ligatures w14:val="none"/>
-        </w:rPr>
-      </w:r>
     </w:p>
     <w:p>
       <w:pPr>
@@ -7241,7 +7620,26 @@
           <w:szCs w:val="24"/>
           <w:highlight w:val="none"/>
         </w:rPr>
-        <w:t xml:space="preserve">структуру пользовательских интерфейсов программного комплекса;</w:t>
+        <w:t xml:space="preserve">структур</w:t>
+      </w:r>
+      <w:r>
+        <w:rPr>
+          <w:rFonts w:ascii="Times New Roman" w:hAnsi="Times New Roman" w:eastAsia="Times New Roman" w:cs="Times New Roman"/>
+          <w:sz w:val="24"/>
+          <w:szCs w:val="24"/>
+          <w:highlight w:val="none"/>
+          <w:lang w:val="ru-RU"/>
+        </w:rPr>
+        <w:t xml:space="preserve">ы</w:t>
+      </w:r>
+      <w:r>
+        <w:rPr>
+          <w:rFonts w:ascii="Times New Roman" w:hAnsi="Times New Roman" w:eastAsia="Times New Roman" w:cs="Times New Roman"/>
+          <w:sz w:val="24"/>
+          <w:szCs w:val="24"/>
+          <w:highlight w:val="none"/>
+        </w:rPr>
+        <w:t xml:space="preserve"> пользовательских интерфейсов программного комплекса;</w:t>
       </w:r>
       <w:r>
         <w:rPr>
@@ -7596,12 +7994,7 @@
         </w:rPr>
         <w:t xml:space="preserve">Технологическая часть</w:t>
       </w:r>
-      <w:r>
-        <w:rPr>
-          <w:highlight w:val="none"/>
-          <w14:ligatures w14:val="none"/>
-        </w:rPr>
-      </w:r>
+      <w:r/>
       <w:bookmarkEnd w:id="5"/>
       <w:r/>
       <w:r>
@@ -7660,7 +8053,7 @@
           <w:highlight w:val="none"/>
           <w:lang w:val="ru-RU"/>
         </w:rPr>
-        <w:t xml:space="preserve">Формализованное описание продедуры поиска учебно-методических изданий кафедры САПРиУ</w:t>
+        <w:t xml:space="preserve">Формализованное описание процедуры поиска учебно-методических изданий кафедры САПРиУ</w:t>
       </w:r>
       <w:r/>
       <w:bookmarkEnd w:id="6"/>
@@ -7744,7 +8137,7 @@
           <mc:Choice Requires="wpg">
             <w:drawing>
               <wp:inline xmlns:wp="http://schemas.openxmlformats.org/drawingml/2006/wordprocessingDrawing" distT="0" distB="0" distL="0" distR="0">
-                <wp:extent cx="5560559" cy="1573052"/>
+                <wp:extent cx="5048850" cy="1569811"/>
                 <wp:effectExtent l="0" t="0" r="0" b="0"/>
                 <wp:docPr id="1" name=""/>
                 <wp:cNvGraphicFramePr>
@@ -7754,26 +8147,20 @@
                   <a:graphicData uri="http://schemas.openxmlformats.org/drawingml/2006/picture">
                     <pic:pic xmlns:pic="http://schemas.openxmlformats.org/drawingml/2006/picture">
                       <pic:nvPicPr>
-                        <pic:cNvPr id="1104916125" name=""/>
+                        <pic:cNvPr id="593734533" name=""/>
                         <pic:cNvPicPr>
                           <a:picLocks noChangeAspect="1"/>
                         </pic:cNvPicPr>
                         <pic:nvPr/>
                       </pic:nvPicPr>
                       <pic:blipFill>
-                        <a:blip r:embed="rId12">
-                          <a:extLst>
-                            <a:ext uri="{96DAC541-7B7A-43D3-8B79-37D633B846F1}">
-                              <asvg:svgBlip xmlns:asvg="http://schemas.microsoft.com/office/drawing/2016/SVG/main" r:embed="rId13"/>
-                            </a:ext>
-                          </a:extLst>
-                        </a:blip>
+                        <a:blip r:embed="rId12"/>
                         <a:stretch/>
                       </pic:blipFill>
                       <pic:spPr bwMode="auto">
                         <a:xfrm flipH="0" flipV="0">
                           <a:off x="0" y="0"/>
-                          <a:ext cx="5560558" cy="1573052"/>
+                          <a:ext cx="5048850" cy="1569810"/>
                         </a:xfrm>
                         <a:prstGeom prst="rect">
                           <a:avLst/>
@@ -7806,7 +8193,7 @@
                 <v:path o:extrusionok="f" gradientshapeok="t" o:connecttype="rect"/>
                 <o:lock v:ext="edit" aspectratio="t"/>
               </v:shapetype>
-              <v:shape id="_x0000_i0" o:spid="_x0000_s0" type="#_x0000_t75" style="width:437.84pt;height:123.86pt;mso-wrap-distance-left:0.00pt;mso-wrap-distance-top:0.00pt;mso-wrap-distance-right:0.00pt;mso-wrap-distance-bottom:0.00pt;z-index:1;" stroked="false">
+              <v:shape id="_x0000_i0" o:spid="_x0000_s0" type="#_x0000_t75" style="width:397.55pt;height:123.61pt;mso-wrap-distance-left:0.00pt;mso-wrap-distance-top:0.00pt;mso-wrap-distance-right:0.00pt;mso-wrap-distance-bottom:0.00pt;z-index:1;" stroked="false">
                 <v:imagedata r:id="rId12" o:title=""/>
                 <o:lock v:ext="edit" rotation="t"/>
               </v:shape>
@@ -7958,35 +8345,6 @@
         <w:pBdr/>
         <w:spacing w:after="0" w:before="0" w:line="312" w:lineRule="auto"/>
         <w:ind w:firstLine="708"/>
-        <w:jc w:val="both"/>
-        <w:rPr/>
-      </w:pPr>
-      <w:r>
-        <w:rPr>
-          <w:rFonts w:ascii="Times New Roman" w:hAnsi="Times New Roman" w:eastAsia="Times New Roman" w:cs="Times New Roman"/>
-          <w:sz w:val="24"/>
-          <w:szCs w:val="24"/>
-          <w:highlight w:val="none"/>
-          <w:lang w:val="ru-RU"/>
-        </w:rPr>
-      </w:r>
-      <w:r>
-        <w:rPr>
-          <w:rFonts w:ascii="Times New Roman" w:hAnsi="Times New Roman" w:eastAsia="Times New Roman" w:cs="Times New Roman"/>
-          <w:sz w:val="24"/>
-          <w:szCs w:val="24"/>
-          <w:highlight w:val="none"/>
-          <w:lang w:val="ru-RU"/>
-        </w:rPr>
-      </w:r>
-      <w:r/>
-    </w:p>
-    <w:p>
-      <w:pPr>
-        <w:suppressLineNumbers w:val="false"/>
-        <w:pBdr/>
-        <w:spacing w:after="0" w:before="0" w:line="312" w:lineRule="auto"/>
-        <w:ind w:firstLine="708"/>
         <w:jc w:val="center"/>
         <w:rPr/>
       </w:pPr>
@@ -9840,7 +10198,7 @@
           <mc:Choice Requires="wpg">
             <w:drawing>
               <wp:inline xmlns:wp="http://schemas.openxmlformats.org/drawingml/2006/wordprocessingDrawing" distT="0" distB="0" distL="0" distR="0">
-                <wp:extent cx="5725395" cy="4739957"/>
+                <wp:extent cx="5713920" cy="4761600"/>
                 <wp:effectExtent l="0" t="0" r="0" b="0"/>
                 <wp:docPr id="2" name=""/>
                 <wp:cNvGraphicFramePr>
@@ -9850,26 +10208,20 @@
                   <a:graphicData uri="http://schemas.openxmlformats.org/drawingml/2006/picture">
                     <pic:pic xmlns:pic="http://schemas.openxmlformats.org/drawingml/2006/picture">
                       <pic:nvPicPr>
-                        <pic:cNvPr id="1717119596" name=""/>
+                        <pic:cNvPr id="223429935" name=""/>
                         <pic:cNvPicPr>
                           <a:picLocks noChangeAspect="1"/>
                         </pic:cNvPicPr>
                         <pic:nvPr/>
                       </pic:nvPicPr>
                       <pic:blipFill>
-                        <a:blip r:embed="rId14">
-                          <a:extLst>
-                            <a:ext uri="{96DAC541-7B7A-43D3-8B79-37D633B846F1}">
-                              <asvg:svgBlip xmlns:asvg="http://schemas.microsoft.com/office/drawing/2016/SVG/main" r:embed="rId15"/>
-                            </a:ext>
-                          </a:extLst>
-                        </a:blip>
+                        <a:blip r:embed="rId13"/>
                         <a:stretch/>
                       </pic:blipFill>
                       <pic:spPr bwMode="auto">
                         <a:xfrm flipH="0" flipV="0">
                           <a:off x="0" y="0"/>
-                          <a:ext cx="5725395" cy="4739956"/>
+                          <a:ext cx="5713920" cy="4761599"/>
                         </a:xfrm>
                         <a:prstGeom prst="rect">
                           <a:avLst/>
@@ -9902,8 +10254,8 @@
                 <v:path o:extrusionok="f" gradientshapeok="t" o:connecttype="rect"/>
                 <o:lock v:ext="edit" aspectratio="t"/>
               </v:shapetype>
-              <v:shape id="_x0000_i1" o:spid="_x0000_s1" type="#_x0000_t75" style="width:450.82pt;height:373.22pt;mso-wrap-distance-left:0.00pt;mso-wrap-distance-top:0.00pt;mso-wrap-distance-right:0.00pt;mso-wrap-distance-bottom:0.00pt;z-index:1;" stroked="false">
-                <v:imagedata r:id="rId14" o:title=""/>
+              <v:shape id="_x0000_i1" o:spid="_x0000_s1" type="#_x0000_t75" style="width:449.91pt;height:374.93pt;mso-wrap-distance-left:0.00pt;mso-wrap-distance-top:0.00pt;mso-wrap-distance-right:0.00pt;mso-wrap-distance-bottom:0.00pt;z-index:1;" stroked="false">
+                <v:imagedata r:id="rId13" o:title=""/>
                 <o:lock v:ext="edit" rotation="t"/>
               </v:shape>
             </w:pict>
@@ -10088,15 +10440,7 @@
         </w:rPr>
         <w:t xml:space="preserve">модели базы данных</w:t>
       </w:r>
-      <w:r>
-        <w:rPr>
-          <w:rFonts w:ascii="Times New Roman" w:hAnsi="Times New Roman" w:eastAsia="Times New Roman" w:cs="Times New Roman"/>
-          <w:sz w:val="24"/>
-          <w:szCs w:val="24"/>
-          <w:highlight w:val="none"/>
-          <w:lang w:val="ru-RU"/>
-        </w:rPr>
-      </w:r>
+      <w:r/>
       <w:bookmarkEnd w:id="9"/>
       <w:r/>
       <w:r>
@@ -10262,7 +10606,7 @@
       </w:r>
       <w:r>
         <w:rPr>
-          <w:rFonts w:ascii="Times New Roman" w:hAnsi="Times New Roman" w:eastAsia="Times New Roman" w:cs="Times New Roman"/>
+          <w:rFonts w:ascii="Times New Roman" w:hAnsi="Times New Roman" w:cs="Times New Roman"/>
           <w:sz w:val="24"/>
           <w:szCs w:val="24"/>
         </w:rPr>
@@ -10339,7 +10683,7 @@
       </w:r>
       <w:r>
         <w:rPr>
-          <w:rFonts w:ascii="Times New Roman" w:hAnsi="Times New Roman" w:eastAsia="Times New Roman" w:cs="Times New Roman"/>
+          <w:rFonts w:ascii="Times New Roman" w:hAnsi="Times New Roman" w:cs="Times New Roman"/>
           <w:sz w:val="24"/>
           <w:szCs w:val="24"/>
         </w:rPr>
@@ -10488,7 +10832,7 @@
                         <pic:nvPr/>
                       </pic:nvPicPr>
                       <pic:blipFill>
-                        <a:blip r:embed="rId16"/>
+                        <a:blip r:embed="rId14"/>
                         <a:stretch/>
                       </pic:blipFill>
                       <pic:spPr bwMode="auto">
@@ -10528,7 +10872,7 @@
                 <o:lock v:ext="edit" aspectratio="t"/>
               </v:shapetype>
               <v:shape id="_x0000_i2" o:spid="_x0000_s2" type="#_x0000_t75" style="width:468.00pt;height:178.79pt;mso-wrap-distance-left:0.00pt;mso-wrap-distance-top:0.00pt;mso-wrap-distance-right:0.00pt;mso-wrap-distance-bottom:0.00pt;z-index:1;" stroked="false">
-                <v:imagedata r:id="rId16" o:title=""/>
+                <v:imagedata r:id="rId14" o:title=""/>
                 <o:lock v:ext="edit" rotation="t"/>
               </v:shape>
             </w:pict>
@@ -10537,7 +10881,11 @@
       </w:r>
       <w:r>
         <w:rPr>
+          <w:rFonts w:ascii="Times New Roman" w:hAnsi="Times New Roman" w:eastAsia="Times New Roman" w:cs="Times New Roman"/>
+          <w:sz w:val="24"/>
+          <w:szCs w:val="24"/>
           <w:highlight w:val="none"/>
+          <w:lang w:val="en-US"/>
         </w:rPr>
       </w:r>
       <w:r>
@@ -10602,11 +10950,7 @@
       </w:r>
       <w:r>
         <w:rPr>
-          <w:rFonts w:ascii="Times New Roman" w:hAnsi="Times New Roman" w:eastAsia="Times New Roman" w:cs="Times New Roman"/>
-          <w:sz w:val="24"/>
-          <w:szCs w:val="24"/>
           <w:highlight w:val="none"/>
-          <w:lang w:val="en-US"/>
         </w:rPr>
       </w:r>
       <w:r>
@@ -10845,6 +11189,14 @@
           <w:lang w:val="ru-RU"/>
         </w:rPr>
         <w:t xml:space="preserve">учебно-методических изданий</w:t>
+      </w:r>
+      <w:r>
+        <w:rPr>
+          <w:rFonts w:ascii="Times New Roman" w:hAnsi="Times New Roman" w:eastAsia="Times New Roman" w:cs="Times New Roman"/>
+          <w:sz w:val="24"/>
+          <w:szCs w:val="24"/>
+          <w:highlight w:val="none"/>
+        </w:rPr>
       </w:r>
       <w:r>
         <w:rPr>
@@ -11076,7 +11428,7 @@
             </w:r>
             <w:r>
               <w:rPr>
-                <w:rFonts w:ascii="Times New Roman" w:hAnsi="Times New Roman" w:eastAsia="Times New Roman" w:cs="Times New Roman"/>
+                <w:rFonts w:ascii="Times New Roman" w:hAnsi="Times New Roman" w:cs="Times New Roman"/>
                 <w:color w:val="000000"/>
                 <w:sz w:val="24"/>
                 <w:szCs w:val="24"/>
@@ -11130,7 +11482,7 @@
             </w:r>
             <w:r>
               <w:rPr>
-                <w:rFonts w:ascii="Times New Roman" w:hAnsi="Times New Roman" w:eastAsia="Times New Roman" w:cs="Times New Roman"/>
+                <w:rFonts w:ascii="Times New Roman" w:hAnsi="Times New Roman" w:cs="Times New Roman"/>
                 <w:b w:val="0"/>
                 <w:bCs w:val="0"/>
                 <w:color w:val="000000"/>
@@ -11181,7 +11533,7 @@
             </w:r>
             <w:r>
               <w:rPr>
-                <w:rFonts w:ascii="Times New Roman" w:hAnsi="Times New Roman" w:eastAsia="Times New Roman" w:cs="Times New Roman"/>
+                <w:rFonts w:ascii="Times New Roman" w:hAnsi="Times New Roman" w:cs="Times New Roman"/>
                 <w:color w:val="000000"/>
                 <w:sz w:val="24"/>
                 <w:szCs w:val="24"/>
@@ -11235,7 +11587,7 @@
             </w:r>
             <w:r>
               <w:rPr>
-                <w:rFonts w:ascii="Times New Roman" w:hAnsi="Times New Roman" w:eastAsia="Times New Roman" w:cs="Times New Roman"/>
+                <w:rFonts w:ascii="Times New Roman" w:hAnsi="Times New Roman" w:cs="Times New Roman"/>
                 <w:b w:val="0"/>
                 <w:bCs w:val="0"/>
                 <w:color w:val="000000"/>
@@ -11286,7 +11638,7 @@
             </w:r>
             <w:r>
               <w:rPr>
-                <w:rFonts w:ascii="Times New Roman" w:hAnsi="Times New Roman" w:eastAsia="Times New Roman" w:cs="Times New Roman"/>
+                <w:rFonts w:ascii="Times New Roman" w:hAnsi="Times New Roman" w:cs="Times New Roman"/>
                 <w:color w:val="000000"/>
                 <w:sz w:val="24"/>
                 <w:szCs w:val="24"/>
@@ -11340,7 +11692,7 @@
             </w:r>
             <w:r>
               <w:rPr>
-                <w:rFonts w:ascii="Times New Roman" w:hAnsi="Times New Roman" w:eastAsia="Times New Roman" w:cs="Times New Roman"/>
+                <w:rFonts w:ascii="Times New Roman" w:hAnsi="Times New Roman" w:cs="Times New Roman"/>
                 <w:b w:val="0"/>
                 <w:bCs w:val="0"/>
                 <w:color w:val="000000"/>
@@ -11458,7 +11810,7 @@
             </w:r>
             <w:r>
               <w:rPr>
-                <w:rFonts w:ascii="Times New Roman" w:hAnsi="Times New Roman" w:eastAsia="Times New Roman" w:cs="Times New Roman"/>
+                <w:rFonts w:ascii="Times New Roman" w:hAnsi="Times New Roman" w:cs="Times New Roman"/>
                 <w:color w:val="000000"/>
                 <w:sz w:val="24"/>
                 <w:szCs w:val="24"/>
@@ -11716,7 +12068,6 @@
         </w:rPr>
         <w:t xml:space="preserve">учебно-методических изданий</w:t>
       </w:r>
-      <w:r/>
       <w:r>
         <w:rPr>
           <w:rFonts w:ascii="Times New Roman" w:hAnsi="Times New Roman" w:cs="Times New Roman"/>
@@ -11738,6 +12089,7 @@
           <w:color w:val="000000" w:themeColor="text1"/>
           <w:sz w:val="24"/>
           <w:szCs w:val="24"/>
+          <w:highlight w:val="none"/>
           <w14:ligatures w14:val="none"/>
         </w:rPr>
       </w:r>
@@ -11787,7 +12139,7 @@
           <mc:Choice Requires="wpg">
             <w:drawing>
               <wp:inline xmlns:wp="http://schemas.openxmlformats.org/drawingml/2006/wordprocessingDrawing" distT="0" distB="0" distL="0" distR="0">
-                <wp:extent cx="3179940" cy="5941696"/>
+                <wp:extent cx="3297291" cy="6045034"/>
                 <wp:effectExtent l="0" t="0" r="0" b="0"/>
                 <wp:docPr id="4" name=""/>
                 <wp:cNvGraphicFramePr>
@@ -11797,26 +12149,20 @@
                   <a:graphicData uri="http://schemas.openxmlformats.org/drawingml/2006/picture">
                     <pic:pic xmlns:pic="http://schemas.openxmlformats.org/drawingml/2006/picture">
                       <pic:nvPicPr>
-                        <pic:cNvPr id="2079956931" name=""/>
+                        <pic:cNvPr id="784157027" name=""/>
                         <pic:cNvPicPr>
                           <a:picLocks noChangeAspect="1"/>
                         </pic:cNvPicPr>
                         <pic:nvPr/>
                       </pic:nvPicPr>
                       <pic:blipFill>
-                        <a:blip r:embed="rId17">
-                          <a:extLst>
-                            <a:ext uri="{96DAC541-7B7A-43D3-8B79-37D633B846F1}">
-                              <asvg:svgBlip xmlns:asvg="http://schemas.microsoft.com/office/drawing/2016/SVG/main" r:embed="rId18"/>
-                            </a:ext>
-                          </a:extLst>
-                        </a:blip>
+                        <a:blip r:embed="rId15"/>
                         <a:stretch/>
                       </pic:blipFill>
                       <pic:spPr bwMode="auto">
                         <a:xfrm flipH="0" flipV="0">
                           <a:off x="0" y="0"/>
-                          <a:ext cx="3179940" cy="5941696"/>
+                          <a:ext cx="3297291" cy="6045033"/>
                         </a:xfrm>
                         <a:prstGeom prst="rect">
                           <a:avLst/>
@@ -11849,8 +12195,8 @@
                 <v:path o:extrusionok="f" gradientshapeok="t" o:connecttype="rect"/>
                 <o:lock v:ext="edit" aspectratio="t"/>
               </v:shapetype>
-              <v:shape id="_x0000_i3" o:spid="_x0000_s3" type="#_x0000_t75" style="width:250.39pt;height:467.85pt;mso-wrap-distance-left:0.00pt;mso-wrap-distance-top:0.00pt;mso-wrap-distance-right:0.00pt;mso-wrap-distance-bottom:0.00pt;z-index:1;" stroked="false">
-                <v:imagedata r:id="rId17" o:title=""/>
+              <v:shape id="_x0000_i3" o:spid="_x0000_s3" type="#_x0000_t75" style="width:259.63pt;height:475.99pt;mso-wrap-distance-left:0.00pt;mso-wrap-distance-top:0.00pt;mso-wrap-distance-right:0.00pt;mso-wrap-distance-bottom:0.00pt;z-index:1;" stroked="false">
+                <v:imagedata r:id="rId15" o:title=""/>
                 <o:lock v:ext="edit" rotation="t"/>
               </v:shape>
             </w:pict>
@@ -11919,7 +12265,6 @@
           <w:color w:val="000000" w:themeColor="text1"/>
           <w:sz w:val="24"/>
           <w:szCs w:val="24"/>
-          <w:highlight w:val="none"/>
           <w14:ligatures w14:val="none"/>
         </w:rPr>
       </w:r>
@@ -12003,13 +12348,7 @@
         </w:rPr>
         <w:t xml:space="preserve">Создание структуры интерфейсов пользователей цифровой библиотеки в виде UML-диаграмм вариантов использования</w:t>
       </w:r>
-      <w:r>
-        <w:rPr>
-          <w:b/>
-          <w:bCs/>
-          <w:color w:val="000000" w:themeColor="text1"/>
-        </w:rPr>
-      </w:r>
+      <w:r/>
       <w:bookmarkEnd w:id="12"/>
       <w:r/>
       <w:r>
@@ -12299,7 +12638,7 @@
                         <pic:nvPr/>
                       </pic:nvPicPr>
                       <pic:blipFill>
-                        <a:blip r:embed="rId19"/>
+                        <a:blip r:embed="rId16"/>
                         <a:stretch/>
                       </pic:blipFill>
                       <pic:spPr bwMode="auto">
@@ -12339,7 +12678,7 @@
                 <o:lock v:ext="edit" aspectratio="t"/>
               </v:shapetype>
               <v:shape id="_x0000_i4" o:spid="_x0000_s4" type="#_x0000_t75" style="width:268.98pt;height:287.83pt;mso-wrap-distance-left:0.00pt;mso-wrap-distance-top:0.00pt;mso-wrap-distance-right:0.00pt;mso-wrap-distance-bottom:0.00pt;z-index:1;" stroked="false">
-                <v:imagedata r:id="rId19" o:title=""/>
+                <v:imagedata r:id="rId16" o:title=""/>
                 <o:lock v:ext="edit" rotation="t"/>
               </v:shape>
             </w:pict>
@@ -12348,6 +12687,9 @@
       </w:r>
       <w:r>
         <w:rPr>
+          <w:rFonts w:ascii="Times New Roman" w:hAnsi="Times New Roman" w:eastAsia="Times New Roman" w:cs="Times New Roman"/>
+          <w:sz w:val="24"/>
+          <w:szCs w:val="24"/>
           <w:highlight w:val="none"/>
         </w:rPr>
       </w:r>
@@ -12393,6 +12735,9 @@
       </w:r>
       <w:r>
         <w:rPr>
+          <w:rFonts w:ascii="Times New Roman" w:hAnsi="Times New Roman" w:eastAsia="Times New Roman" w:cs="Times New Roman"/>
+          <w:sz w:val="24"/>
+          <w:szCs w:val="24"/>
           <w:highlight w:val="none"/>
         </w:rPr>
       </w:r>
@@ -12426,9 +12771,6 @@
       </w:r>
       <w:r>
         <w:rPr>
-          <w:rFonts w:ascii="Times New Roman" w:hAnsi="Times New Roman" w:eastAsia="Times New Roman" w:cs="Times New Roman"/>
-          <w:sz w:val="24"/>
-          <w:szCs w:val="24"/>
           <w:highlight w:val="none"/>
         </w:rPr>
       </w:r>
@@ -12532,13 +12874,7 @@
         </w:rPr>
         <w:t xml:space="preserve"> кафедры САПРиУ</w:t>
       </w:r>
-      <w:r>
-        <w:rPr>
-          <w:b/>
-          <w:bCs/>
-          <w:color w:val="000000" w:themeColor="text1"/>
-        </w:rPr>
-      </w:r>
+      <w:r/>
       <w:bookmarkEnd w:id="13"/>
       <w:r/>
       <w:r>
@@ -12663,6 +12999,67 @@
       </w:r>
       <w:r>
         <w:rPr>
+          <w:bCs/>
+          <w:i/>
+        </w:rPr>
+      </w:r>
+      <w:r>
+        <w:rPr>
+          <w:bCs/>
+          <w:i/>
+        </w:rPr>
+      </w:r>
+    </w:p>
+    <w:p>
+      <w:pPr>
+        <w:suppressLineNumbers w:val="false"/>
+        <w:pBdr/>
+        <w:spacing w:after="0" w:before="0" w:line="312" w:lineRule="auto"/>
+        <w:ind w:firstLine="708"/>
+        <w:jc w:val="both"/>
+        <w:rPr/>
+      </w:pPr>
+      <w:r>
+        <w:rPr>
+          <w:rFonts w:ascii="Times New Roman" w:hAnsi="Times New Roman" w:cs="Times New Roman"/>
+          <w:b w:val="0"/>
+          <w:bCs w:val="0"/>
+          <w:color w:val="000000" w:themeColor="text1"/>
+          <w:sz w:val="24"/>
+          <w:szCs w:val="24"/>
+          <w:lang w:val="ru-RU"/>
+          <w14:ligatures w14:val="none"/>
+        </w:rPr>
+        <w:t xml:space="preserve">Реализует пользовательский интерфейс для взаимодействия с пользователями. Обеспечивает ввод критериев поиска, отображение результатов, просмотр детальной информации об изданиях.</w:t>
+      </w:r>
+      <w:r>
+        <w:rPr>
+          <w:rFonts w:ascii="Times New Roman" w:hAnsi="Times New Roman" w:cs="Times New Roman"/>
+          <w:b w:val="0"/>
+          <w:bCs w:val="0"/>
+          <w:color w:val="000000" w:themeColor="text1"/>
+          <w:sz w:val="24"/>
+          <w:szCs w:val="24"/>
+          <w:lang w:val="ru-RU"/>
+          <w14:ligatures w14:val="none"/>
+        </w:rPr>
+      </w:r>
+      <w:r/>
+    </w:p>
+    <w:p>
+      <w:pPr>
+        <w:suppressLineNumbers w:val="false"/>
+        <w:pBdr/>
+        <w:spacing w:after="0" w:before="0" w:line="312" w:lineRule="auto"/>
+        <w:ind w:firstLine="708"/>
+        <w:jc w:val="both"/>
+        <w:rPr>
+          <w:bCs/>
+          <w:i/>
+        </w:rPr>
+      </w:pPr>
+      <w:r>
+        <w:rPr>
           <w:rFonts w:ascii="Times New Roman" w:hAnsi="Times New Roman" w:cs="Times New Roman"/>
           <w:b w:val="0"/>
           <w:bCs w:val="0"/>
@@ -12674,6 +13071,13 @@
           <w:lang w:val="ru-RU"/>
           <w14:ligatures w14:val="none"/>
         </w:rPr>
+        <w:t xml:space="preserve">Серверная часть</w:t>
+      </w:r>
+      <w:r>
+        <w:rPr>
+          <w:bCs/>
+          <w:i/>
+        </w:rPr>
       </w:r>
       <w:r>
         <w:rPr>
@@ -12702,7 +13106,7 @@
           <w:lang w:val="ru-RU"/>
           <w14:ligatures w14:val="none"/>
         </w:rPr>
-        <w:t xml:space="preserve">Реализует пользовательский интерфейс для взаимодействия с пользователями. Обеспечивает ввод критериев поиска, отображение результатов, просмотр детальной информации об изданиях.</w:t>
+        <w:t xml:space="preserve">Выполняет основную бизнес-логику приложения, а именно обработку поисковых запросов, формирование SQL-запросов, валидацию данных, управление правами доступа и координацию взаимодействия между клиентом и базой данных.</w:t>
       </w:r>
       <w:r>
         <w:rPr>
@@ -12743,20 +13147,12 @@
           <w:lang w:val="ru-RU"/>
           <w14:ligatures w14:val="none"/>
         </w:rPr>
-        <w:t xml:space="preserve">Серверная часть</w:t>
-      </w:r>
-      <w:r>
-        <w:rPr>
-          <w:rFonts w:ascii="Times New Roman" w:hAnsi="Times New Roman" w:cs="Times New Roman"/>
-          <w:b w:val="0"/>
-          <w:bCs w:val="0"/>
+        <w:t xml:space="preserve">Сервер баз данных</w:t>
+      </w:r>
+      <w:r>
+        <w:rPr>
+          <w:bCs/>
           <w:i/>
-          <w:iCs/>
-          <w:color w:val="000000" w:themeColor="text1"/>
-          <w:sz w:val="24"/>
-          <w:szCs w:val="24"/>
-          <w:lang w:val="ru-RU"/>
-          <w14:ligatures w14:val="none"/>
         </w:rPr>
       </w:r>
       <w:r>
@@ -12773,9 +13169,6 @@
         <w:spacing w:after="0" w:before="0" w:line="312" w:lineRule="auto"/>
         <w:ind w:firstLine="708"/>
         <w:jc w:val="both"/>
-        <w:rPr/>
-      </w:pPr>
-      <w:r>
         <w:rPr>
           <w:rFonts w:ascii="Times New Roman" w:hAnsi="Times New Roman" w:cs="Times New Roman"/>
           <w:b w:val="0"/>
@@ -12783,11 +13176,11 @@
           <w:color w:val="000000" w:themeColor="text1"/>
           <w:sz w:val="24"/>
           <w:szCs w:val="24"/>
+          <w:highlight w:val="none"/>
           <w:lang w:val="ru-RU"/>
           <w14:ligatures w14:val="none"/>
         </w:rPr>
-        <w:t xml:space="preserve">Выполняет основную бизнес-логику приложения, а именно обработку поисковых запросов, формирование SQL-запросов, валидацию данных, управление правами доступа и координацию взаимодействия между клиентом и базой данных.</w:t>
-      </w:r>
+      </w:pPr>
       <w:r>
         <w:rPr>
           <w:rFonts w:ascii="Times New Roman" w:hAnsi="Times New Roman" w:cs="Times New Roman"/>
@@ -12799,64 +13192,9 @@
           <w:lang w:val="ru-RU"/>
           <w14:ligatures w14:val="none"/>
         </w:rPr>
-      </w:r>
-      <w:r/>
-    </w:p>
-    <w:p>
-      <w:pPr>
-        <w:suppressLineNumbers w:val="false"/>
-        <w:pBdr/>
-        <w:spacing w:after="0" w:before="0" w:line="312" w:lineRule="auto"/>
-        <w:ind w:firstLine="708"/>
-        <w:jc w:val="both"/>
-        <w:rPr>
-          <w:bCs/>
-          <w:i/>
-        </w:rPr>
-      </w:pPr>
-      <w:r>
-        <w:rPr>
-          <w:rFonts w:ascii="Times New Roman" w:hAnsi="Times New Roman" w:cs="Times New Roman"/>
-          <w:b w:val="0"/>
-          <w:bCs w:val="0"/>
-          <w:i/>
-          <w:iCs/>
-          <w:color w:val="000000" w:themeColor="text1"/>
-          <w:sz w:val="24"/>
-          <w:szCs w:val="24"/>
-          <w:lang w:val="ru-RU"/>
-          <w14:ligatures w14:val="none"/>
-        </w:rPr>
-        <w:t xml:space="preserve">Сервер баз данных</w:t>
-      </w:r>
-      <w:r>
-        <w:rPr>
-          <w:rFonts w:ascii="Times New Roman" w:hAnsi="Times New Roman" w:cs="Times New Roman"/>
-          <w:b w:val="0"/>
-          <w:bCs w:val="0"/>
-          <w:i/>
-          <w:iCs/>
-          <w:color w:val="000000" w:themeColor="text1"/>
-          <w:sz w:val="24"/>
-          <w:szCs w:val="24"/>
-          <w:lang w:val="ru-RU"/>
-          <w14:ligatures w14:val="none"/>
-        </w:rPr>
-      </w:r>
-      <w:r>
-        <w:rPr>
-          <w:bCs/>
-          <w:i/>
-        </w:rPr>
-      </w:r>
-    </w:p>
-    <w:p>
-      <w:pPr>
-        <w:suppressLineNumbers w:val="false"/>
-        <w:pBdr/>
-        <w:spacing w:after="0" w:before="0" w:line="312" w:lineRule="auto"/>
-        <w:ind w:firstLine="708"/>
-        <w:jc w:val="both"/>
+        <w:t xml:space="preserve">Отвечает за хранение информации о пользователях, всех метаданных изданий и связей между сущностями. Обеспечивает быстрый поиск и целостность данных.</w:t>
+      </w:r>
+      <w:r>
         <w:rPr>
           <w:rFonts w:ascii="Times New Roman" w:hAnsi="Times New Roman" w:cs="Times New Roman"/>
           <w:b w:val="0"/>
@@ -12868,7 +13206,7 @@
           <w:lang w:val="ru-RU"/>
           <w14:ligatures w14:val="none"/>
         </w:rPr>
-      </w:pPr>
+      </w:r>
       <w:r>
         <w:rPr>
           <w:rFonts w:ascii="Times New Roman" w:hAnsi="Times New Roman" w:cs="Times New Roman"/>
@@ -12877,12 +13215,19 @@
           <w:color w:val="000000" w:themeColor="text1"/>
           <w:sz w:val="24"/>
           <w:szCs w:val="24"/>
+          <w:highlight w:val="none"/>
           <w:lang w:val="ru-RU"/>
           <w14:ligatures w14:val="none"/>
         </w:rPr>
-        <w:t xml:space="preserve">Отвечает за хранение информации о пользователях, всех метаданных изданий и связей между сущностями. Обеспечивает быстрый поиск и целостность данных.</w:t>
-      </w:r>
-      <w:r>
+      </w:r>
+    </w:p>
+    <w:p>
+      <w:pPr>
+        <w:suppressLineNumbers w:val="false"/>
+        <w:pBdr/>
+        <w:spacing w:after="0" w:before="0" w:line="312" w:lineRule="auto"/>
+        <w:ind w:right="0" w:firstLine="0" w:left="0"/>
+        <w:jc w:val="center"/>
         <w:rPr>
           <w:rFonts w:ascii="Times New Roman" w:hAnsi="Times New Roman" w:cs="Times New Roman"/>
           <w:b w:val="0"/>
@@ -12891,10 +13236,10 @@
           <w:sz w:val="24"/>
           <w:szCs w:val="24"/>
           <w:highlight w:val="none"/>
-          <w:lang w:val="ru-RU"/>
+          <w:lang w:val="ru-RU" w:bidi="ru-RU"/>
           <w14:ligatures w14:val="none"/>
         </w:rPr>
-      </w:r>
+      </w:pPr>
       <w:r>
         <w:rPr>
           <w:rFonts w:ascii="Times New Roman" w:hAnsi="Times New Roman" w:cs="Times New Roman"/>
@@ -12904,39 +13249,6 @@
           <w:sz w:val="24"/>
           <w:szCs w:val="24"/>
           <w:highlight w:val="none"/>
-          <w:lang w:val="ru-RU"/>
-          <w14:ligatures w14:val="none"/>
-        </w:rPr>
-      </w:r>
-    </w:p>
-    <w:p>
-      <w:pPr>
-        <w:suppressLineNumbers w:val="false"/>
-        <w:pBdr/>
-        <w:spacing w:after="0" w:before="0" w:line="312" w:lineRule="auto"/>
-        <w:ind w:right="0" w:firstLine="0" w:left="0"/>
-        <w:jc w:val="center"/>
-        <w:rPr>
-          <w:rFonts w:ascii="Times New Roman" w:hAnsi="Times New Roman" w:cs="Times New Roman"/>
-          <w:b w:val="0"/>
-          <w:bCs w:val="0"/>
-          <w:color w:val="000000" w:themeColor="text1"/>
-          <w:sz w:val="24"/>
-          <w:szCs w:val="24"/>
-          <w:highlight w:val="none"/>
-          <w:lang w:val="ru-RU" w:bidi="ru-RU"/>
-          <w14:ligatures w14:val="none"/>
-        </w:rPr>
-      </w:pPr>
-      <w:r>
-        <w:rPr>
-          <w:rFonts w:ascii="Times New Roman" w:hAnsi="Times New Roman" w:cs="Times New Roman"/>
-          <w:b w:val="0"/>
-          <w:bCs w:val="0"/>
-          <w:color w:val="000000" w:themeColor="text1"/>
-          <w:sz w:val="24"/>
-          <w:szCs w:val="24"/>
-          <w:highlight w:val="none"/>
           <w:lang w:val="ru-RU" w:bidi="ru-RU"/>
           <w14:ligatures w14:val="none"/>
         </w:rPr>
@@ -12946,7 +13258,7 @@
           <mc:Choice Requires="wpg">
             <w:drawing>
               <wp:inline xmlns:wp="http://schemas.openxmlformats.org/drawingml/2006/wordprocessingDrawing" distT="0" distB="0" distL="0" distR="0">
-                <wp:extent cx="5943600" cy="2919046"/>
+                <wp:extent cx="5883451" cy="2975538"/>
                 <wp:effectExtent l="0" t="0" r="0" b="0"/>
                 <wp:docPr id="6" name=""/>
                 <wp:cNvGraphicFramePr>
@@ -12956,26 +13268,20 @@
                   <a:graphicData uri="http://schemas.openxmlformats.org/drawingml/2006/picture">
                     <pic:pic xmlns:pic="http://schemas.openxmlformats.org/drawingml/2006/picture">
                       <pic:nvPicPr>
-                        <pic:cNvPr id="1670704861" name=""/>
+                        <pic:cNvPr id="1642421907" name=""/>
                         <pic:cNvPicPr>
                           <a:picLocks noChangeAspect="1"/>
                         </pic:cNvPicPr>
                         <pic:nvPr/>
                       </pic:nvPicPr>
                       <pic:blipFill>
-                        <a:blip r:embed="rId20">
-                          <a:extLst>
-                            <a:ext uri="{96DAC541-7B7A-43D3-8B79-37D633B846F1}">
-                              <asvg:svgBlip xmlns:asvg="http://schemas.microsoft.com/office/drawing/2016/SVG/main" r:embed="rId21"/>
-                            </a:ext>
-                          </a:extLst>
-                        </a:blip>
+                        <a:blip r:embed="rId17"/>
                         <a:stretch/>
                       </pic:blipFill>
                       <pic:spPr bwMode="auto">
-                        <a:xfrm>
+                        <a:xfrm flipH="0" flipV="0">
                           <a:off x="0" y="0"/>
-                          <a:ext cx="5943599" cy="2919045"/>
+                          <a:ext cx="5883450" cy="2975538"/>
                         </a:xfrm>
                         <a:prstGeom prst="rect">
                           <a:avLst/>
@@ -13008,8 +13314,8 @@
                 <v:path o:extrusionok="f" gradientshapeok="t" o:connecttype="rect"/>
                 <o:lock v:ext="edit" aspectratio="t"/>
               </v:shapetype>
-              <v:shape id="_x0000_i5" o:spid="_x0000_s5" type="#_x0000_t75" style="width:468.00pt;height:229.85pt;mso-wrap-distance-left:0.00pt;mso-wrap-distance-top:0.00pt;mso-wrap-distance-right:0.00pt;mso-wrap-distance-bottom:0.00pt;z-index:1;" stroked="false">
-                <v:imagedata r:id="rId20" o:title=""/>
+              <v:shape id="_x0000_i5" o:spid="_x0000_s5" type="#_x0000_t75" style="width:463.26pt;height:234.29pt;mso-wrap-distance-left:0.00pt;mso-wrap-distance-top:0.00pt;mso-wrap-distance-right:0.00pt;mso-wrap-distance-bottom:0.00pt;z-index:1;" stroked="false">
+                <v:imagedata r:id="rId17" o:title=""/>
                 <o:lock v:ext="edit" rotation="t"/>
               </v:shape>
             </w:pict>
@@ -13025,7 +13331,7 @@
           <w:sz w:val="24"/>
           <w:szCs w:val="24"/>
           <w:highlight w:val="none"/>
-          <w:lang w:val="ru-RU"/>
+          <w:lang w:val="ru-RU" w:bidi="ru-RU"/>
           <w14:ligatures w14:val="none"/>
         </w:rPr>
       </w:r>
@@ -13085,7 +13391,7 @@
           <w:sz w:val="24"/>
           <w:szCs w:val="24"/>
           <w:highlight w:val="none"/>
-          <w:lang w:val="ru-RU" w:bidi="ru-RU"/>
+          <w:lang w:val="ru-RU"/>
           <w14:ligatures w14:val="none"/>
         </w:rPr>
       </w:r>
@@ -13171,6 +13477,9 @@
         </w:rPr>
         <w:t xml:space="preserve">Обоснование выбора инструментальных средств разработки информационного и программного обеспечения</w:t>
       </w:r>
+      <w:r/>
+      <w:bookmarkEnd w:id="14"/>
+      <w:r/>
       <w:r>
         <w:rPr>
           <w:b/>
@@ -13178,15 +13487,6 @@
           <w:color w:val="000000" w:themeColor="text1"/>
         </w:rPr>
       </w:r>
-      <w:bookmarkEnd w:id="14"/>
-      <w:r/>
-      <w:r>
-        <w:rPr>
-          <w:b/>
-          <w:bCs/>
-          <w:color w:val="000000" w:themeColor="text1"/>
-        </w:rPr>
-      </w:r>
     </w:p>
     <w:p>
       <w:pPr>
@@ -13264,6 +13564,8 @@
           <w:rFonts w:ascii="Times New Roman" w:hAnsi="Times New Roman"/>
           <w:sz w:val="24"/>
           <w:szCs w:val="24"/>
+          <w:highlight w:val="none"/>
+          <w:lang w:val="ru-RU"/>
         </w:rPr>
       </w:r>
       <w:r>
@@ -13333,8 +13635,6 @@
           <w:rFonts w:ascii="Times New Roman" w:hAnsi="Times New Roman"/>
           <w:sz w:val="24"/>
           <w:szCs w:val="24"/>
-          <w:highlight w:val="none"/>
-          <w:lang w:val="ru-RU"/>
         </w:rPr>
       </w:r>
       <w:r>
@@ -13395,6 +13695,7 @@
           <w:rFonts w:ascii="Times New Roman" w:hAnsi="Times New Roman"/>
           <w:sz w:val="24"/>
           <w:szCs w:val="24"/>
+          <w:highlight w:val="none"/>
         </w:rPr>
       </w:r>
       <w:r>
@@ -14206,7 +14507,6 @@
                 <w:rFonts w:ascii="Times New Roman" w:hAnsi="Times New Roman"/>
                 <w:sz w:val="24"/>
                 <w:szCs w:val="24"/>
-                <w:lang w:val="en-US"/>
               </w:rPr>
             </w:r>
             <w:r>
@@ -14326,7 +14626,6 @@
                 <w:rFonts w:ascii="Times New Roman" w:hAnsi="Times New Roman"/>
                 <w:sz w:val="24"/>
                 <w:szCs w:val="24"/>
-                <w:lang w:val="en-US"/>
               </w:rPr>
             </w:r>
             <w:r>
@@ -14372,7 +14671,6 @@
                 <w:rFonts w:ascii="Times New Roman" w:hAnsi="Times New Roman"/>
                 <w:sz w:val="24"/>
                 <w:szCs w:val="24"/>
-                <w:lang w:val="en-US"/>
               </w:rPr>
             </w:r>
             <w:r>
@@ -14418,7 +14716,6 @@
                 <w:rFonts w:ascii="Times New Roman" w:hAnsi="Times New Roman"/>
                 <w:sz w:val="24"/>
                 <w:szCs w:val="24"/>
-                <w:lang w:val="en-US"/>
               </w:rPr>
             </w:r>
             <w:r>
@@ -14494,7 +14791,6 @@
                 <w:rFonts w:ascii="Times New Roman" w:hAnsi="Times New Roman"/>
                 <w:sz w:val="24"/>
                 <w:szCs w:val="24"/>
-                <w:lang w:val="en-US"/>
               </w:rPr>
             </w:r>
             <w:r>
@@ -14548,7 +14844,6 @@
                 <w:rFonts w:ascii="Times New Roman" w:hAnsi="Times New Roman"/>
                 <w:sz w:val="24"/>
                 <w:szCs w:val="24"/>
-                <w:lang w:val="en-US"/>
               </w:rPr>
             </w:r>
             <w:r>
@@ -14638,7 +14933,6 @@
                 <w:rFonts w:ascii="Times New Roman" w:hAnsi="Times New Roman"/>
                 <w:sz w:val="24"/>
                 <w:szCs w:val="24"/>
-                <w:lang w:val="en-US"/>
               </w:rPr>
             </w:r>
             <w:r>
@@ -14684,7 +14978,6 @@
                 <w:rFonts w:ascii="Times New Roman" w:hAnsi="Times New Roman"/>
                 <w:sz w:val="24"/>
                 <w:szCs w:val="24"/>
-                <w:lang w:val="en-US"/>
               </w:rPr>
             </w:r>
             <w:r>
@@ -15232,6 +15525,7 @@
           <w:bCs w:val="0"/>
           <w:sz w:val="24"/>
           <w:szCs w:val="24"/>
+          <w:highlight w:val="none"/>
         </w:rPr>
       </w:r>
       <w:r>
@@ -15315,6 +15609,7 @@
           <w:bCs w:val="0"/>
           <w:sz w:val="24"/>
           <w:szCs w:val="24"/>
+          <w:highlight w:val="none"/>
         </w:rPr>
       </w:r>
       <w:r>
@@ -15532,7 +15827,6 @@
           <w:bCs w:val="0"/>
           <w:sz w:val="24"/>
           <w:szCs w:val="24"/>
-          <w:highlight w:val="none"/>
         </w:rPr>
       </w:r>
       <w:r>
@@ -16051,7 +16345,7 @@
             </w:r>
             <w:r>
               <w:rPr>
-                <w:rFonts w:ascii="Times New Roman" w:hAnsi="Times New Roman" w:eastAsia="Times New Roman" w:cs="Times New Roman"/>
+                <w:rFonts w:ascii="Times New Roman" w:hAnsi="Times New Roman" w:cs="Times New Roman"/>
                 <w:b w:val="0"/>
                 <w:bCs w:val="0"/>
               </w:rPr>
@@ -16096,7 +16390,7 @@
             </w:r>
             <w:r>
               <w:rPr>
-                <w:rFonts w:ascii="Times New Roman" w:hAnsi="Times New Roman" w:eastAsia="Times New Roman" w:cs="Times New Roman"/>
+                <w:rFonts w:ascii="Times New Roman" w:hAnsi="Times New Roman" w:cs="Times New Roman"/>
                 <w:b w:val="0"/>
                 <w:bCs w:val="0"/>
               </w:rPr>
@@ -16141,7 +16435,7 @@
             </w:r>
             <w:r>
               <w:rPr>
-                <w:rFonts w:ascii="Times New Roman" w:hAnsi="Times New Roman" w:eastAsia="Times New Roman" w:cs="Times New Roman"/>
+                <w:rFonts w:ascii="Times New Roman" w:hAnsi="Times New Roman" w:cs="Times New Roman"/>
                 <w:b w:val="0"/>
                 <w:bCs w:val="0"/>
               </w:rPr>
@@ -16186,7 +16480,7 @@
             </w:r>
             <w:r>
               <w:rPr>
-                <w:rFonts w:ascii="Times New Roman" w:hAnsi="Times New Roman" w:eastAsia="Times New Roman" w:cs="Times New Roman"/>
+                <w:rFonts w:ascii="Times New Roman" w:hAnsi="Times New Roman" w:cs="Times New Roman"/>
                 <w:b w:val="0"/>
                 <w:bCs w:val="0"/>
               </w:rPr>
@@ -16234,7 +16528,7 @@
             </w:r>
             <w:r>
               <w:rPr>
-                <w:rFonts w:ascii="Times New Roman" w:hAnsi="Times New Roman" w:eastAsia="Times New Roman" w:cs="Times New Roman"/>
+                <w:rFonts w:ascii="Times New Roman" w:hAnsi="Times New Roman" w:cs="Times New Roman"/>
                 <w:b w:val="0"/>
                 <w:bCs w:val="0"/>
               </w:rPr>
@@ -16279,7 +16573,7 @@
             </w:r>
             <w:r>
               <w:rPr>
-                <w:rFonts w:ascii="Times New Roman" w:hAnsi="Times New Roman" w:eastAsia="Times New Roman" w:cs="Times New Roman"/>
+                <w:rFonts w:ascii="Times New Roman" w:hAnsi="Times New Roman" w:cs="Times New Roman"/>
                 <w:b w:val="0"/>
                 <w:bCs w:val="0"/>
               </w:rPr>
@@ -16324,7 +16618,7 @@
             </w:r>
             <w:r>
               <w:rPr>
-                <w:rFonts w:ascii="Times New Roman" w:hAnsi="Times New Roman" w:eastAsia="Times New Roman" w:cs="Times New Roman"/>
+                <w:rFonts w:ascii="Times New Roman" w:hAnsi="Times New Roman" w:cs="Times New Roman"/>
                 <w:b w:val="0"/>
                 <w:bCs w:val="0"/>
               </w:rPr>
@@ -16369,7 +16663,7 @@
             </w:r>
             <w:r>
               <w:rPr>
-                <w:rFonts w:ascii="Times New Roman" w:hAnsi="Times New Roman" w:eastAsia="Times New Roman" w:cs="Times New Roman"/>
+                <w:rFonts w:ascii="Times New Roman" w:hAnsi="Times New Roman" w:cs="Times New Roman"/>
                 <w:b w:val="0"/>
                 <w:bCs w:val="0"/>
               </w:rPr>
@@ -16417,7 +16711,7 @@
             </w:r>
             <w:r>
               <w:rPr>
-                <w:rFonts w:ascii="Times New Roman" w:hAnsi="Times New Roman" w:eastAsia="Times New Roman" w:cs="Times New Roman"/>
+                <w:rFonts w:ascii="Times New Roman" w:hAnsi="Times New Roman" w:cs="Times New Roman"/>
                 <w:b w:val="0"/>
                 <w:bCs w:val="0"/>
               </w:rPr>
@@ -16462,7 +16756,7 @@
             </w:r>
             <w:r>
               <w:rPr>
-                <w:rFonts w:ascii="Times New Roman" w:hAnsi="Times New Roman" w:eastAsia="Times New Roman" w:cs="Times New Roman"/>
+                <w:rFonts w:ascii="Times New Roman" w:hAnsi="Times New Roman" w:cs="Times New Roman"/>
                 <w:b w:val="0"/>
                 <w:bCs w:val="0"/>
               </w:rPr>
@@ -16547,7 +16841,7 @@
             </w:r>
             <w:r>
               <w:rPr>
-                <w:rFonts w:ascii="Times New Roman" w:hAnsi="Times New Roman" w:eastAsia="Times New Roman" w:cs="Times New Roman"/>
+                <w:rFonts w:ascii="Times New Roman" w:hAnsi="Times New Roman" w:cs="Times New Roman"/>
                 <w:b w:val="0"/>
                 <w:bCs w:val="0"/>
               </w:rPr>
@@ -16612,7 +16906,7 @@
             </w:r>
             <w:r>
               <w:rPr>
-                <w:rFonts w:ascii="Times New Roman" w:hAnsi="Times New Roman" w:eastAsia="Times New Roman" w:cs="Times New Roman"/>
+                <w:rFonts w:ascii="Times New Roman" w:hAnsi="Times New Roman" w:cs="Times New Roman"/>
                 <w:b w:val="0"/>
                 <w:bCs w:val="0"/>
               </w:rPr>
@@ -16660,7 +16954,7 @@
             </w:r>
             <w:r>
               <w:rPr>
-                <w:rFonts w:ascii="Times New Roman" w:hAnsi="Times New Roman" w:eastAsia="Times New Roman" w:cs="Times New Roman"/>
+                <w:rFonts w:ascii="Times New Roman" w:hAnsi="Times New Roman" w:cs="Times New Roman"/>
                 <w:b w:val="0"/>
                 <w:bCs w:val="0"/>
               </w:rPr>
@@ -16705,7 +16999,7 @@
             </w:r>
             <w:r>
               <w:rPr>
-                <w:rFonts w:ascii="Times New Roman" w:hAnsi="Times New Roman" w:eastAsia="Times New Roman" w:cs="Times New Roman"/>
+                <w:rFonts w:ascii="Times New Roman" w:hAnsi="Times New Roman" w:cs="Times New Roman"/>
                 <w:b w:val="0"/>
                 <w:bCs w:val="0"/>
               </w:rPr>
@@ -16760,7 +17054,7 @@
             </w:r>
             <w:r>
               <w:rPr>
-                <w:rFonts w:ascii="Times New Roman" w:hAnsi="Times New Roman" w:eastAsia="Times New Roman" w:cs="Times New Roman"/>
+                <w:rFonts w:ascii="Times New Roman" w:hAnsi="Times New Roman" w:cs="Times New Roman"/>
                 <w:b w:val="0"/>
                 <w:bCs w:val="0"/>
               </w:rPr>
@@ -16815,7 +17109,7 @@
             </w:r>
             <w:r>
               <w:rPr>
-                <w:rFonts w:ascii="Times New Roman" w:hAnsi="Times New Roman" w:eastAsia="Times New Roman" w:cs="Times New Roman"/>
+                <w:rFonts w:ascii="Times New Roman" w:hAnsi="Times New Roman" w:cs="Times New Roman"/>
                 <w:b w:val="0"/>
                 <w:bCs w:val="0"/>
               </w:rPr>
@@ -16877,7 +17171,7 @@
             </w:r>
             <w:r>
               <w:rPr>
-                <w:rFonts w:ascii="Times New Roman" w:hAnsi="Times New Roman" w:eastAsia="Times New Roman" w:cs="Times New Roman"/>
+                <w:rFonts w:ascii="Times New Roman" w:hAnsi="Times New Roman" w:cs="Times New Roman"/>
                 <w:b w:val="0"/>
                 <w:bCs w:val="0"/>
               </w:rPr>
@@ -16924,7 +17218,7 @@
             </w:r>
             <w:r>
               <w:rPr>
-                <w:rFonts w:ascii="Times New Roman" w:hAnsi="Times New Roman" w:eastAsia="Times New Roman" w:cs="Times New Roman"/>
+                <w:rFonts w:ascii="Times New Roman" w:hAnsi="Times New Roman" w:cs="Times New Roman"/>
                 <w:b w:val="0"/>
                 <w:bCs w:val="0"/>
               </w:rPr>
@@ -16971,7 +17265,7 @@
             </w:r>
             <w:r>
               <w:rPr>
-                <w:rFonts w:ascii="Times New Roman" w:hAnsi="Times New Roman" w:eastAsia="Times New Roman" w:cs="Times New Roman"/>
+                <w:rFonts w:ascii="Times New Roman" w:hAnsi="Times New Roman" w:cs="Times New Roman"/>
                 <w:b w:val="0"/>
                 <w:bCs w:val="0"/>
               </w:rPr>
@@ -17018,7 +17312,7 @@
             </w:r>
             <w:r>
               <w:rPr>
-                <w:rFonts w:ascii="Times New Roman" w:hAnsi="Times New Roman" w:eastAsia="Times New Roman" w:cs="Times New Roman"/>
+                <w:rFonts w:ascii="Times New Roman" w:hAnsi="Times New Roman" w:cs="Times New Roman"/>
                 <w:b w:val="0"/>
                 <w:bCs w:val="0"/>
               </w:rPr>
@@ -17066,7 +17360,7 @@
             </w:r>
             <w:r>
               <w:rPr>
-                <w:rFonts w:ascii="Times New Roman" w:hAnsi="Times New Roman" w:eastAsia="Times New Roman" w:cs="Times New Roman"/>
+                <w:rFonts w:ascii="Times New Roman" w:hAnsi="Times New Roman" w:cs="Times New Roman"/>
                 <w:b w:val="0"/>
                 <w:bCs w:val="0"/>
               </w:rPr>
@@ -17111,7 +17405,7 @@
             </w:r>
             <w:r>
               <w:rPr>
-                <w:rFonts w:ascii="Times New Roman" w:hAnsi="Times New Roman" w:eastAsia="Times New Roman" w:cs="Times New Roman"/>
+                <w:rFonts w:ascii="Times New Roman" w:hAnsi="Times New Roman" w:cs="Times New Roman"/>
                 <w:b w:val="0"/>
                 <w:bCs w:val="0"/>
               </w:rPr>
@@ -17156,7 +17450,7 @@
             </w:r>
             <w:r>
               <w:rPr>
-                <w:rFonts w:ascii="Times New Roman" w:hAnsi="Times New Roman" w:eastAsia="Times New Roman" w:cs="Times New Roman"/>
+                <w:rFonts w:ascii="Times New Roman" w:hAnsi="Times New Roman" w:cs="Times New Roman"/>
                 <w:b w:val="0"/>
                 <w:bCs w:val="0"/>
               </w:rPr>
@@ -17201,7 +17495,7 @@
             </w:r>
             <w:r>
               <w:rPr>
-                <w:rFonts w:ascii="Times New Roman" w:hAnsi="Times New Roman" w:eastAsia="Times New Roman" w:cs="Times New Roman"/>
+                <w:rFonts w:ascii="Times New Roman" w:hAnsi="Times New Roman" w:cs="Times New Roman"/>
                 <w:b w:val="0"/>
                 <w:bCs w:val="0"/>
               </w:rPr>
@@ -17753,7 +18047,7 @@
             </w:r>
             <w:r>
               <w:rPr>
-                <w:rFonts w:ascii="Times New Roman" w:hAnsi="Times New Roman" w:eastAsia="Times New Roman" w:cs="Times New Roman"/>
+                <w:rFonts w:ascii="Times New Roman" w:hAnsi="Times New Roman" w:cs="Times New Roman"/>
                 <w:b w:val="0"/>
                 <w:bCs w:val="0"/>
               </w:rPr>
@@ -17800,7 +18094,7 @@
             </w:r>
             <w:r>
               <w:rPr>
-                <w:rFonts w:ascii="Times New Roman" w:hAnsi="Times New Roman" w:eastAsia="Times New Roman" w:cs="Times New Roman"/>
+                <w:rFonts w:ascii="Times New Roman" w:hAnsi="Times New Roman" w:cs="Times New Roman"/>
                 <w:b w:val="0"/>
                 <w:bCs w:val="0"/>
               </w:rPr>
@@ -17847,7 +18141,7 @@
             </w:r>
             <w:r>
               <w:rPr>
-                <w:rFonts w:ascii="Times New Roman" w:hAnsi="Times New Roman" w:eastAsia="Times New Roman" w:cs="Times New Roman"/>
+                <w:rFonts w:ascii="Times New Roman" w:hAnsi="Times New Roman" w:cs="Times New Roman"/>
                 <w:b w:val="0"/>
                 <w:bCs w:val="0"/>
               </w:rPr>
@@ -17894,7 +18188,7 @@
             </w:r>
             <w:r>
               <w:rPr>
-                <w:rFonts w:ascii="Times New Roman" w:hAnsi="Times New Roman" w:eastAsia="Times New Roman" w:cs="Times New Roman"/>
+                <w:rFonts w:ascii="Times New Roman" w:hAnsi="Times New Roman" w:cs="Times New Roman"/>
                 <w:b w:val="0"/>
                 <w:bCs w:val="0"/>
               </w:rPr>
@@ -17942,7 +18236,7 @@
             </w:r>
             <w:r>
               <w:rPr>
-                <w:rFonts w:ascii="Times New Roman" w:hAnsi="Times New Roman" w:eastAsia="Times New Roman" w:cs="Times New Roman"/>
+                <w:rFonts w:ascii="Times New Roman" w:hAnsi="Times New Roman" w:cs="Times New Roman"/>
                 <w:b w:val="0"/>
                 <w:bCs w:val="0"/>
               </w:rPr>
@@ -17987,7 +18281,7 @@
             </w:r>
             <w:r>
               <w:rPr>
-                <w:rFonts w:ascii="Times New Roman" w:hAnsi="Times New Roman" w:eastAsia="Times New Roman" w:cs="Times New Roman"/>
+                <w:rFonts w:ascii="Times New Roman" w:hAnsi="Times New Roman" w:cs="Times New Roman"/>
                 <w:b w:val="0"/>
                 <w:bCs w:val="0"/>
               </w:rPr>
@@ -18032,7 +18326,7 @@
             </w:r>
             <w:r>
               <w:rPr>
-                <w:rFonts w:ascii="Times New Roman" w:hAnsi="Times New Roman" w:eastAsia="Times New Roman" w:cs="Times New Roman"/>
+                <w:rFonts w:ascii="Times New Roman" w:hAnsi="Times New Roman" w:cs="Times New Roman"/>
                 <w:b w:val="0"/>
                 <w:bCs w:val="0"/>
               </w:rPr>
@@ -18077,7 +18371,7 @@
             </w:r>
             <w:r>
               <w:rPr>
-                <w:rFonts w:ascii="Times New Roman" w:hAnsi="Times New Roman" w:eastAsia="Times New Roman" w:cs="Times New Roman"/>
+                <w:rFonts w:ascii="Times New Roman" w:hAnsi="Times New Roman" w:cs="Times New Roman"/>
                 <w:b w:val="0"/>
                 <w:bCs w:val="0"/>
               </w:rPr>
@@ -18125,7 +18419,7 @@
             </w:r>
             <w:r>
               <w:rPr>
-                <w:rFonts w:ascii="Times New Roman" w:hAnsi="Times New Roman" w:eastAsia="Times New Roman" w:cs="Times New Roman"/>
+                <w:rFonts w:ascii="Times New Roman" w:hAnsi="Times New Roman" w:cs="Times New Roman"/>
                 <w:b w:val="0"/>
                 <w:bCs w:val="0"/>
               </w:rPr>
@@ -18170,7 +18464,7 @@
             </w:r>
             <w:r>
               <w:rPr>
-                <w:rFonts w:ascii="Times New Roman" w:hAnsi="Times New Roman" w:eastAsia="Times New Roman" w:cs="Times New Roman"/>
+                <w:rFonts w:ascii="Times New Roman" w:hAnsi="Times New Roman" w:cs="Times New Roman"/>
                 <w:b w:val="0"/>
                 <w:bCs w:val="0"/>
               </w:rPr>
@@ -18215,7 +18509,7 @@
             </w:r>
             <w:r>
               <w:rPr>
-                <w:rFonts w:ascii="Times New Roman" w:hAnsi="Times New Roman" w:eastAsia="Times New Roman" w:cs="Times New Roman"/>
+                <w:rFonts w:ascii="Times New Roman" w:hAnsi="Times New Roman" w:cs="Times New Roman"/>
                 <w:b w:val="0"/>
                 <w:bCs w:val="0"/>
               </w:rPr>
@@ -18260,7 +18554,7 @@
             </w:r>
             <w:r>
               <w:rPr>
-                <w:rFonts w:ascii="Times New Roman" w:hAnsi="Times New Roman" w:eastAsia="Times New Roman" w:cs="Times New Roman"/>
+                <w:rFonts w:ascii="Times New Roman" w:hAnsi="Times New Roman" w:cs="Times New Roman"/>
                 <w:b w:val="0"/>
                 <w:bCs w:val="0"/>
               </w:rPr>
@@ -18308,7 +18602,7 @@
             </w:r>
             <w:r>
               <w:rPr>
-                <w:rFonts w:ascii="Times New Roman" w:hAnsi="Times New Roman" w:eastAsia="Times New Roman" w:cs="Times New Roman"/>
+                <w:rFonts w:ascii="Times New Roman" w:hAnsi="Times New Roman" w:cs="Times New Roman"/>
                 <w:b w:val="0"/>
                 <w:bCs w:val="0"/>
               </w:rPr>
@@ -18353,7 +18647,7 @@
             </w:r>
             <w:r>
               <w:rPr>
-                <w:rFonts w:ascii="Times New Roman" w:hAnsi="Times New Roman" w:eastAsia="Times New Roman" w:cs="Times New Roman"/>
+                <w:rFonts w:ascii="Times New Roman" w:hAnsi="Times New Roman" w:cs="Times New Roman"/>
                 <w:b w:val="0"/>
                 <w:bCs w:val="0"/>
               </w:rPr>
@@ -18398,7 +18692,7 @@
             </w:r>
             <w:r>
               <w:rPr>
-                <w:rFonts w:ascii="Times New Roman" w:hAnsi="Times New Roman" w:eastAsia="Times New Roman" w:cs="Times New Roman"/>
+                <w:rFonts w:ascii="Times New Roman" w:hAnsi="Times New Roman" w:cs="Times New Roman"/>
                 <w:b w:val="0"/>
                 <w:bCs w:val="0"/>
               </w:rPr>
@@ -18443,7 +18737,7 @@
             </w:r>
             <w:r>
               <w:rPr>
-                <w:rFonts w:ascii="Times New Roman" w:hAnsi="Times New Roman" w:eastAsia="Times New Roman" w:cs="Times New Roman"/>
+                <w:rFonts w:ascii="Times New Roman" w:hAnsi="Times New Roman" w:cs="Times New Roman"/>
                 <w:b w:val="0"/>
                 <w:bCs w:val="0"/>
               </w:rPr>
@@ -18491,7 +18785,7 @@
             </w:r>
             <w:r>
               <w:rPr>
-                <w:rFonts w:ascii="Times New Roman" w:hAnsi="Times New Roman" w:eastAsia="Times New Roman" w:cs="Times New Roman"/>
+                <w:rFonts w:ascii="Times New Roman" w:hAnsi="Times New Roman" w:cs="Times New Roman"/>
                 <w:b w:val="0"/>
                 <w:bCs w:val="0"/>
               </w:rPr>
@@ -18536,7 +18830,7 @@
             </w:r>
             <w:r>
               <w:rPr>
-                <w:rFonts w:ascii="Times New Roman" w:hAnsi="Times New Roman" w:eastAsia="Times New Roman" w:cs="Times New Roman"/>
+                <w:rFonts w:ascii="Times New Roman" w:hAnsi="Times New Roman" w:cs="Times New Roman"/>
                 <w:b w:val="0"/>
                 <w:bCs w:val="0"/>
               </w:rPr>
@@ -18581,7 +18875,7 @@
             </w:r>
             <w:r>
               <w:rPr>
-                <w:rFonts w:ascii="Times New Roman" w:hAnsi="Times New Roman" w:eastAsia="Times New Roman" w:cs="Times New Roman"/>
+                <w:rFonts w:ascii="Times New Roman" w:hAnsi="Times New Roman" w:cs="Times New Roman"/>
                 <w:b w:val="0"/>
                 <w:bCs w:val="0"/>
               </w:rPr>
@@ -18626,7 +18920,7 @@
             </w:r>
             <w:r>
               <w:rPr>
-                <w:rFonts w:ascii="Times New Roman" w:hAnsi="Times New Roman" w:eastAsia="Times New Roman" w:cs="Times New Roman"/>
+                <w:rFonts w:ascii="Times New Roman" w:hAnsi="Times New Roman" w:cs="Times New Roman"/>
                 <w:b w:val="0"/>
                 <w:bCs w:val="0"/>
               </w:rPr>
@@ -18676,7 +18970,7 @@
             </w:r>
             <w:r>
               <w:rPr>
-                <w:rFonts w:ascii="Times New Roman" w:hAnsi="Times New Roman" w:eastAsia="Times New Roman" w:cs="Times New Roman"/>
+                <w:rFonts w:ascii="Times New Roman" w:hAnsi="Times New Roman" w:cs="Times New Roman"/>
                 <w:b w:val="0"/>
                 <w:bCs w:val="0"/>
               </w:rPr>
@@ -18755,7 +19049,7 @@
             </w:r>
             <w:r>
               <w:rPr>
-                <w:rFonts w:ascii="Times New Roman" w:hAnsi="Times New Roman" w:eastAsia="Times New Roman" w:cs="Times New Roman"/>
+                <w:rFonts w:ascii="Times New Roman" w:hAnsi="Times New Roman" w:cs="Times New Roman"/>
                 <w:b w:val="0"/>
                 <w:bCs w:val="0"/>
               </w:rPr>
@@ -18802,7 +19096,7 @@
             </w:r>
             <w:r>
               <w:rPr>
-                <w:rFonts w:ascii="Times New Roman" w:hAnsi="Times New Roman" w:eastAsia="Times New Roman" w:cs="Times New Roman"/>
+                <w:rFonts w:ascii="Times New Roman" w:hAnsi="Times New Roman" w:cs="Times New Roman"/>
                 <w:b w:val="0"/>
                 <w:bCs w:val="0"/>
               </w:rPr>
@@ -18849,7 +19143,7 @@
             </w:r>
             <w:r>
               <w:rPr>
-                <w:rFonts w:ascii="Times New Roman" w:hAnsi="Times New Roman" w:eastAsia="Times New Roman" w:cs="Times New Roman"/>
+                <w:rFonts w:ascii="Times New Roman" w:hAnsi="Times New Roman" w:cs="Times New Roman"/>
                 <w:b w:val="0"/>
                 <w:bCs w:val="0"/>
               </w:rPr>
@@ -18897,7 +19191,7 @@
             </w:r>
             <w:r>
               <w:rPr>
-                <w:rFonts w:ascii="Times New Roman" w:hAnsi="Times New Roman" w:eastAsia="Times New Roman" w:cs="Times New Roman"/>
+                <w:rFonts w:ascii="Times New Roman" w:hAnsi="Times New Roman" w:cs="Times New Roman"/>
                 <w:b w:val="0"/>
                 <w:bCs w:val="0"/>
               </w:rPr>
@@ -18942,7 +19236,7 @@
             </w:r>
             <w:r>
               <w:rPr>
-                <w:rFonts w:ascii="Times New Roman" w:hAnsi="Times New Roman" w:eastAsia="Times New Roman" w:cs="Times New Roman"/>
+                <w:rFonts w:ascii="Times New Roman" w:hAnsi="Times New Roman" w:cs="Times New Roman"/>
                 <w:b w:val="0"/>
                 <w:bCs w:val="0"/>
               </w:rPr>
@@ -18987,7 +19281,7 @@
             </w:r>
             <w:r>
               <w:rPr>
-                <w:rFonts w:ascii="Times New Roman" w:hAnsi="Times New Roman" w:eastAsia="Times New Roman" w:cs="Times New Roman"/>
+                <w:rFonts w:ascii="Times New Roman" w:hAnsi="Times New Roman" w:cs="Times New Roman"/>
                 <w:b w:val="0"/>
                 <w:bCs w:val="0"/>
               </w:rPr>
@@ -19032,7 +19326,7 @@
             </w:r>
             <w:r>
               <w:rPr>
-                <w:rFonts w:ascii="Times New Roman" w:hAnsi="Times New Roman" w:eastAsia="Times New Roman" w:cs="Times New Roman"/>
+                <w:rFonts w:ascii="Times New Roman" w:hAnsi="Times New Roman" w:cs="Times New Roman"/>
                 <w:b w:val="0"/>
                 <w:bCs w:val="0"/>
               </w:rPr>
@@ -19187,6 +19481,9 @@
         </w:rPr>
         <w:t xml:space="preserve">Формирование входных данных для тестирования цифровой библиотеки</w:t>
       </w:r>
+      <w:r/>
+      <w:bookmarkEnd w:id="15"/>
+      <w:r/>
       <w:r>
         <w:rPr>
           <w:b/>
@@ -19195,16 +19492,6 @@
           <w:highlight w:val="none"/>
         </w:rPr>
       </w:r>
-      <w:bookmarkEnd w:id="15"/>
-      <w:r/>
-      <w:r>
-        <w:rPr>
-          <w:b/>
-          <w:bCs/>
-          <w:color w:val="000000" w:themeColor="text1"/>
-          <w:highlight w:val="none"/>
-        </w:rPr>
-      </w:r>
     </w:p>
     <w:p>
       <w:pPr>
@@ -19373,6 +19660,7 @@
           <w:rFonts w:ascii="Times New Roman" w:hAnsi="Times New Roman" w:eastAsia="Times New Roman" w:cs="Times New Roman"/>
           <w:sz w:val="24"/>
           <w:szCs w:val="24"/>
+          <w:highlight w:val="none"/>
         </w:rPr>
       </w:r>
       <w:r>
@@ -19439,21 +19727,13 @@
               </w:rPr>
               <w:t xml:space="preserve">№</w:t>
             </w:r>
-            <w:r/>
-            <w:r>
-              <w:rPr>
-                <w:rFonts w:ascii="Times New Roman" w:hAnsi="Times New Roman" w:eastAsia="Times New Roman" w:cs="Times New Roman"/>
-                <w:color w:val="000000"/>
-                <w:sz w:val="20"/>
-              </w:rPr>
-            </w:r>
-            <w:r/>
             <w:r>
               <w:rPr>
                 <w:rFonts w:ascii="Times New Roman" w:hAnsi="Times New Roman" w:eastAsia="Times New Roman" w:cs="Times New Roman"/>
                 <w:sz w:val="20"/>
               </w:rPr>
             </w:r>
+            <w:r/>
           </w:p>
         </w:tc>
         <w:tc>
@@ -19556,6 +19836,13 @@
                 <w:szCs w:val="24"/>
               </w:rPr>
             </w:r>
+            <w:r>
+              <w:rPr>
+                <w:rFonts w:ascii="Times New Roman" w:hAnsi="Times New Roman" w:eastAsia="Times New Roman" w:cs="Times New Roman"/>
+                <w:sz w:val="24"/>
+                <w:szCs w:val="24"/>
+              </w:rPr>
+            </w:r>
           </w:p>
         </w:tc>
         <w:tc>
@@ -19596,6 +19883,13 @@
                 <w:szCs w:val="24"/>
               </w:rPr>
             </w:r>
+            <w:r>
+              <w:rPr>
+                <w:rFonts w:ascii="Times New Roman" w:hAnsi="Times New Roman" w:eastAsia="Times New Roman" w:cs="Times New Roman"/>
+                <w:sz w:val="24"/>
+                <w:szCs w:val="24"/>
+              </w:rPr>
+            </w:r>
           </w:p>
         </w:tc>
         <w:tc>
@@ -19628,6 +19922,13 @@
                 <w:lang w:val="ru-RU"/>
               </w:rPr>
               <w:t xml:space="preserve">Издательство</w:t>
+            </w:r>
+            <w:r>
+              <w:rPr>
+                <w:rFonts w:ascii="Times New Roman" w:hAnsi="Times New Roman" w:eastAsia="Times New Roman" w:cs="Times New Roman"/>
+                <w:sz w:val="24"/>
+                <w:szCs w:val="24"/>
+              </w:rPr>
             </w:r>
             <w:r>
               <w:rPr>
@@ -19671,6 +19972,13 @@
                 <w:lang w:val="ru-RU"/>
               </w:rPr>
               <w:t xml:space="preserve">1</w:t>
+            </w:r>
+            <w:r>
+              <w:rPr>
+                <w:rFonts w:ascii="Times New Roman" w:hAnsi="Times New Roman" w:eastAsia="Times New Roman" w:cs="Times New Roman"/>
+                <w:sz w:val="24"/>
+                <w:szCs w:val="24"/>
+              </w:rPr>
             </w:r>
             <w:r>
               <w:rPr>
@@ -19732,7 +20040,6 @@
               </w:rPr>
               <w:t xml:space="preserve">Ильин Б.В</w:t>
             </w:r>
-            <w:r/>
             <w:r>
               <w:rPr>
                 <w:rFonts w:ascii="Times New Roman" w:hAnsi="Times New Roman" w:eastAsia="Times New Roman" w:cs="Times New Roman"/>
@@ -19741,6 +20048,13 @@
                 <w:lang w:val="ru-RU"/>
               </w:rPr>
               <w:t xml:space="preserve">.</w:t>
+            </w:r>
+            <w:r>
+              <w:rPr>
+                <w:rFonts w:ascii="Times New Roman" w:hAnsi="Times New Roman" w:eastAsia="Times New Roman" w:cs="Times New Roman"/>
+                <w:sz w:val="24"/>
+                <w:szCs w:val="24"/>
+              </w:rPr>
             </w:r>
             <w:r>
               <w:rPr>
@@ -19833,6 +20147,13 @@
                 <w:lang w:val="ru-RU"/>
               </w:rPr>
               <w:t xml:space="preserve">1969</w:t>
+            </w:r>
+            <w:r>
+              <w:rPr>
+                <w:rFonts w:ascii="Times New Roman" w:hAnsi="Times New Roman" w:eastAsia="Times New Roman" w:cs="Times New Roman"/>
+                <w:sz w:val="24"/>
+                <w:szCs w:val="24"/>
+              </w:rPr>
             </w:r>
             <w:r>
               <w:rPr>
@@ -19895,7 +20216,6 @@
               </w:rPr>
               <w:t xml:space="preserve">Ленсовета</w:t>
             </w:r>
-            <w:r/>
             <w:r>
               <w:rPr>
                 <w:rFonts w:ascii="Times New Roman" w:hAnsi="Times New Roman" w:eastAsia="Times New Roman" w:cs="Times New Roman"/>
@@ -19943,6 +20263,13 @@
                 <w:lang w:val="ru-RU"/>
               </w:rPr>
               <w:t xml:space="preserve">2</w:t>
+            </w:r>
+            <w:r>
+              <w:rPr>
+                <w:rFonts w:ascii="Times New Roman" w:hAnsi="Times New Roman" w:eastAsia="Times New Roman" w:cs="Times New Roman"/>
+                <w:sz w:val="24"/>
+                <w:szCs w:val="24"/>
+              </w:rPr>
             </w:r>
             <w:r>
               <w:rPr>
@@ -20092,6 +20419,13 @@
                 <w:szCs w:val="24"/>
               </w:rPr>
             </w:r>
+            <w:r>
+              <w:rPr>
+                <w:rFonts w:ascii="Times New Roman" w:hAnsi="Times New Roman" w:eastAsia="Times New Roman" w:cs="Times New Roman"/>
+                <w:sz w:val="24"/>
+                <w:szCs w:val="24"/>
+              </w:rPr>
+            </w:r>
           </w:p>
         </w:tc>
         <w:tc>
@@ -20172,27 +20506,6 @@
                 <w:szCs w:val="24"/>
               </w:rPr>
             </w:r>
-            <w:r>
-              <w:rPr>
-                <w:rFonts w:ascii="Times New Roman" w:hAnsi="Times New Roman" w:eastAsia="Times New Roman" w:cs="Times New Roman"/>
-                <w:sz w:val="24"/>
-                <w:szCs w:val="24"/>
-              </w:rPr>
-            </w:r>
-            <w:r>
-              <w:rPr>
-                <w:rFonts w:ascii="Times New Roman" w:hAnsi="Times New Roman" w:eastAsia="Times New Roman" w:cs="Times New Roman"/>
-                <w:sz w:val="24"/>
-                <w:szCs w:val="24"/>
-              </w:rPr>
-            </w:r>
-            <w:r>
-              <w:rPr>
-                <w:rFonts w:ascii="Times New Roman" w:hAnsi="Times New Roman" w:eastAsia="Times New Roman" w:cs="Times New Roman"/>
-                <w:sz w:val="24"/>
-                <w:szCs w:val="24"/>
-              </w:rPr>
-            </w:r>
           </w:p>
         </w:tc>
       </w:tr>
@@ -20234,6 +20547,13 @@
                 <w:szCs w:val="24"/>
               </w:rPr>
             </w:r>
+            <w:r>
+              <w:rPr>
+                <w:rFonts w:ascii="Times New Roman" w:hAnsi="Times New Roman" w:eastAsia="Times New Roman" w:cs="Times New Roman"/>
+                <w:sz w:val="24"/>
+                <w:szCs w:val="24"/>
+              </w:rPr>
+            </w:r>
           </w:p>
         </w:tc>
         <w:tc>
@@ -20271,7 +20591,17 @@
             <w:r>
               <w:rPr>
                 <w:rFonts w:ascii="Times New Roman" w:hAnsi="Times New Roman" w:eastAsia="Times New Roman" w:cs="Times New Roman"/>
-                <w:sz w:val="20"/>
+                <w:color w:val="000000"/>
+                <w:sz w:val="24"/>
+                <w:szCs w:val="24"/>
+              </w:rPr>
+            </w:r>
+            <w:r>
+              <w:rPr>
+                <w:rFonts w:ascii="Times New Roman" w:hAnsi="Times New Roman" w:eastAsia="Times New Roman" w:cs="Times New Roman"/>
+                <w:color w:val="000000"/>
+                <w:sz w:val="24"/>
+                <w:szCs w:val="24"/>
               </w:rPr>
             </w:r>
           </w:p>
@@ -20310,9 +20640,16 @@
               <w:rPr>
                 <w:rFonts w:ascii="Times New Roman" w:hAnsi="Times New Roman" w:eastAsia="Times New Roman" w:cs="Times New Roman"/>
                 <w:sz w:val="20"/>
-              </w:rPr>
-            </w:r>
-            <w:r/>
+                <w:szCs w:val="20"/>
+              </w:rPr>
+            </w:r>
+            <w:r>
+              <w:rPr>
+                <w:rFonts w:ascii="Times New Roman" w:hAnsi="Times New Roman" w:eastAsia="Times New Roman" w:cs="Times New Roman"/>
+                <w:sz w:val="20"/>
+                <w:szCs w:val="20"/>
+              </w:rPr>
+            </w:r>
           </w:p>
           <w:p>
             <w:pPr>
@@ -20481,6 +20818,13 @@
                 <w:lang w:val="ru-RU"/>
               </w:rPr>
               <w:t xml:space="preserve">1977</w:t>
+            </w:r>
+            <w:r>
+              <w:rPr>
+                <w:rFonts w:ascii="Times New Roman" w:hAnsi="Times New Roman" w:eastAsia="Times New Roman" w:cs="Times New Roman"/>
+                <w:sz w:val="24"/>
+                <w:szCs w:val="24"/>
+              </w:rPr>
             </w:r>
             <w:r>
               <w:rPr>
@@ -20569,27 +20913,6 @@
                 <w:szCs w:val="24"/>
               </w:rPr>
             </w:r>
-            <w:r>
-              <w:rPr>
-                <w:rFonts w:ascii="Times New Roman" w:hAnsi="Times New Roman" w:eastAsia="Times New Roman" w:cs="Times New Roman"/>
-                <w:sz w:val="24"/>
-                <w:szCs w:val="24"/>
-              </w:rPr>
-            </w:r>
-            <w:r>
-              <w:rPr>
-                <w:rFonts w:ascii="Times New Roman" w:hAnsi="Times New Roman" w:eastAsia="Times New Roman" w:cs="Times New Roman"/>
-                <w:sz w:val="24"/>
-                <w:szCs w:val="24"/>
-              </w:rPr>
-            </w:r>
-            <w:r>
-              <w:rPr>
-                <w:rFonts w:ascii="Times New Roman" w:hAnsi="Times New Roman" w:eastAsia="Times New Roman" w:cs="Times New Roman"/>
-                <w:sz w:val="24"/>
-                <w:szCs w:val="24"/>
-              </w:rPr>
-            </w:r>
           </w:p>
         </w:tc>
       </w:tr>
@@ -20631,6 +20954,13 @@
                 <w:szCs w:val="24"/>
               </w:rPr>
             </w:r>
+            <w:r>
+              <w:rPr>
+                <w:rFonts w:ascii="Times New Roman" w:hAnsi="Times New Roman" w:eastAsia="Times New Roman" w:cs="Times New Roman"/>
+                <w:sz w:val="24"/>
+                <w:szCs w:val="24"/>
+              </w:rPr>
+            </w:r>
           </w:p>
         </w:tc>
         <w:tc>
@@ -20668,7 +20998,17 @@
             <w:r>
               <w:rPr>
                 <w:rFonts w:ascii="Times New Roman" w:hAnsi="Times New Roman" w:eastAsia="Times New Roman" w:cs="Times New Roman"/>
-                <w:sz w:val="20"/>
+                <w:color w:val="000000"/>
+                <w:sz w:val="24"/>
+                <w:szCs w:val="24"/>
+              </w:rPr>
+            </w:r>
+            <w:r>
+              <w:rPr>
+                <w:rFonts w:ascii="Times New Roman" w:hAnsi="Times New Roman" w:eastAsia="Times New Roman" w:cs="Times New Roman"/>
+                <w:color w:val="000000"/>
+                <w:sz w:val="24"/>
+                <w:szCs w:val="24"/>
               </w:rPr>
             </w:r>
           </w:p>
@@ -20696,8 +21036,20 @@
               </w:rPr>
               <w:t xml:space="preserve">Уланов В.Н.</w:t>
             </w:r>
-            <w:r/>
-            <w:r/>
+            <w:r>
+              <w:rPr>
+                <w:rFonts w:ascii="Times New Roman" w:hAnsi="Times New Roman" w:eastAsia="Times New Roman" w:cs="Times New Roman"/>
+                <w:sz w:val="20"/>
+                <w:szCs w:val="20"/>
+              </w:rPr>
+            </w:r>
+            <w:r>
+              <w:rPr>
+                <w:rFonts w:ascii="Times New Roman" w:hAnsi="Times New Roman" w:eastAsia="Times New Roman" w:cs="Times New Roman"/>
+                <w:sz w:val="20"/>
+                <w:szCs w:val="20"/>
+              </w:rPr>
+            </w:r>
           </w:p>
           <w:p>
             <w:pPr>
@@ -20874,7 +21226,6 @@
               </w:rPr>
               <w:t xml:space="preserve">1977</w:t>
             </w:r>
-            <w:r/>
             <w:r>
               <w:rPr>
                 <w:rFonts w:ascii="Times New Roman" w:hAnsi="Times New Roman" w:eastAsia="Times New Roman" w:cs="Times New Roman"/>
@@ -20969,27 +21320,6 @@
                 <w:szCs w:val="24"/>
               </w:rPr>
             </w:r>
-            <w:r>
-              <w:rPr>
-                <w:rFonts w:ascii="Times New Roman" w:hAnsi="Times New Roman" w:eastAsia="Times New Roman" w:cs="Times New Roman"/>
-                <w:sz w:val="24"/>
-                <w:szCs w:val="24"/>
-              </w:rPr>
-            </w:r>
-            <w:r>
-              <w:rPr>
-                <w:rFonts w:ascii="Times New Roman" w:hAnsi="Times New Roman" w:eastAsia="Times New Roman" w:cs="Times New Roman"/>
-                <w:sz w:val="24"/>
-                <w:szCs w:val="24"/>
-              </w:rPr>
-            </w:r>
-            <w:r>
-              <w:rPr>
-                <w:rFonts w:ascii="Times New Roman" w:hAnsi="Times New Roman" w:eastAsia="Times New Roman" w:cs="Times New Roman"/>
-                <w:sz w:val="24"/>
-                <w:szCs w:val="24"/>
-              </w:rPr>
-            </w:r>
           </w:p>
         </w:tc>
       </w:tr>
@@ -21023,6 +21353,13 @@
                 <w:lang w:val="ru-RU"/>
               </w:rPr>
               <w:t xml:space="preserve">5</w:t>
+            </w:r>
+            <w:r>
+              <w:rPr>
+                <w:rFonts w:ascii="Times New Roman" w:hAnsi="Times New Roman" w:eastAsia="Times New Roman" w:cs="Times New Roman"/>
+                <w:sz w:val="24"/>
+                <w:szCs w:val="24"/>
+              </w:rPr>
             </w:r>
             <w:r>
               <w:rPr>
@@ -21193,7 +21530,6 @@
               </w:rPr>
               <w:t xml:space="preserve">1977</w:t>
             </w:r>
-            <w:r/>
             <w:r>
               <w:rPr>
                 <w:rFonts w:ascii="Times New Roman" w:hAnsi="Times New Roman" w:eastAsia="Times New Roman" w:cs="Times New Roman"/>
@@ -21288,27 +21624,6 @@
                 <w:szCs w:val="24"/>
               </w:rPr>
             </w:r>
-            <w:r>
-              <w:rPr>
-                <w:rFonts w:ascii="Times New Roman" w:hAnsi="Times New Roman" w:eastAsia="Times New Roman" w:cs="Times New Roman"/>
-                <w:sz w:val="24"/>
-                <w:szCs w:val="24"/>
-              </w:rPr>
-            </w:r>
-            <w:r>
-              <w:rPr>
-                <w:rFonts w:ascii="Times New Roman" w:hAnsi="Times New Roman" w:eastAsia="Times New Roman" w:cs="Times New Roman"/>
-                <w:sz w:val="24"/>
-                <w:szCs w:val="24"/>
-              </w:rPr>
-            </w:r>
-            <w:r>
-              <w:rPr>
-                <w:rFonts w:ascii="Times New Roman" w:hAnsi="Times New Roman" w:eastAsia="Times New Roman" w:cs="Times New Roman"/>
-                <w:sz w:val="24"/>
-                <w:szCs w:val="24"/>
-              </w:rPr>
-            </w:r>
           </w:p>
         </w:tc>
       </w:tr>
@@ -21318,7 +21633,7 @@
         <w:suppressLineNumbers w:val="false"/>
         <w:pBdr/>
         <w:spacing w:after="0" w:before="0" w:line="312" w:lineRule="auto"/>
-        <w:ind/>
+        <w:ind w:firstLine="708"/>
         <w:jc w:val="both"/>
         <w:rPr>
           <w:rFonts w:ascii="Times New Roman" w:hAnsi="Times New Roman" w:eastAsia="Times New Roman" w:cs="Times New Roman"/>
@@ -21331,65 +21646,10 @@
           <w:rFonts w:ascii="Times New Roman" w:hAnsi="Times New Roman" w:eastAsia="Times New Roman" w:cs="Times New Roman"/>
           <w:sz w:val="24"/>
           <w:szCs w:val="24"/>
-        </w:rPr>
-      </w:r>
-      <w:r>
-        <w:rPr>
-          <w:rFonts w:ascii="Times New Roman" w:hAnsi="Times New Roman" w:eastAsia="Times New Roman" w:cs="Times New Roman"/>
-          <w:sz w:val="24"/>
-          <w:szCs w:val="24"/>
-        </w:rPr>
-      </w:r>
-      <w:r>
-        <w:rPr>
-          <w:rFonts w:ascii="Times New Roman" w:hAnsi="Times New Roman" w:eastAsia="Times New Roman" w:cs="Times New Roman"/>
-          <w:sz w:val="24"/>
-          <w:szCs w:val="24"/>
-        </w:rPr>
-      </w:r>
-    </w:p>
-    <w:p>
-      <w:pPr>
-        <w:suppressLineNumbers w:val="false"/>
-        <w:pBdr/>
-        <w:spacing w:after="0" w:before="0" w:line="312" w:lineRule="auto"/>
-        <w:ind/>
-        <w:jc w:val="both"/>
-        <w:rPr/>
-      </w:pPr>
-      <w:r>
-        <w:rPr>
-          <w:rFonts w:ascii="Times New Roman" w:hAnsi="Times New Roman" w:eastAsia="Times New Roman" w:cs="Times New Roman"/>
-          <w:sz w:val="24"/>
-          <w:szCs w:val="24"/>
           <w:highlight w:val="none"/>
         </w:rPr>
-        <w:t xml:space="preserve">Дополнительные тестовые сценарии:</w:t>
-      </w:r>
-      <w:r>
-        <w:rPr>
-          <w:rFonts w:ascii="Times New Roman" w:hAnsi="Times New Roman" w:eastAsia="Times New Roman" w:cs="Times New Roman"/>
-          <w:sz w:val="24"/>
-          <w:szCs w:val="24"/>
-          <w:highlight w:val="none"/>
-        </w:rPr>
-      </w:r>
-      <w:r/>
-    </w:p>
-    <w:p>
-      <w:pPr>
-        <w:pStyle w:val="975"/>
-        <w:numPr>
-          <w:ilvl w:val="0"/>
-          <w:numId w:val="19"/>
-        </w:numPr>
-        <w:suppressLineNumbers w:val="false"/>
-        <w:pBdr/>
-        <w:spacing w:after="0" w:before="0" w:line="312" w:lineRule="auto"/>
-        <w:ind/>
-        <w:jc w:val="both"/>
-        <w:rPr/>
-      </w:pPr>
+        <w:t xml:space="preserve">Приведенные тестовые данные позволяют проверить все основные функции системы, такие как корректность поиска по различным критериям, работу фильтров, отображение карточек с информацией о</w:t>
+      </w:r>
       <w:r>
         <w:rPr>
           <w:rFonts w:ascii="Times New Roman" w:hAnsi="Times New Roman" w:eastAsia="Times New Roman" w:cs="Times New Roman"/>
@@ -21398,7 +21658,7 @@
           <w:highlight w:val="none"/>
           <w:lang w:val="ru-RU"/>
         </w:rPr>
-        <w:t xml:space="preserve">п</w:t>
+        <w:t xml:space="preserve">б издании</w:t>
       </w:r>
       <w:r>
         <w:rPr>
@@ -21407,298 +21667,6 @@
           <w:szCs w:val="24"/>
           <w:highlight w:val="none"/>
         </w:rPr>
-        <w:t xml:space="preserve">оиск по </w:t>
-      </w:r>
-      <w:r>
-        <w:rPr>
-          <w:rFonts w:ascii="Times New Roman" w:hAnsi="Times New Roman" w:eastAsia="Times New Roman" w:cs="Times New Roman"/>
-          <w:sz w:val="24"/>
-          <w:szCs w:val="24"/>
-          <w:highlight w:val="none"/>
-          <w:lang w:val="ru-RU"/>
-        </w:rPr>
-        <w:t xml:space="preserve">имени автора (проверка случаев с одним и несколькими авторами);</w:t>
-      </w:r>
-      <w:r>
-        <w:rPr>
-          <w:rFonts w:ascii="Times New Roman" w:hAnsi="Times New Roman" w:eastAsia="Times New Roman" w:cs="Times New Roman"/>
-          <w:sz w:val="24"/>
-          <w:szCs w:val="24"/>
-          <w:highlight w:val="none"/>
-        </w:rPr>
-      </w:r>
-      <w:r/>
-    </w:p>
-    <w:p>
-      <w:pPr>
-        <w:pStyle w:val="975"/>
-        <w:numPr>
-          <w:ilvl w:val="0"/>
-          <w:numId w:val="19"/>
-        </w:numPr>
-        <w:suppressLineNumbers w:val="false"/>
-        <w:pBdr/>
-        <w:spacing w:after="0" w:before="0" w:line="312" w:lineRule="auto"/>
-        <w:ind/>
-        <w:jc w:val="both"/>
-        <w:rPr/>
-      </w:pPr>
-      <w:r>
-        <w:rPr>
-          <w:rFonts w:ascii="Times New Roman" w:hAnsi="Times New Roman" w:eastAsia="Times New Roman" w:cs="Times New Roman"/>
-          <w:sz w:val="24"/>
-          <w:szCs w:val="24"/>
-          <w:highlight w:val="none"/>
-          <w:lang w:val="ru-RU"/>
-        </w:rPr>
-        <w:t xml:space="preserve">п</w:t>
-      </w:r>
-      <w:r>
-        <w:rPr>
-          <w:rFonts w:ascii="Times New Roman" w:hAnsi="Times New Roman" w:eastAsia="Times New Roman" w:cs="Times New Roman"/>
-          <w:sz w:val="24"/>
-          <w:szCs w:val="24"/>
-          <w:highlight w:val="none"/>
-        </w:rPr>
-        <w:t xml:space="preserve">оиск по году </w:t>
-      </w:r>
-      <w:r>
-        <w:rPr>
-          <w:rFonts w:ascii="Times New Roman" w:hAnsi="Times New Roman" w:eastAsia="Times New Roman" w:cs="Times New Roman"/>
-          <w:sz w:val="24"/>
-          <w:szCs w:val="24"/>
-          <w:highlight w:val="none"/>
-          <w:lang w:val="ru-RU"/>
-        </w:rPr>
-        <w:t xml:space="preserve">выпуска</w:t>
-      </w:r>
-      <w:r>
-        <w:rPr>
-          <w:rFonts w:ascii="Times New Roman" w:hAnsi="Times New Roman" w:eastAsia="Times New Roman" w:cs="Times New Roman"/>
-          <w:sz w:val="24"/>
-          <w:szCs w:val="24"/>
-          <w:highlight w:val="none"/>
-        </w:rPr>
-        <w:t xml:space="preserve"> - 2025</w:t>
-      </w:r>
-      <w:r>
-        <w:rPr>
-          <w:rFonts w:ascii="Times New Roman" w:hAnsi="Times New Roman" w:eastAsia="Times New Roman" w:cs="Times New Roman"/>
-          <w:sz w:val="24"/>
-          <w:szCs w:val="24"/>
-          <w:highlight w:val="none"/>
-          <w:lang w:val="ru-RU"/>
-        </w:rPr>
-        <w:t xml:space="preserve">;</w:t>
-      </w:r>
-      <w:r>
-        <w:rPr>
-          <w:rFonts w:ascii="Times New Roman" w:hAnsi="Times New Roman" w:eastAsia="Times New Roman" w:cs="Times New Roman"/>
-          <w:sz w:val="24"/>
-          <w:szCs w:val="24"/>
-          <w:highlight w:val="none"/>
-        </w:rPr>
-      </w:r>
-      <w:r/>
-    </w:p>
-    <w:p>
-      <w:pPr>
-        <w:pStyle w:val="975"/>
-        <w:numPr>
-          <w:ilvl w:val="0"/>
-          <w:numId w:val="19"/>
-        </w:numPr>
-        <w:suppressLineNumbers w:val="false"/>
-        <w:pBdr/>
-        <w:spacing w:after="0" w:before="0" w:line="312" w:lineRule="auto"/>
-        <w:ind/>
-        <w:jc w:val="both"/>
-        <w:rPr/>
-      </w:pPr>
-      <w:r>
-        <w:rPr>
-          <w:rFonts w:ascii="Times New Roman" w:hAnsi="Times New Roman" w:eastAsia="Times New Roman" w:cs="Times New Roman"/>
-          <w:sz w:val="24"/>
-          <w:szCs w:val="24"/>
-          <w:highlight w:val="none"/>
-          <w:lang w:val="ru-RU"/>
-        </w:rPr>
-        <w:t xml:space="preserve">п</w:t>
-      </w:r>
-      <w:r>
-        <w:rPr>
-          <w:rFonts w:ascii="Times New Roman" w:hAnsi="Times New Roman" w:eastAsia="Times New Roman" w:cs="Times New Roman"/>
-          <w:sz w:val="24"/>
-          <w:szCs w:val="24"/>
-          <w:highlight w:val="none"/>
-        </w:rPr>
-        <w:t xml:space="preserve">оиск по </w:t>
-      </w:r>
-      <w:r>
-        <w:rPr>
-          <w:rFonts w:ascii="Times New Roman" w:hAnsi="Times New Roman" w:eastAsia="Times New Roman" w:cs="Times New Roman"/>
-          <w:sz w:val="24"/>
-          <w:szCs w:val="24"/>
-          <w:highlight w:val="none"/>
-          <w:lang w:val="ru-RU"/>
-        </w:rPr>
-        <w:t xml:space="preserve">издательству;</w:t>
-      </w:r>
-      <w:r>
-        <w:rPr>
-          <w:rFonts w:ascii="Times New Roman" w:hAnsi="Times New Roman" w:eastAsia="Times New Roman" w:cs="Times New Roman"/>
-          <w:sz w:val="24"/>
-          <w:szCs w:val="24"/>
-          <w:highlight w:val="none"/>
-        </w:rPr>
-      </w:r>
-      <w:r/>
-    </w:p>
-    <w:p>
-      <w:pPr>
-        <w:pStyle w:val="975"/>
-        <w:numPr>
-          <w:ilvl w:val="0"/>
-          <w:numId w:val="19"/>
-        </w:numPr>
-        <w:suppressLineNumbers w:val="false"/>
-        <w:pBdr/>
-        <w:spacing w:after="0" w:before="0" w:line="312" w:lineRule="auto"/>
-        <w:ind/>
-        <w:jc w:val="both"/>
-        <w:rPr/>
-      </w:pPr>
-      <w:r>
-        <w:rPr>
-          <w:rFonts w:ascii="Times New Roman" w:hAnsi="Times New Roman" w:eastAsia="Times New Roman" w:cs="Times New Roman"/>
-          <w:sz w:val="24"/>
-          <w:szCs w:val="24"/>
-          <w:highlight w:val="none"/>
-          <w:lang w:val="ru-RU"/>
-        </w:rPr>
-        <w:t xml:space="preserve">к</w:t>
-      </w:r>
-      <w:r>
-        <w:rPr>
-          <w:rFonts w:ascii="Times New Roman" w:hAnsi="Times New Roman" w:eastAsia="Times New Roman" w:cs="Times New Roman"/>
-          <w:sz w:val="24"/>
-          <w:szCs w:val="24"/>
-          <w:highlight w:val="none"/>
-        </w:rPr>
-        <w:t xml:space="preserve">омбинированный поиск (например: «бакалавр + 2025 + экстракция»)</w:t>
-      </w:r>
-      <w:r>
-        <w:rPr>
-          <w:rFonts w:ascii="Times New Roman" w:hAnsi="Times New Roman" w:eastAsia="Times New Roman" w:cs="Times New Roman"/>
-          <w:sz w:val="24"/>
-          <w:szCs w:val="24"/>
-          <w:highlight w:val="none"/>
-          <w:lang w:val="ru-RU"/>
-        </w:rPr>
-        <w:t xml:space="preserve">;</w:t>
-      </w:r>
-      <w:r>
-        <w:rPr>
-          <w:rFonts w:ascii="Times New Roman" w:hAnsi="Times New Roman" w:eastAsia="Times New Roman" w:cs="Times New Roman"/>
-          <w:sz w:val="24"/>
-          <w:szCs w:val="24"/>
-          <w:highlight w:val="none"/>
-        </w:rPr>
-      </w:r>
-      <w:r/>
-    </w:p>
-    <w:p>
-      <w:pPr>
-        <w:pStyle w:val="975"/>
-        <w:numPr>
-          <w:ilvl w:val="0"/>
-          <w:numId w:val="19"/>
-        </w:numPr>
-        <w:suppressLineNumbers w:val="false"/>
-        <w:pBdr/>
-        <w:spacing w:after="0" w:before="0" w:line="312" w:lineRule="auto"/>
-        <w:ind/>
-        <w:jc w:val="both"/>
-        <w:rPr/>
-      </w:pPr>
-      <w:r>
-        <w:rPr>
-          <w:rFonts w:ascii="Times New Roman" w:hAnsi="Times New Roman" w:eastAsia="Times New Roman" w:cs="Times New Roman"/>
-          <w:sz w:val="24"/>
-          <w:szCs w:val="24"/>
-          <w:highlight w:val="none"/>
-          <w:lang w:val="ru-RU"/>
-        </w:rPr>
-        <w:t xml:space="preserve">п</w:t>
-      </w:r>
-      <w:r>
-        <w:rPr>
-          <w:rFonts w:ascii="Times New Roman" w:hAnsi="Times New Roman" w:eastAsia="Times New Roman" w:cs="Times New Roman"/>
-          <w:sz w:val="24"/>
-          <w:szCs w:val="24"/>
-          <w:highlight w:val="none"/>
-        </w:rPr>
-        <w:t xml:space="preserve">роверка отсутствия результатов при неверных критериях</w:t>
-      </w:r>
-      <w:r>
-        <w:rPr>
-          <w:rFonts w:ascii="Times New Roman" w:hAnsi="Times New Roman" w:eastAsia="Times New Roman" w:cs="Times New Roman"/>
-          <w:sz w:val="24"/>
-          <w:szCs w:val="24"/>
-          <w:highlight w:val="none"/>
-          <w:lang w:val="ru-RU"/>
-        </w:rPr>
-        <w:t xml:space="preserve">.</w:t>
-      </w:r>
-      <w:r>
-        <w:rPr>
-          <w:rFonts w:ascii="Times New Roman" w:hAnsi="Times New Roman" w:eastAsia="Times New Roman" w:cs="Times New Roman"/>
-          <w:sz w:val="24"/>
-          <w:szCs w:val="24"/>
-          <w:highlight w:val="none"/>
-        </w:rPr>
-      </w:r>
-      <w:r/>
-    </w:p>
-    <w:p>
-      <w:pPr>
-        <w:suppressLineNumbers w:val="false"/>
-        <w:pBdr/>
-        <w:spacing w:after="0" w:before="0" w:line="312" w:lineRule="auto"/>
-        <w:ind w:firstLine="708"/>
-        <w:jc w:val="both"/>
-        <w:rPr>
-          <w:rFonts w:ascii="Times New Roman" w:hAnsi="Times New Roman" w:eastAsia="Times New Roman" w:cs="Times New Roman"/>
-          <w:sz w:val="24"/>
-          <w:szCs w:val="24"/>
-        </w:rPr>
-      </w:pPr>
-      <w:r>
-        <w:rPr>
-          <w:rFonts w:ascii="Times New Roman" w:hAnsi="Times New Roman" w:eastAsia="Times New Roman" w:cs="Times New Roman"/>
-          <w:sz w:val="24"/>
-          <w:szCs w:val="24"/>
-          <w:highlight w:val="none"/>
-        </w:rPr>
-        <w:t xml:space="preserve">Приведенные тестовые данные позволяют проверить все основные функции системы, такие как корректность поиска по различным критериям, работу фильтров, отображение карточек с информацией о</w:t>
-      </w:r>
-      <w:r>
-        <w:rPr>
-          <w:rFonts w:ascii="Times New Roman" w:hAnsi="Times New Roman" w:eastAsia="Times New Roman" w:cs="Times New Roman"/>
-          <w:sz w:val="24"/>
-          <w:szCs w:val="24"/>
-          <w:highlight w:val="none"/>
-          <w:lang w:val="ru-RU"/>
-        </w:rPr>
-        <w:t xml:space="preserve">б издании</w:t>
-      </w:r>
-      <w:r>
-        <w:rPr>
-          <w:rFonts w:ascii="Times New Roman" w:hAnsi="Times New Roman" w:eastAsia="Times New Roman" w:cs="Times New Roman"/>
-          <w:sz w:val="24"/>
-          <w:szCs w:val="24"/>
-          <w:highlight w:val="none"/>
-        </w:rPr>
         <w:t xml:space="preserve"> и работу модуля администрирования.</w:t>
       </w:r>
       <w:r>
@@ -21706,7 +21674,6 @@
           <w:rFonts w:ascii="Times New Roman" w:hAnsi="Times New Roman" w:eastAsia="Times New Roman" w:cs="Times New Roman"/>
           <w:sz w:val="24"/>
           <w:szCs w:val="24"/>
-          <w:highlight w:val="none"/>
         </w:rPr>
       </w:r>
       <w:r>
@@ -21781,8 +21748,13 @@
         <w:ind/>
         <w:jc w:val="both"/>
         <w:rPr>
+          <w:rFonts w:ascii="Times New Roman" w:hAnsi="Times New Roman" w:eastAsia="Times New Roman" w:cs="Times New Roman"/>
           <w:b w:val="0"/>
           <w:bCs w:val="0"/>
+          <w:sz w:val="24"/>
+          <w:szCs w:val="24"/>
+          <w:highlight w:val="none"/>
+          <w:lang w:val="ru-RU"/>
         </w:rPr>
       </w:pPr>
       <w:r>
@@ -21800,14 +21772,1293 @@
       </w:r>
       <w:r>
         <w:rPr>
+          <w:rFonts w:ascii="Times New Roman" w:hAnsi="Times New Roman" w:eastAsia="Times New Roman" w:cs="Times New Roman"/>
           <w:b w:val="0"/>
           <w:bCs w:val="0"/>
-        </w:rPr>
-      </w:r>
-      <w:r>
-        <w:rPr>
+          <w:sz w:val="24"/>
+          <w:szCs w:val="24"/>
+          <w:lang w:val="ru-RU"/>
+        </w:rPr>
+        <w:t xml:space="preserve">Разработанное приложение </w:t>
+      </w:r>
+      <w:r>
+        <w:rPr>
+          <w:rFonts w:ascii="Times New Roman" w:hAnsi="Times New Roman" w:eastAsia="Times New Roman" w:cs="Times New Roman"/>
           <w:b w:val="0"/>
           <w:bCs w:val="0"/>
+          <w:sz w:val="24"/>
+          <w:szCs w:val="24"/>
+          <w:lang w:val="ru-RU"/>
+        </w:rPr>
+        <w:t xml:space="preserve">информационно-поисковой системы для выбора учебно-методических изданий кафедры САПРиУ представлено на рисунке 7.</w:t>
+      </w:r>
+      <w:r>
+        <w:rPr>
+          <w:rFonts w:ascii="Times New Roman" w:hAnsi="Times New Roman" w:cs="Times New Roman"/>
+          <w:b w:val="0"/>
+          <w:bCs w:val="0"/>
+          <w:sz w:val="24"/>
+          <w:szCs w:val="24"/>
+        </w:rPr>
+      </w:r>
+    </w:p>
+    <w:p>
+      <w:pPr>
+        <w:suppressLineNumbers w:val="false"/>
+        <w:pBdr/>
+        <w:spacing w:after="0" w:before="0" w:line="312" w:lineRule="auto"/>
+        <w:ind/>
+        <w:jc w:val="both"/>
+        <w:rPr>
+          <w:rFonts w:ascii="Times New Roman" w:hAnsi="Times New Roman" w:eastAsia="Times New Roman" w:cs="Times New Roman"/>
+          <w:b w:val="0"/>
+          <w:bCs w:val="0"/>
+          <w:sz w:val="24"/>
+          <w:szCs w:val="24"/>
+          <w:highlight w:val="none"/>
+          <w:lang w:val="ru-RU"/>
+        </w:rPr>
+      </w:pPr>
+      <w:r>
+        <w:rPr>
+          <w:rFonts w:ascii="Times New Roman" w:hAnsi="Times New Roman" w:eastAsia="Times New Roman" w:cs="Times New Roman"/>
+          <w:b w:val="0"/>
+          <w:bCs w:val="0"/>
+          <w:sz w:val="24"/>
+          <w:szCs w:val="24"/>
+          <w:highlight w:val="none"/>
+          <w:lang w:val="ru-RU"/>
+        </w:rPr>
+      </w:r>
+      <w:r>
+        <w:rPr>
+          <w:rFonts w:ascii="Times New Roman" w:hAnsi="Times New Roman" w:eastAsia="Times New Roman" w:cs="Times New Roman"/>
+          <w:b w:val="0"/>
+          <w:bCs w:val="0"/>
+          <w:sz w:val="24"/>
+          <w:szCs w:val="24"/>
+          <w:highlight w:val="none"/>
+          <w:lang w:val="ru-RU"/>
+        </w:rPr>
+      </w:r>
+      <w:r>
+        <mc:AlternateContent>
+          <mc:Choice Requires="wpg">
+            <w:drawing>
+              <wp:inline xmlns:wp="http://schemas.openxmlformats.org/drawingml/2006/wordprocessingDrawing" distT="0" distB="0" distL="0" distR="0">
+                <wp:extent cx="5943600" cy="3143607"/>
+                <wp:effectExtent l="0" t="0" r="0" b="0"/>
+                <wp:docPr id="7" name=""/>
+                <wp:cNvGraphicFramePr>
+                  <a:graphicFrameLocks xmlns:a="http://schemas.openxmlformats.org/drawingml/2006/main" noChangeAspect="1"/>
+                </wp:cNvGraphicFramePr>
+                <a:graphic xmlns:a="http://schemas.openxmlformats.org/drawingml/2006/main">
+                  <a:graphicData uri="http://schemas.openxmlformats.org/drawingml/2006/picture">
+                    <pic:pic xmlns:pic="http://schemas.openxmlformats.org/drawingml/2006/picture">
+                      <pic:nvPicPr>
+                        <pic:cNvPr id="637484111" name=""/>
+                        <pic:cNvPicPr>
+                          <a:picLocks noChangeAspect="1"/>
+                        </pic:cNvPicPr>
+                        <pic:nvPr/>
+                      </pic:nvPicPr>
+                      <pic:blipFill>
+                        <a:blip r:embed="rId18"/>
+                        <a:stretch/>
+                      </pic:blipFill>
+                      <pic:spPr bwMode="auto">
+                        <a:xfrm>
+                          <a:off x="0" y="0"/>
+                          <a:ext cx="5943599" cy="3143607"/>
+                        </a:xfrm>
+                        <a:prstGeom prst="rect">
+                          <a:avLst/>
+                        </a:prstGeom>
+                      </pic:spPr>
+                    </pic:pic>
+                  </a:graphicData>
+                </a:graphic>
+              </wp:inline>
+            </w:drawing>
+          </mc:Choice>
+          <mc:Fallback>
+            <w:pict>
+              <v:shapetype id="_x0000_t75" coordsize="21600,21600" o:spt="75" o:preferrelative="t" path="m@4@5l@4@11@9@11@9@5xe" filled="f" stroked="f">
+                <v:stroke joinstyle="miter"/>
+                <v:formulas>
+                  <v:f eqn="if lineDrawn pixelLineWidth 0"/>
+                  <v:f eqn="sum @0 1 0"/>
+                  <v:f eqn="sum 0 0 @1"/>
+                  <v:f eqn="prod @2 1 2"/>
+                  <v:f eqn="prod @3 21600 pixelWidth"/>
+                  <v:f eqn="prod @3 21600 pixelHeight"/>
+                  <v:f eqn="sum @0 0 1"/>
+                  <v:f eqn="prod @6 1 2"/>
+                  <v:f eqn="prod @7 21600 pixelWidth"/>
+                  <v:f eqn="sum @8 21600 0"/>
+                  <v:f eqn="prod @7 21600 pixelHeight"/>
+                  <v:f eqn="sum @10 21600 0"/>
+                </v:formulas>
+                <v:path o:extrusionok="f" gradientshapeok="t" o:connecttype="rect"/>
+                <o:lock v:ext="edit" aspectratio="t"/>
+              </v:shapetype>
+              <v:shape id="_x0000_i6" o:spid="_x0000_s6" type="#_x0000_t75" style="width:468.00pt;height:247.53pt;mso-wrap-distance-left:0.00pt;mso-wrap-distance-top:0.00pt;mso-wrap-distance-right:0.00pt;mso-wrap-distance-bottom:0.00pt;z-index:1;" stroked="false">
+                <v:imagedata r:id="rId18" o:title=""/>
+                <o:lock v:ext="edit" rotation="t"/>
+              </v:shape>
+            </w:pict>
+          </mc:Fallback>
+        </mc:AlternateContent>
+      </w:r>
+      <w:r>
+        <w:rPr>
+          <w:rFonts w:ascii="Times New Roman" w:hAnsi="Times New Roman" w:eastAsia="Times New Roman" w:cs="Times New Roman"/>
+          <w:b w:val="0"/>
+          <w:bCs w:val="0"/>
+          <w:sz w:val="24"/>
+          <w:szCs w:val="24"/>
+          <w:highlight w:val="none"/>
+          <w:lang w:val="ru-RU"/>
+        </w:rPr>
+      </w:r>
+      <w:r>
+        <w:rPr>
+          <w:rFonts w:ascii="Times New Roman" w:hAnsi="Times New Roman" w:cs="Times New Roman"/>
+          <w:b w:val="0"/>
+          <w:bCs w:val="0"/>
+          <w:sz w:val="24"/>
+          <w:szCs w:val="24"/>
+        </w:rPr>
+      </w:r>
+    </w:p>
+    <w:p>
+      <w:pPr>
+        <w:suppressLineNumbers w:val="false"/>
+        <w:pBdr/>
+        <w:spacing w:after="0" w:before="0" w:line="312" w:lineRule="auto"/>
+        <w:ind/>
+        <w:jc w:val="center"/>
+        <w:rPr>
+          <w:rFonts w:ascii="Times New Roman" w:hAnsi="Times New Roman" w:eastAsia="Times New Roman" w:cs="Times New Roman"/>
+          <w:b w:val="0"/>
+          <w:bCs w:val="0"/>
+          <w:sz w:val="24"/>
+          <w:szCs w:val="24"/>
+          <w:highlight w:val="none"/>
+          <w:lang w:val="ru-RU"/>
+        </w:rPr>
+      </w:pPr>
+      <w:r>
+        <w:rPr>
+          <w:rFonts w:ascii="Times New Roman" w:hAnsi="Times New Roman" w:eastAsia="Times New Roman" w:cs="Times New Roman"/>
+          <w:b w:val="0"/>
+          <w:bCs w:val="0"/>
+          <w:sz w:val="24"/>
+          <w:szCs w:val="24"/>
+          <w:highlight w:val="none"/>
+          <w:lang w:val="ru-RU"/>
+        </w:rPr>
+        <w:t xml:space="preserve">Рисунок 7 – Приложение информационно-поисковой системы</w:t>
+      </w:r>
+      <w:r>
+        <w:rPr>
+          <w:rFonts w:ascii="Times New Roman" w:hAnsi="Times New Roman" w:eastAsia="Times New Roman" w:cs="Times New Roman"/>
+          <w:b w:val="0"/>
+          <w:bCs w:val="0"/>
+          <w:sz w:val="24"/>
+          <w:szCs w:val="24"/>
+          <w:highlight w:val="none"/>
+          <w:lang w:val="ru-RU"/>
+        </w:rPr>
+      </w:r>
+      <w:r>
+        <w:rPr>
+          <w:rFonts w:ascii="Times New Roman" w:hAnsi="Times New Roman" w:eastAsia="Times New Roman" w:cs="Times New Roman"/>
+          <w:b w:val="0"/>
+          <w:bCs w:val="0"/>
+          <w:sz w:val="24"/>
+          <w:szCs w:val="24"/>
+          <w:highlight w:val="none"/>
+          <w:lang w:val="ru-RU"/>
+        </w:rPr>
+      </w:r>
+    </w:p>
+    <w:p>
+      <w:pPr>
+        <w:suppressLineNumbers w:val="false"/>
+        <w:pBdr/>
+        <w:spacing w:after="0" w:before="0" w:line="312" w:lineRule="auto"/>
+        <w:ind/>
+        <w:jc w:val="both"/>
+        <w:rPr>
+          <w:rFonts w:ascii="Times New Roman" w:hAnsi="Times New Roman" w:eastAsia="Times New Roman" w:cs="Times New Roman"/>
+          <w:b w:val="0"/>
+          <w:bCs w:val="0"/>
+          <w:sz w:val="24"/>
+          <w:szCs w:val="24"/>
+          <w:highlight w:val="none"/>
+          <w:lang w:val="ru-RU"/>
+        </w:rPr>
+      </w:pPr>
+      <w:r>
+        <w:rPr>
+          <w:rFonts w:ascii="Times New Roman" w:hAnsi="Times New Roman" w:eastAsia="Times New Roman" w:cs="Times New Roman"/>
+          <w:b w:val="0"/>
+          <w:bCs w:val="0"/>
+          <w:sz w:val="24"/>
+          <w:szCs w:val="24"/>
+          <w:highlight w:val="none"/>
+          <w:lang w:val="ru-RU" w:bidi="ru-RU"/>
+        </w:rPr>
+        <w:tab/>
+        <w:t xml:space="preserve">Добавление нового издания происходит с использованием формы, в которую вводится информация об издании, включая название, год, издательство и авторов.</w:t>
+      </w:r>
+      <w:r>
+        <w:rPr>
+          <w:rFonts w:ascii="Times New Roman" w:hAnsi="Times New Roman" w:eastAsia="Times New Roman" w:cs="Times New Roman"/>
+          <w:b w:val="0"/>
+          <w:bCs w:val="0"/>
+          <w:sz w:val="24"/>
+          <w:szCs w:val="24"/>
+          <w:highlight w:val="none"/>
+          <w:lang w:val="ru-RU" w:bidi="ru-RU"/>
+        </w:rPr>
+        <w:t xml:space="preserve"> После верификации введенных данных выводится сообщение об успешном сохранении изменений.</w:t>
+      </w:r>
+      <w:r>
+        <w:rPr>
+          <w:rFonts w:ascii="Times New Roman" w:hAnsi="Times New Roman" w:eastAsia="Times New Roman" w:cs="Times New Roman"/>
+          <w:b w:val="0"/>
+          <w:bCs w:val="0"/>
+          <w:sz w:val="24"/>
+          <w:szCs w:val="24"/>
+          <w:highlight w:val="none"/>
+          <w:lang w:val="ru-RU"/>
+        </w:rPr>
+      </w:r>
+    </w:p>
+    <w:p>
+      <w:pPr>
+        <w:suppressLineNumbers w:val="false"/>
+        <w:pBdr/>
+        <w:spacing w:after="0" w:before="0" w:line="312" w:lineRule="auto"/>
+        <w:ind/>
+        <w:jc w:val="center"/>
+        <w:rPr>
+          <w:rFonts w:ascii="Times New Roman" w:hAnsi="Times New Roman" w:eastAsia="Times New Roman" w:cs="Times New Roman"/>
+          <w:b w:val="0"/>
+          <w:bCs w:val="0"/>
+          <w:sz w:val="24"/>
+          <w:szCs w:val="24"/>
+          <w:highlight w:val="none"/>
+          <w:lang w:val="ru-RU"/>
+        </w:rPr>
+      </w:pPr>
+      <w:r>
+        <w:rPr>
+          <w:rFonts w:ascii="Times New Roman" w:hAnsi="Times New Roman" w:eastAsia="Times New Roman" w:cs="Times New Roman"/>
+          <w:b w:val="0"/>
+          <w:bCs w:val="0"/>
+          <w:sz w:val="24"/>
+          <w:szCs w:val="24"/>
+          <w:highlight w:val="none"/>
+          <w:lang w:val="ru-RU"/>
+        </w:rPr>
+      </w:r>
+      <w:r>
+        <w:rPr>
+          <w:rFonts w:ascii="Times New Roman" w:hAnsi="Times New Roman" w:eastAsia="Times New Roman" w:cs="Times New Roman"/>
+          <w:b w:val="0"/>
+          <w:bCs w:val="0"/>
+          <w:sz w:val="24"/>
+          <w:szCs w:val="24"/>
+          <w:highlight w:val="none"/>
+          <w:lang w:val="ru-RU"/>
+        </w:rPr>
+      </w:r>
+      <w:r>
+        <mc:AlternateContent>
+          <mc:Choice Requires="wpg">
+            <w:drawing>
+              <wp:inline xmlns:wp="http://schemas.openxmlformats.org/drawingml/2006/wordprocessingDrawing" distT="0" distB="0" distL="0" distR="0">
+                <wp:extent cx="5943600" cy="3143607"/>
+                <wp:effectExtent l="0" t="0" r="0" b="0"/>
+                <wp:docPr id="8" name=""/>
+                <wp:cNvGraphicFramePr>
+                  <a:graphicFrameLocks xmlns:a="http://schemas.openxmlformats.org/drawingml/2006/main" noChangeAspect="1"/>
+                </wp:cNvGraphicFramePr>
+                <a:graphic xmlns:a="http://schemas.openxmlformats.org/drawingml/2006/main">
+                  <a:graphicData uri="http://schemas.openxmlformats.org/drawingml/2006/picture">
+                    <pic:pic xmlns:pic="http://schemas.openxmlformats.org/drawingml/2006/picture">
+                      <pic:nvPicPr>
+                        <pic:cNvPr id="1438282735" name=""/>
+                        <pic:cNvPicPr>
+                          <a:picLocks noChangeAspect="1"/>
+                        </pic:cNvPicPr>
+                        <pic:nvPr/>
+                      </pic:nvPicPr>
+                      <pic:blipFill>
+                        <a:blip r:embed="rId19"/>
+                        <a:stretch/>
+                      </pic:blipFill>
+                      <pic:spPr bwMode="auto">
+                        <a:xfrm>
+                          <a:off x="0" y="0"/>
+                          <a:ext cx="5943599" cy="3143607"/>
+                        </a:xfrm>
+                        <a:prstGeom prst="rect">
+                          <a:avLst/>
+                        </a:prstGeom>
+                      </pic:spPr>
+                    </pic:pic>
+                  </a:graphicData>
+                </a:graphic>
+              </wp:inline>
+            </w:drawing>
+          </mc:Choice>
+          <mc:Fallback>
+            <w:pict>
+              <v:shapetype id="_x0000_t75" coordsize="21600,21600" o:spt="75" o:preferrelative="t" path="m@4@5l@4@11@9@11@9@5xe" filled="f" stroked="f">
+                <v:stroke joinstyle="miter"/>
+                <v:formulas>
+                  <v:f eqn="if lineDrawn pixelLineWidth 0"/>
+                  <v:f eqn="sum @0 1 0"/>
+                  <v:f eqn="sum 0 0 @1"/>
+                  <v:f eqn="prod @2 1 2"/>
+                  <v:f eqn="prod @3 21600 pixelWidth"/>
+                  <v:f eqn="prod @3 21600 pixelHeight"/>
+                  <v:f eqn="sum @0 0 1"/>
+                  <v:f eqn="prod @6 1 2"/>
+                  <v:f eqn="prod @7 21600 pixelWidth"/>
+                  <v:f eqn="sum @8 21600 0"/>
+                  <v:f eqn="prod @7 21600 pixelHeight"/>
+                  <v:f eqn="sum @10 21600 0"/>
+                </v:formulas>
+                <v:path o:extrusionok="f" gradientshapeok="t" o:connecttype="rect"/>
+                <o:lock v:ext="edit" aspectratio="t"/>
+              </v:shapetype>
+              <v:shape id="_x0000_i7" o:spid="_x0000_s7" type="#_x0000_t75" style="width:468.00pt;height:247.53pt;mso-wrap-distance-left:0.00pt;mso-wrap-distance-top:0.00pt;mso-wrap-distance-right:0.00pt;mso-wrap-distance-bottom:0.00pt;z-index:1;" stroked="false">
+                <v:imagedata r:id="rId19" o:title=""/>
+                <o:lock v:ext="edit" rotation="t"/>
+              </v:shape>
+            </w:pict>
+          </mc:Fallback>
+        </mc:AlternateContent>
+      </w:r>
+      <w:r>
+        <w:rPr>
+          <w:rFonts w:ascii="Times New Roman" w:hAnsi="Times New Roman" w:eastAsia="Times New Roman" w:cs="Times New Roman"/>
+          <w:b w:val="0"/>
+          <w:bCs w:val="0"/>
+          <w:sz w:val="24"/>
+          <w:szCs w:val="24"/>
+          <w:highlight w:val="none"/>
+          <w:lang w:val="ru-RU"/>
+        </w:rPr>
+      </w:r>
+      <w:r>
+        <w:rPr>
+          <w:rFonts w:ascii="Times New Roman" w:hAnsi="Times New Roman" w:cs="Times New Roman"/>
+          <w:b w:val="0"/>
+          <w:bCs w:val="0"/>
+          <w:sz w:val="24"/>
+          <w:szCs w:val="24"/>
+        </w:rPr>
+      </w:r>
+    </w:p>
+    <w:p>
+      <w:pPr>
+        <w:suppressLineNumbers w:val="false"/>
+        <w:pBdr/>
+        <w:spacing w:after="0" w:before="0" w:line="312" w:lineRule="auto"/>
+        <w:ind/>
+        <w:jc w:val="center"/>
+        <w:rPr>
+          <w:rFonts w:ascii="Times New Roman" w:hAnsi="Times New Roman" w:eastAsia="Times New Roman" w:cs="Times New Roman"/>
+          <w:b w:val="0"/>
+          <w:bCs w:val="0"/>
+          <w:sz w:val="24"/>
+          <w:szCs w:val="24"/>
+          <w:highlight w:val="none"/>
+          <w:lang w:val="ru-RU"/>
+        </w:rPr>
+      </w:pPr>
+      <w:r>
+        <w:rPr>
+          <w:rFonts w:ascii="Times New Roman" w:hAnsi="Times New Roman" w:eastAsia="Times New Roman" w:cs="Times New Roman"/>
+          <w:b w:val="0"/>
+          <w:bCs w:val="0"/>
+          <w:sz w:val="24"/>
+          <w:szCs w:val="24"/>
+          <w:highlight w:val="none"/>
+          <w:lang w:val="ru-RU"/>
+        </w:rPr>
+        <w:t xml:space="preserve">Рисунок 8 – Информация об издании</w:t>
+      </w:r>
+      <w:r>
+        <w:rPr>
+          <w:rFonts w:ascii="Times New Roman" w:hAnsi="Times New Roman" w:eastAsia="Times New Roman" w:cs="Times New Roman"/>
+          <w:b w:val="0"/>
+          <w:bCs w:val="0"/>
+          <w:sz w:val="24"/>
+          <w:szCs w:val="24"/>
+          <w:highlight w:val="none"/>
+          <w:lang w:val="ru-RU"/>
+        </w:rPr>
+      </w:r>
+      <w:r>
+        <w:rPr>
+          <w:rFonts w:ascii="Times New Roman" w:hAnsi="Times New Roman" w:eastAsia="Times New Roman" w:cs="Times New Roman"/>
+          <w:b w:val="0"/>
+          <w:bCs w:val="0"/>
+          <w:sz w:val="24"/>
+          <w:szCs w:val="24"/>
+          <w:highlight w:val="none"/>
+          <w:lang w:val="ru-RU"/>
+        </w:rPr>
+      </w:r>
+    </w:p>
+    <w:p>
+      <w:pPr>
+        <w:suppressLineNumbers w:val="false"/>
+        <w:pBdr/>
+        <w:spacing w:after="0" w:before="0" w:line="312" w:lineRule="auto"/>
+        <w:ind/>
+        <w:jc w:val="center"/>
+        <w:rPr>
+          <w:rFonts w:ascii="Times New Roman" w:hAnsi="Times New Roman" w:eastAsia="Times New Roman" w:cs="Times New Roman"/>
+          <w:b w:val="0"/>
+          <w:bCs w:val="0"/>
+          <w:sz w:val="24"/>
+          <w:szCs w:val="24"/>
+          <w:highlight w:val="none"/>
+          <w:lang w:val="ru-RU"/>
+        </w:rPr>
+      </w:pPr>
+      <w:r>
+        <w:rPr>
+          <w:rFonts w:ascii="Times New Roman" w:hAnsi="Times New Roman" w:eastAsia="Times New Roman" w:cs="Times New Roman"/>
+          <w:b w:val="0"/>
+          <w:bCs w:val="0"/>
+          <w:sz w:val="24"/>
+          <w:szCs w:val="24"/>
+          <w:highlight w:val="none"/>
+          <w:lang w:val="ru-RU" w:bidi="ru-RU"/>
+        </w:rPr>
+      </w:r>
+      <w:r>
+        <mc:AlternateContent>
+          <mc:Choice Requires="wpg">
+            <w:drawing>
+              <wp:inline xmlns:wp="http://schemas.openxmlformats.org/drawingml/2006/wordprocessingDrawing" distT="0" distB="0" distL="0" distR="0">
+                <wp:extent cx="5943600" cy="3143607"/>
+                <wp:effectExtent l="0" t="0" r="0" b="0"/>
+                <wp:docPr id="9" name=""/>
+                <wp:cNvGraphicFramePr>
+                  <a:graphicFrameLocks xmlns:a="http://schemas.openxmlformats.org/drawingml/2006/main" noChangeAspect="1"/>
+                </wp:cNvGraphicFramePr>
+                <a:graphic xmlns:a="http://schemas.openxmlformats.org/drawingml/2006/main">
+                  <a:graphicData uri="http://schemas.openxmlformats.org/drawingml/2006/picture">
+                    <pic:pic xmlns:pic="http://schemas.openxmlformats.org/drawingml/2006/picture">
+                      <pic:nvPicPr>
+                        <pic:cNvPr id="184267859" name=""/>
+                        <pic:cNvPicPr>
+                          <a:picLocks noChangeAspect="1"/>
+                        </pic:cNvPicPr>
+                        <pic:nvPr/>
+                      </pic:nvPicPr>
+                      <pic:blipFill>
+                        <a:blip r:embed="rId20"/>
+                        <a:stretch/>
+                      </pic:blipFill>
+                      <pic:spPr bwMode="auto">
+                        <a:xfrm>
+                          <a:off x="0" y="0"/>
+                          <a:ext cx="5943599" cy="3143607"/>
+                        </a:xfrm>
+                        <a:prstGeom prst="rect">
+                          <a:avLst/>
+                        </a:prstGeom>
+                      </pic:spPr>
+                    </pic:pic>
+                  </a:graphicData>
+                </a:graphic>
+              </wp:inline>
+            </w:drawing>
+          </mc:Choice>
+          <mc:Fallback>
+            <w:pict>
+              <v:shapetype id="_x0000_t75" coordsize="21600,21600" o:spt="75" o:preferrelative="t" path="m@4@5l@4@11@9@11@9@5xe" filled="f" stroked="f">
+                <v:stroke joinstyle="miter"/>
+                <v:formulas>
+                  <v:f eqn="if lineDrawn pixelLineWidth 0"/>
+                  <v:f eqn="sum @0 1 0"/>
+                  <v:f eqn="sum 0 0 @1"/>
+                  <v:f eqn="prod @2 1 2"/>
+                  <v:f eqn="prod @3 21600 pixelWidth"/>
+                  <v:f eqn="prod @3 21600 pixelHeight"/>
+                  <v:f eqn="sum @0 0 1"/>
+                  <v:f eqn="prod @6 1 2"/>
+                  <v:f eqn="prod @7 21600 pixelWidth"/>
+                  <v:f eqn="sum @8 21600 0"/>
+                  <v:f eqn="prod @7 21600 pixelHeight"/>
+                  <v:f eqn="sum @10 21600 0"/>
+                </v:formulas>
+                <v:path o:extrusionok="f" gradientshapeok="t" o:connecttype="rect"/>
+                <o:lock v:ext="edit" aspectratio="t"/>
+              </v:shapetype>
+              <v:shape id="_x0000_i8" o:spid="_x0000_s8" type="#_x0000_t75" style="width:468.00pt;height:247.53pt;mso-wrap-distance-left:0.00pt;mso-wrap-distance-top:0.00pt;mso-wrap-distance-right:0.00pt;mso-wrap-distance-bottom:0.00pt;z-index:1;" stroked="false">
+                <v:imagedata r:id="rId20" o:title=""/>
+                <o:lock v:ext="edit" rotation="t"/>
+              </v:shape>
+            </w:pict>
+          </mc:Fallback>
+        </mc:AlternateContent>
+      </w:r>
+      <w:r>
+        <w:rPr>
+          <w:rFonts w:ascii="Times New Roman" w:hAnsi="Times New Roman" w:eastAsia="Times New Roman" w:cs="Times New Roman"/>
+          <w:b w:val="0"/>
+          <w:bCs w:val="0"/>
+          <w:sz w:val="24"/>
+          <w:szCs w:val="24"/>
+          <w:highlight w:val="none"/>
+          <w:lang w:val="ru-RU"/>
+        </w:rPr>
+      </w:r>
+      <w:r>
+        <w:rPr>
+          <w:rFonts w:ascii="Times New Roman" w:hAnsi="Times New Roman" w:eastAsia="Times New Roman" w:cs="Times New Roman"/>
+          <w:b w:val="0"/>
+          <w:bCs w:val="0"/>
+          <w:sz w:val="24"/>
+          <w:szCs w:val="24"/>
+          <w:highlight w:val="none"/>
+          <w:lang w:val="ru-RU"/>
+        </w:rPr>
+        <w:t xml:space="preserve">Рисунок 9 – Вывод сообщения о сохранении данных</w:t>
+      </w:r>
+      <w:r>
+        <w:rPr>
+          <w:rFonts w:ascii="Times New Roman" w:hAnsi="Times New Roman" w:eastAsia="Times New Roman" w:cs="Times New Roman"/>
+          <w:b w:val="0"/>
+          <w:bCs w:val="0"/>
+          <w:sz w:val="24"/>
+          <w:szCs w:val="24"/>
+          <w:highlight w:val="none"/>
+          <w:lang w:val="ru-RU"/>
+        </w:rPr>
+      </w:r>
+    </w:p>
+    <w:p>
+      <w:pPr>
+        <w:suppressLineNumbers w:val="false"/>
+        <w:pBdr/>
+        <w:spacing w:after="0" w:before="0" w:line="312" w:lineRule="auto"/>
+        <w:ind/>
+        <w:jc w:val="both"/>
+        <w:rPr>
+          <w:rFonts w:ascii="Times New Roman" w:hAnsi="Times New Roman" w:eastAsia="Times New Roman" w:cs="Times New Roman"/>
+          <w:b w:val="0"/>
+          <w:bCs w:val="0"/>
+          <w:sz w:val="24"/>
+          <w:szCs w:val="24"/>
+          <w:highlight w:val="none"/>
+          <w:lang w:val="ru-RU"/>
+        </w:rPr>
+      </w:pPr>
+      <w:r>
+        <w:rPr>
+          <w:rFonts w:ascii="Times New Roman" w:hAnsi="Times New Roman" w:eastAsia="Times New Roman" w:cs="Times New Roman"/>
+          <w:b w:val="0"/>
+          <w:bCs w:val="0"/>
+          <w:sz w:val="24"/>
+          <w:szCs w:val="24"/>
+          <w:highlight w:val="none"/>
+          <w:lang w:val="ru-RU" w:bidi="ru-RU"/>
+        </w:rPr>
+        <w:tab/>
+        <w:t xml:space="preserve">На рисунке 10 представлена таблица авторов с примером сортировки значений в обратном алфавитном порядке.</w:t>
+      </w:r>
+      <w:r>
+        <w:rPr>
+          <w:rFonts w:ascii="Times New Roman" w:hAnsi="Times New Roman" w:eastAsia="Times New Roman" w:cs="Times New Roman"/>
+          <w:b w:val="0"/>
+          <w:bCs w:val="0"/>
+          <w:sz w:val="24"/>
+          <w:szCs w:val="24"/>
+          <w:highlight w:val="none"/>
+          <w:lang w:val="ru-RU" w:bidi="ru-RU"/>
+        </w:rPr>
+      </w:r>
+      <w:r>
+        <w:rPr>
+          <w:rFonts w:ascii="Times New Roman" w:hAnsi="Times New Roman" w:eastAsia="Times New Roman" w:cs="Times New Roman"/>
+          <w:b w:val="0"/>
+          <w:bCs w:val="0"/>
+          <w:sz w:val="24"/>
+          <w:szCs w:val="24"/>
+          <w:highlight w:val="none"/>
+          <w:lang w:val="ru-RU"/>
+        </w:rPr>
+      </w:r>
+    </w:p>
+    <w:p>
+      <w:pPr>
+        <w:suppressLineNumbers w:val="false"/>
+        <w:pBdr/>
+        <w:spacing w:after="0" w:before="0" w:line="312" w:lineRule="auto"/>
+        <w:ind/>
+        <w:jc w:val="center"/>
+        <w:rPr>
+          <w:rFonts w:ascii="Times New Roman" w:hAnsi="Times New Roman" w:eastAsia="Times New Roman" w:cs="Times New Roman"/>
+          <w:b w:val="0"/>
+          <w:bCs w:val="0"/>
+          <w:sz w:val="24"/>
+          <w:szCs w:val="24"/>
+          <w:highlight w:val="none"/>
+          <w:lang w:val="ru-RU" w:bidi="ru-RU"/>
+        </w:rPr>
+      </w:pPr>
+      <w:r>
+        <w:rPr>
+          <w:rFonts w:ascii="Times New Roman" w:hAnsi="Times New Roman" w:eastAsia="Times New Roman" w:cs="Times New Roman"/>
+          <w:b w:val="0"/>
+          <w:bCs w:val="0"/>
+          <w:sz w:val="24"/>
+          <w:szCs w:val="24"/>
+          <w:highlight w:val="none"/>
+          <w:lang w:val="ru-RU" w:bidi="ru-RU"/>
+        </w:rPr>
+      </w:r>
+      <w:r>
+        <mc:AlternateContent>
+          <mc:Choice Requires="wpg">
+            <w:drawing>
+              <wp:inline xmlns:wp="http://schemas.openxmlformats.org/drawingml/2006/wordprocessingDrawing" distT="0" distB="0" distL="0" distR="0">
+                <wp:extent cx="5943600" cy="3134320"/>
+                <wp:effectExtent l="0" t="0" r="0" b="0"/>
+                <wp:docPr id="10" name=""/>
+                <wp:cNvGraphicFramePr>
+                  <a:graphicFrameLocks xmlns:a="http://schemas.openxmlformats.org/drawingml/2006/main" noChangeAspect="1"/>
+                </wp:cNvGraphicFramePr>
+                <a:graphic xmlns:a="http://schemas.openxmlformats.org/drawingml/2006/main">
+                  <a:graphicData uri="http://schemas.openxmlformats.org/drawingml/2006/picture">
+                    <pic:pic xmlns:pic="http://schemas.openxmlformats.org/drawingml/2006/picture">
+                      <pic:nvPicPr>
+                        <pic:cNvPr id="1635529238" name=""/>
+                        <pic:cNvPicPr>
+                          <a:picLocks noChangeAspect="1"/>
+                        </pic:cNvPicPr>
+                        <pic:nvPr/>
+                      </pic:nvPicPr>
+                      <pic:blipFill>
+                        <a:blip r:embed="rId21"/>
+                        <a:stretch/>
+                      </pic:blipFill>
+                      <pic:spPr bwMode="auto">
+                        <a:xfrm>
+                          <a:off x="0" y="0"/>
+                          <a:ext cx="5943599" cy="3134320"/>
+                        </a:xfrm>
+                        <a:prstGeom prst="rect">
+                          <a:avLst/>
+                        </a:prstGeom>
+                      </pic:spPr>
+                    </pic:pic>
+                  </a:graphicData>
+                </a:graphic>
+              </wp:inline>
+            </w:drawing>
+          </mc:Choice>
+          <mc:Fallback>
+            <w:pict>
+              <v:shapetype id="_x0000_t75" coordsize="21600,21600" o:spt="75" o:preferrelative="t" path="m@4@5l@4@11@9@11@9@5xe" filled="f" stroked="f">
+                <v:stroke joinstyle="miter"/>
+                <v:formulas>
+                  <v:f eqn="if lineDrawn pixelLineWidth 0"/>
+                  <v:f eqn="sum @0 1 0"/>
+                  <v:f eqn="sum 0 0 @1"/>
+                  <v:f eqn="prod @2 1 2"/>
+                  <v:f eqn="prod @3 21600 pixelWidth"/>
+                  <v:f eqn="prod @3 21600 pixelHeight"/>
+                  <v:f eqn="sum @0 0 1"/>
+                  <v:f eqn="prod @6 1 2"/>
+                  <v:f eqn="prod @7 21600 pixelWidth"/>
+                  <v:f eqn="sum @8 21600 0"/>
+                  <v:f eqn="prod @7 21600 pixelHeight"/>
+                  <v:f eqn="sum @10 21600 0"/>
+                </v:formulas>
+                <v:path o:extrusionok="f" gradientshapeok="t" o:connecttype="rect"/>
+                <o:lock v:ext="edit" aspectratio="t"/>
+              </v:shapetype>
+              <v:shape id="_x0000_i9" o:spid="_x0000_s9" type="#_x0000_t75" style="width:468.00pt;height:246.80pt;mso-wrap-distance-left:0.00pt;mso-wrap-distance-top:0.00pt;mso-wrap-distance-right:0.00pt;mso-wrap-distance-bottom:0.00pt;z-index:1;" stroked="false">
+                <v:imagedata r:id="rId21" o:title=""/>
+                <o:lock v:ext="edit" rotation="t"/>
+              </v:shape>
+            </w:pict>
+          </mc:Fallback>
+        </mc:AlternateContent>
+      </w:r>
+      <w:r>
+        <w:rPr>
+          <w:rFonts w:ascii="Times New Roman" w:hAnsi="Times New Roman" w:eastAsia="Times New Roman" w:cs="Times New Roman"/>
+          <w:b w:val="0"/>
+          <w:bCs w:val="0"/>
+          <w:sz w:val="24"/>
+          <w:szCs w:val="24"/>
+          <w:highlight w:val="none"/>
+          <w:lang w:val="ru-RU" w:bidi="ru-RU"/>
+        </w:rPr>
+      </w:r>
+      <w:r>
+        <w:rPr>
+          <w:rFonts w:ascii="Times New Roman" w:hAnsi="Times New Roman" w:eastAsia="Times New Roman" w:cs="Times New Roman"/>
+          <w:b w:val="0"/>
+          <w:bCs w:val="0"/>
+          <w:sz w:val="24"/>
+          <w:szCs w:val="24"/>
+          <w:highlight w:val="none"/>
+          <w:lang w:val="ru-RU" w:bidi="ru-RU"/>
+        </w:rPr>
+      </w:r>
+      <w:r>
+        <w:rPr>
+          <w:rFonts w:ascii="Times New Roman" w:hAnsi="Times New Roman" w:eastAsia="Times New Roman" w:cs="Times New Roman"/>
+          <w:b w:val="0"/>
+          <w:bCs w:val="0"/>
+          <w:sz w:val="24"/>
+          <w:szCs w:val="24"/>
+          <w:highlight w:val="none"/>
+          <w:lang w:val="ru-RU"/>
+        </w:rPr>
+      </w:r>
+    </w:p>
+    <w:p>
+      <w:pPr>
+        <w:suppressLineNumbers w:val="false"/>
+        <w:pBdr/>
+        <w:spacing w:after="0" w:before="0" w:line="312" w:lineRule="auto"/>
+        <w:ind/>
+        <w:jc w:val="center"/>
+        <w:rPr>
+          <w:rFonts w:ascii="Times New Roman" w:hAnsi="Times New Roman" w:eastAsia="Times New Roman" w:cs="Times New Roman"/>
+          <w:b w:val="0"/>
+          <w:bCs w:val="0"/>
+          <w:sz w:val="24"/>
+          <w:szCs w:val="24"/>
+          <w:highlight w:val="none"/>
+          <w:lang w:val="ru-RU"/>
+        </w:rPr>
+      </w:pPr>
+      <w:r>
+        <w:rPr>
+          <w:rFonts w:ascii="Times New Roman" w:hAnsi="Times New Roman" w:eastAsia="Times New Roman" w:cs="Times New Roman"/>
+          <w:b w:val="0"/>
+          <w:bCs w:val="0"/>
+          <w:sz w:val="24"/>
+          <w:szCs w:val="24"/>
+          <w:highlight w:val="none"/>
+          <w:lang w:val="ru-RU" w:bidi="ru-RU"/>
+        </w:rPr>
+      </w:r>
+      <w:r>
+        <w:rPr>
+          <w:rFonts w:ascii="Times New Roman" w:hAnsi="Times New Roman" w:eastAsia="Times New Roman" w:cs="Times New Roman"/>
+          <w:b w:val="0"/>
+          <w:bCs w:val="0"/>
+          <w:sz w:val="24"/>
+          <w:szCs w:val="24"/>
+          <w:highlight w:val="none"/>
+          <w:lang w:val="ru-RU"/>
+        </w:rPr>
+        <w:t xml:space="preserve">Рисунок 10 – Таблица «</w:t>
+      </w:r>
+      <w:r>
+        <w:rPr>
+          <w:rFonts w:ascii="Times New Roman" w:hAnsi="Times New Roman" w:eastAsia="Times New Roman" w:cs="Times New Roman"/>
+          <w:b w:val="0"/>
+          <w:bCs w:val="0"/>
+          <w:sz w:val="24"/>
+          <w:szCs w:val="24"/>
+          <w:highlight w:val="none"/>
+          <w:lang w:val="en-US"/>
+        </w:rPr>
+        <w:t xml:space="preserve">author</w:t>
+      </w:r>
+      <w:r>
+        <w:rPr>
+          <w:rFonts w:ascii="Times New Roman" w:hAnsi="Times New Roman" w:eastAsia="Times New Roman" w:cs="Times New Roman"/>
+          <w:b w:val="0"/>
+          <w:bCs w:val="0"/>
+          <w:sz w:val="24"/>
+          <w:szCs w:val="24"/>
+          <w:highlight w:val="none"/>
+          <w:lang w:val="ru-RU"/>
+        </w:rPr>
+        <w:t xml:space="preserve">» с сортировкой значений</w:t>
+      </w:r>
+      <w:r>
+        <w:rPr>
+          <w:rFonts w:ascii="Times New Roman" w:hAnsi="Times New Roman" w:eastAsia="Times New Roman" w:cs="Times New Roman"/>
+          <w:b w:val="0"/>
+          <w:bCs w:val="0"/>
+          <w:sz w:val="24"/>
+          <w:szCs w:val="24"/>
+          <w:highlight w:val="none"/>
+          <w:lang w:val="ru-RU"/>
+        </w:rPr>
+      </w:r>
+    </w:p>
+    <w:p>
+      <w:pPr>
+        <w:suppressLineNumbers w:val="false"/>
+        <w:pBdr/>
+        <w:spacing w:after="0" w:before="0" w:line="312" w:lineRule="auto"/>
+        <w:ind/>
+        <w:jc w:val="both"/>
+        <w:rPr>
+          <w:rFonts w:ascii="Times New Roman" w:hAnsi="Times New Roman" w:eastAsia="Times New Roman" w:cs="Times New Roman"/>
+          <w:b w:val="0"/>
+          <w:bCs w:val="0"/>
+          <w:sz w:val="24"/>
+          <w:szCs w:val="24"/>
+          <w:highlight w:val="none"/>
+          <w:lang w:val="ru-RU" w:bidi="ru-RU"/>
+        </w:rPr>
+      </w:pPr>
+      <w:r>
+        <w:rPr>
+          <w:rFonts w:ascii="Times New Roman" w:hAnsi="Times New Roman" w:eastAsia="Times New Roman" w:cs="Times New Roman"/>
+          <w:b w:val="0"/>
+          <w:bCs w:val="0"/>
+          <w:sz w:val="24"/>
+          <w:szCs w:val="24"/>
+          <w:highlight w:val="none"/>
+          <w:lang w:val="ru-RU" w:bidi="ru-RU"/>
+        </w:rPr>
+        <w:tab/>
+      </w:r>
+      <w:r>
+        <w:rPr>
+          <w:rFonts w:ascii="Times New Roman" w:hAnsi="Times New Roman" w:eastAsia="Times New Roman" w:cs="Times New Roman"/>
+          <w:b w:val="0"/>
+          <w:bCs w:val="0"/>
+          <w:sz w:val="24"/>
+          <w:szCs w:val="24"/>
+          <w:highlight w:val="none"/>
+          <w:lang w:val="ru-RU" w:bidi="ru-RU"/>
+        </w:rPr>
+        <w:t xml:space="preserve">На рисунках 11 и 12 показан пример автоматического добавления автора в базу данных: если при редактировании публикации указывается автор, отсутствующий в таблице авторов, система автоматически создает для него новую запись.</w:t>
+      </w:r>
+      <w:r>
+        <w:rPr>
+          <w:rFonts w:ascii="Times New Roman" w:hAnsi="Times New Roman" w:eastAsia="Times New Roman" w:cs="Times New Roman"/>
+          <w:b w:val="0"/>
+          <w:bCs w:val="0"/>
+          <w:sz w:val="24"/>
+          <w:szCs w:val="24"/>
+          <w:highlight w:val="none"/>
+          <w:lang w:val="ru-RU" w:bidi="ru-RU"/>
+        </w:rPr>
+      </w:r>
+      <w:r>
+        <w:rPr>
+          <w:rFonts w:ascii="Times New Roman" w:hAnsi="Times New Roman" w:eastAsia="Times New Roman" w:cs="Times New Roman"/>
+          <w:b w:val="0"/>
+          <w:bCs w:val="0"/>
+          <w:sz w:val="24"/>
+          <w:szCs w:val="24"/>
+          <w:highlight w:val="none"/>
+          <w:lang w:val="ru-RU"/>
+        </w:rPr>
+      </w:r>
+    </w:p>
+    <w:p>
+      <w:pPr>
+        <w:suppressLineNumbers w:val="false"/>
+        <w:pBdr/>
+        <w:spacing w:after="0" w:before="0" w:line="312" w:lineRule="auto"/>
+        <w:ind/>
+        <w:jc w:val="both"/>
+        <w:rPr>
+          <w:rFonts w:ascii="Times New Roman" w:hAnsi="Times New Roman" w:eastAsia="Times New Roman" w:cs="Times New Roman"/>
+          <w:b w:val="0"/>
+          <w:bCs w:val="0"/>
+          <w:sz w:val="24"/>
+          <w:szCs w:val="24"/>
+          <w:highlight w:val="none"/>
+          <w:lang w:val="ru-RU" w:bidi="ru-RU"/>
+        </w:rPr>
+      </w:pPr>
+      <w:r>
+        <w:rPr>
+          <w:rFonts w:ascii="Times New Roman" w:hAnsi="Times New Roman" w:eastAsia="Times New Roman" w:cs="Times New Roman"/>
+          <w:b w:val="0"/>
+          <w:bCs w:val="0"/>
+          <w:sz w:val="24"/>
+          <w:szCs w:val="24"/>
+          <w:highlight w:val="none"/>
+          <w:lang w:val="ru-RU" w:bidi="ru-RU"/>
+        </w:rPr>
+      </w:r>
+      <w:r>
+        <w:rPr>
+          <w:rFonts w:ascii="Times New Roman" w:hAnsi="Times New Roman" w:eastAsia="Times New Roman" w:cs="Times New Roman"/>
+          <w:b w:val="0"/>
+          <w:bCs w:val="0"/>
+          <w:sz w:val="24"/>
+          <w:szCs w:val="24"/>
+          <w:highlight w:val="none"/>
+          <w:lang w:val="ru-RU" w:bidi="ru-RU"/>
+        </w:rPr>
+      </w:r>
+      <w:r>
+        <mc:AlternateContent>
+          <mc:Choice Requires="wpg">
+            <w:drawing>
+              <wp:inline xmlns:wp="http://schemas.openxmlformats.org/drawingml/2006/wordprocessingDrawing" distT="0" distB="0" distL="0" distR="0">
+                <wp:extent cx="5943600" cy="3157537"/>
+                <wp:effectExtent l="0" t="0" r="0" b="0"/>
+                <wp:docPr id="11" name=""/>
+                <wp:cNvGraphicFramePr>
+                  <a:graphicFrameLocks xmlns:a="http://schemas.openxmlformats.org/drawingml/2006/main" noChangeAspect="1"/>
+                </wp:cNvGraphicFramePr>
+                <a:graphic xmlns:a="http://schemas.openxmlformats.org/drawingml/2006/main">
+                  <a:graphicData uri="http://schemas.openxmlformats.org/drawingml/2006/picture">
+                    <pic:pic xmlns:pic="http://schemas.openxmlformats.org/drawingml/2006/picture">
+                      <pic:nvPicPr>
+                        <pic:cNvPr id="1344393750" name=""/>
+                        <pic:cNvPicPr>
+                          <a:picLocks noChangeAspect="1"/>
+                        </pic:cNvPicPr>
+                        <pic:nvPr/>
+                      </pic:nvPicPr>
+                      <pic:blipFill>
+                        <a:blip r:embed="rId22"/>
+                        <a:stretch/>
+                      </pic:blipFill>
+                      <pic:spPr bwMode="auto">
+                        <a:xfrm>
+                          <a:off x="0" y="0"/>
+                          <a:ext cx="5943599" cy="3157537"/>
+                        </a:xfrm>
+                        <a:prstGeom prst="rect">
+                          <a:avLst/>
+                        </a:prstGeom>
+                      </pic:spPr>
+                    </pic:pic>
+                  </a:graphicData>
+                </a:graphic>
+              </wp:inline>
+            </w:drawing>
+          </mc:Choice>
+          <mc:Fallback>
+            <w:pict>
+              <v:shapetype id="_x0000_t75" coordsize="21600,21600" o:spt="75" o:preferrelative="t" path="m@4@5l@4@11@9@11@9@5xe" filled="f" stroked="f">
+                <v:stroke joinstyle="miter"/>
+                <v:formulas>
+                  <v:f eqn="if lineDrawn pixelLineWidth 0"/>
+                  <v:f eqn="sum @0 1 0"/>
+                  <v:f eqn="sum 0 0 @1"/>
+                  <v:f eqn="prod @2 1 2"/>
+                  <v:f eqn="prod @3 21600 pixelWidth"/>
+                  <v:f eqn="prod @3 21600 pixelHeight"/>
+                  <v:f eqn="sum @0 0 1"/>
+                  <v:f eqn="prod @6 1 2"/>
+                  <v:f eqn="prod @7 21600 pixelWidth"/>
+                  <v:f eqn="sum @8 21600 0"/>
+                  <v:f eqn="prod @7 21600 pixelHeight"/>
+                  <v:f eqn="sum @10 21600 0"/>
+                </v:formulas>
+                <v:path o:extrusionok="f" gradientshapeok="t" o:connecttype="rect"/>
+                <o:lock v:ext="edit" aspectratio="t"/>
+              </v:shapetype>
+              <v:shape id="_x0000_i10" o:spid="_x0000_s10" type="#_x0000_t75" style="width:468.00pt;height:248.62pt;mso-wrap-distance-left:0.00pt;mso-wrap-distance-top:0.00pt;mso-wrap-distance-right:0.00pt;mso-wrap-distance-bottom:0.00pt;z-index:1;" stroked="false">
+                <v:imagedata r:id="rId22" o:title=""/>
+                <o:lock v:ext="edit" rotation="t"/>
+              </v:shape>
+            </w:pict>
+          </mc:Fallback>
+        </mc:AlternateContent>
+      </w:r>
+      <w:r>
+        <w:rPr>
+          <w:rFonts w:ascii="Times New Roman" w:hAnsi="Times New Roman" w:eastAsia="Times New Roman" w:cs="Times New Roman"/>
+          <w:b w:val="0"/>
+          <w:bCs w:val="0"/>
+          <w:sz w:val="24"/>
+          <w:szCs w:val="24"/>
+          <w:highlight w:val="none"/>
+          <w:lang w:val="ru-RU" w:bidi="ru-RU"/>
+        </w:rPr>
+      </w:r>
+      <w:r>
+        <w:rPr>
+          <w:rFonts w:ascii="Times New Roman" w:hAnsi="Times New Roman" w:eastAsia="Times New Roman" w:cs="Times New Roman"/>
+          <w:b w:val="0"/>
+          <w:bCs w:val="0"/>
+          <w:sz w:val="24"/>
+          <w:szCs w:val="24"/>
+          <w:highlight w:val="none"/>
+          <w:lang w:val="ru-RU" w:bidi="ru-RU"/>
+        </w:rPr>
+      </w:r>
+    </w:p>
+    <w:p>
+      <w:pPr>
+        <w:suppressLineNumbers w:val="false"/>
+        <w:pBdr/>
+        <w:spacing w:after="0" w:before="0" w:line="312" w:lineRule="auto"/>
+        <w:ind/>
+        <w:jc w:val="center"/>
+        <w:rPr>
+          <w:rFonts w:ascii="Times New Roman" w:hAnsi="Times New Roman" w:eastAsia="Times New Roman" w:cs="Times New Roman"/>
+          <w:b w:val="0"/>
+          <w:bCs w:val="0"/>
+          <w:sz w:val="24"/>
+          <w:szCs w:val="24"/>
+          <w:highlight w:val="none"/>
+          <w:lang w:val="ru-RU"/>
+        </w:rPr>
+      </w:pPr>
+      <w:r>
+        <w:rPr>
+          <w:rFonts w:ascii="Times New Roman" w:hAnsi="Times New Roman" w:eastAsia="Times New Roman" w:cs="Times New Roman"/>
+          <w:b w:val="0"/>
+          <w:bCs w:val="0"/>
+          <w:sz w:val="24"/>
+          <w:szCs w:val="24"/>
+          <w:highlight w:val="none"/>
+          <w:lang w:val="ru-RU" w:bidi="ru-RU"/>
+        </w:rPr>
+      </w:r>
+      <w:r>
+        <w:rPr>
+          <w:rFonts w:ascii="Times New Roman" w:hAnsi="Times New Roman" w:eastAsia="Times New Roman" w:cs="Times New Roman"/>
+          <w:b w:val="0"/>
+          <w:bCs w:val="0"/>
+          <w:sz w:val="24"/>
+          <w:szCs w:val="24"/>
+          <w:highlight w:val="none"/>
+          <w:lang w:val="ru-RU"/>
+        </w:rPr>
+        <w:t xml:space="preserve">Рисунок 11 – Добавление автора к публикации</w:t>
+      </w:r>
+      <w:r>
+        <w:rPr>
+          <w:rFonts w:ascii="Times New Roman" w:hAnsi="Times New Roman" w:eastAsia="Times New Roman" w:cs="Times New Roman"/>
+          <w:b w:val="0"/>
+          <w:bCs w:val="0"/>
+          <w:sz w:val="24"/>
+          <w:szCs w:val="24"/>
+          <w:highlight w:val="none"/>
+          <w:lang w:val="ru-RU" w:bidi="ru-RU"/>
+        </w:rPr>
+      </w:r>
+      <w:r>
+        <w:rPr>
+          <w:rFonts w:ascii="Times New Roman" w:hAnsi="Times New Roman" w:eastAsia="Times New Roman" w:cs="Times New Roman"/>
+          <w:b w:val="0"/>
+          <w:bCs w:val="0"/>
+          <w:sz w:val="24"/>
+          <w:szCs w:val="24"/>
+          <w:highlight w:val="none"/>
+          <w:lang w:val="ru-RU"/>
+        </w:rPr>
+      </w:r>
+    </w:p>
+    <w:p>
+      <w:pPr>
+        <w:suppressLineNumbers w:val="false"/>
+        <w:pBdr/>
+        <w:spacing w:after="0" w:before="0" w:line="312" w:lineRule="auto"/>
+        <w:ind/>
+        <w:jc w:val="both"/>
+        <w:rPr>
+          <w:rFonts w:ascii="Times New Roman" w:hAnsi="Times New Roman" w:eastAsia="Times New Roman" w:cs="Times New Roman"/>
+          <w:b w:val="0"/>
+          <w:bCs w:val="0"/>
+          <w:sz w:val="24"/>
+          <w:szCs w:val="24"/>
+          <w:highlight w:val="none"/>
+          <w:lang w:val="ru-RU" w:bidi="ru-RU"/>
+        </w:rPr>
+      </w:pPr>
+      <w:r>
+        <w:rPr>
+          <w:rFonts w:ascii="Times New Roman" w:hAnsi="Times New Roman" w:eastAsia="Times New Roman" w:cs="Times New Roman"/>
+          <w:b w:val="0"/>
+          <w:bCs w:val="0"/>
+          <w:sz w:val="24"/>
+          <w:szCs w:val="24"/>
+          <w:highlight w:val="none"/>
+          <w:lang w:val="ru-RU" w:bidi="ru-RU"/>
+        </w:rPr>
+      </w:r>
+      <w:r>
+        <mc:AlternateContent>
+          <mc:Choice Requires="wpg">
+            <w:drawing>
+              <wp:inline xmlns:wp="http://schemas.openxmlformats.org/drawingml/2006/wordprocessingDrawing" distT="0" distB="0" distL="0" distR="0">
+                <wp:extent cx="5943600" cy="3157537"/>
+                <wp:effectExtent l="0" t="0" r="0" b="0"/>
+                <wp:docPr id="12" name=""/>
+                <wp:cNvGraphicFramePr>
+                  <a:graphicFrameLocks xmlns:a="http://schemas.openxmlformats.org/drawingml/2006/main" noChangeAspect="1"/>
+                </wp:cNvGraphicFramePr>
+                <a:graphic xmlns:a="http://schemas.openxmlformats.org/drawingml/2006/main">
+                  <a:graphicData uri="http://schemas.openxmlformats.org/drawingml/2006/picture">
+                    <pic:pic xmlns:pic="http://schemas.openxmlformats.org/drawingml/2006/picture">
+                      <pic:nvPicPr>
+                        <pic:cNvPr id="554513595" name=""/>
+                        <pic:cNvPicPr>
+                          <a:picLocks noChangeAspect="1"/>
+                        </pic:cNvPicPr>
+                        <pic:nvPr/>
+                      </pic:nvPicPr>
+                      <pic:blipFill>
+                        <a:blip r:embed="rId23"/>
+                        <a:stretch/>
+                      </pic:blipFill>
+                      <pic:spPr bwMode="auto">
+                        <a:xfrm>
+                          <a:off x="0" y="0"/>
+                          <a:ext cx="5943599" cy="3157537"/>
+                        </a:xfrm>
+                        <a:prstGeom prst="rect">
+                          <a:avLst/>
+                        </a:prstGeom>
+                      </pic:spPr>
+                    </pic:pic>
+                  </a:graphicData>
+                </a:graphic>
+              </wp:inline>
+            </w:drawing>
+          </mc:Choice>
+          <mc:Fallback>
+            <w:pict>
+              <v:shapetype id="_x0000_t75" coordsize="21600,21600" o:spt="75" o:preferrelative="t" path="m@4@5l@4@11@9@11@9@5xe" filled="f" stroked="f">
+                <v:stroke joinstyle="miter"/>
+                <v:formulas>
+                  <v:f eqn="if lineDrawn pixelLineWidth 0"/>
+                  <v:f eqn="sum @0 1 0"/>
+                  <v:f eqn="sum 0 0 @1"/>
+                  <v:f eqn="prod @2 1 2"/>
+                  <v:f eqn="prod @3 21600 pixelWidth"/>
+                  <v:f eqn="prod @3 21600 pixelHeight"/>
+                  <v:f eqn="sum @0 0 1"/>
+                  <v:f eqn="prod @6 1 2"/>
+                  <v:f eqn="prod @7 21600 pixelWidth"/>
+                  <v:f eqn="sum @8 21600 0"/>
+                  <v:f eqn="prod @7 21600 pixelHeight"/>
+                  <v:f eqn="sum @10 21600 0"/>
+                </v:formulas>
+                <v:path o:extrusionok="f" gradientshapeok="t" o:connecttype="rect"/>
+                <o:lock v:ext="edit" aspectratio="t"/>
+              </v:shapetype>
+              <v:shape id="_x0000_i11" o:spid="_x0000_s11" type="#_x0000_t75" style="width:468.00pt;height:248.62pt;mso-wrap-distance-left:0.00pt;mso-wrap-distance-top:0.00pt;mso-wrap-distance-right:0.00pt;mso-wrap-distance-bottom:0.00pt;z-index:1;" stroked="false">
+                <v:imagedata r:id="rId23" o:title=""/>
+                <o:lock v:ext="edit" rotation="t"/>
+              </v:shape>
+            </w:pict>
+          </mc:Fallback>
+        </mc:AlternateContent>
+      </w:r>
+      <w:r>
+        <w:rPr>
+          <w:rFonts w:ascii="Times New Roman" w:hAnsi="Times New Roman" w:eastAsia="Times New Roman" w:cs="Times New Roman"/>
+          <w:b w:val="0"/>
+          <w:bCs w:val="0"/>
+          <w:sz w:val="24"/>
+          <w:szCs w:val="24"/>
+          <w:highlight w:val="none"/>
+          <w:lang w:val="ru-RU" w:bidi="ru-RU"/>
+        </w:rPr>
+      </w:r>
+      <w:r>
+        <w:rPr>
+          <w:rFonts w:ascii="Times New Roman" w:hAnsi="Times New Roman" w:eastAsia="Times New Roman" w:cs="Times New Roman"/>
+          <w:b w:val="0"/>
+          <w:bCs w:val="0"/>
+          <w:sz w:val="24"/>
+          <w:szCs w:val="24"/>
+          <w:highlight w:val="none"/>
+          <w:lang w:val="ru-RU" w:bidi="ru-RU"/>
+        </w:rPr>
+      </w:r>
+      <w:r>
+        <w:rPr>
+          <w:rFonts w:ascii="Times New Roman" w:hAnsi="Times New Roman" w:eastAsia="Times New Roman" w:cs="Times New Roman"/>
+          <w:b w:val="0"/>
+          <w:bCs w:val="0"/>
+          <w:sz w:val="24"/>
+          <w:szCs w:val="24"/>
+          <w:highlight w:val="none"/>
+          <w:lang w:val="ru-RU"/>
+        </w:rPr>
+      </w:r>
+    </w:p>
+    <w:p>
+      <w:pPr>
+        <w:suppressLineNumbers w:val="false"/>
+        <w:pBdr/>
+        <w:spacing w:after="0" w:before="0" w:line="312" w:lineRule="auto"/>
+        <w:ind/>
+        <w:jc w:val="center"/>
+        <w:rPr>
+          <w:rFonts w:ascii="Times New Roman" w:hAnsi="Times New Roman" w:eastAsia="Times New Roman" w:cs="Times New Roman"/>
+          <w:b w:val="0"/>
+          <w:bCs w:val="0"/>
+          <w:sz w:val="24"/>
+          <w:szCs w:val="24"/>
+          <w:highlight w:val="none"/>
+          <w:lang w:val="ru-RU"/>
+        </w:rPr>
+      </w:pPr>
+      <w:r>
+        <w:rPr>
+          <w:rFonts w:ascii="Times New Roman" w:hAnsi="Times New Roman" w:eastAsia="Times New Roman" w:cs="Times New Roman"/>
+          <w:b w:val="0"/>
+          <w:bCs w:val="0"/>
+          <w:sz w:val="24"/>
+          <w:szCs w:val="24"/>
+          <w:highlight w:val="none"/>
+          <w:lang w:val="ru-RU" w:bidi="ru-RU"/>
+        </w:rPr>
+      </w:r>
+      <w:r>
+        <w:rPr>
+          <w:rFonts w:ascii="Times New Roman" w:hAnsi="Times New Roman" w:eastAsia="Times New Roman" w:cs="Times New Roman"/>
+          <w:b w:val="0"/>
+          <w:bCs w:val="0"/>
+          <w:sz w:val="24"/>
+          <w:szCs w:val="24"/>
+          <w:highlight w:val="none"/>
+          <w:lang w:val="ru-RU"/>
+        </w:rPr>
+        <w:t xml:space="preserve">Рисунок 12 – Автоматическое занесение автора в таблицу</w:t>
+      </w:r>
+      <w:r>
+        <w:rPr>
+          <w:rFonts w:ascii="Times New Roman" w:hAnsi="Times New Roman" w:eastAsia="Times New Roman" w:cs="Times New Roman"/>
+          <w:b w:val="0"/>
+          <w:bCs w:val="0"/>
+          <w:sz w:val="24"/>
+          <w:szCs w:val="24"/>
+          <w:highlight w:val="none"/>
+          <w:lang w:val="ru-RU"/>
+        </w:rPr>
+      </w:r>
+      <w:r>
+        <w:rPr>
+          <w:rFonts w:ascii="Times New Roman" w:hAnsi="Times New Roman" w:eastAsia="Times New Roman" w:cs="Times New Roman"/>
+          <w:b w:val="0"/>
+          <w:bCs w:val="0"/>
+          <w:sz w:val="24"/>
+          <w:szCs w:val="24"/>
+          <w:highlight w:val="none"/>
+          <w:lang w:val="ru-RU"/>
         </w:rPr>
       </w:r>
     </w:p>
@@ -21872,6 +23123,328 @@
         <w:suppressLineNumbers w:val="false"/>
         <w:pBdr/>
         <w:spacing w:after="0" w:before="0" w:line="312" w:lineRule="auto"/>
+        <w:ind w:firstLine="708"/>
+        <w:jc w:val="both"/>
+        <w:rPr>
+          <w:rFonts w:ascii="Times New Roman" w:hAnsi="Times New Roman"/>
+          <w:sz w:val="24"/>
+          <w:szCs w:val="24"/>
+        </w:rPr>
+      </w:pPr>
+      <w:r>
+        <w:rPr>
+          <w:b w:val="0"/>
+          <w:bCs w:val="0"/>
+          <w:sz w:val="20"/>
+          <w:szCs w:val="20"/>
+        </w:rPr>
+      </w:r>
+      <w:r>
+        <w:rPr>
+          <w:rFonts w:ascii="Times New Roman" w:hAnsi="Times New Roman"/>
+          <w:sz w:val="24"/>
+          <w:szCs w:val="24"/>
+        </w:rPr>
+        <w:t xml:space="preserve">На рисунке 1</w:t>
+      </w:r>
+      <w:r>
+        <w:rPr>
+          <w:rFonts w:ascii="Times New Roman" w:hAnsi="Times New Roman"/>
+          <w:sz w:val="24"/>
+          <w:szCs w:val="24"/>
+          <w:lang w:val="ru-RU"/>
+        </w:rPr>
+        <w:t xml:space="preserve">3</w:t>
+      </w:r>
+      <w:r>
+        <w:rPr>
+          <w:rFonts w:ascii="Times New Roman" w:hAnsi="Times New Roman"/>
+          <w:sz w:val="24"/>
+          <w:szCs w:val="24"/>
+        </w:rPr>
+        <w:t xml:space="preserve"> представлена стру</w:t>
+      </w:r>
+      <w:r>
+        <w:rPr>
+          <w:rFonts w:ascii="Times New Roman" w:hAnsi="Times New Roman"/>
+          <w:sz w:val="24"/>
+          <w:szCs w:val="24"/>
+        </w:rPr>
+        <w:t xml:space="preserve">ктура программного обеспечения.</w:t>
+      </w:r>
+      <w:r>
+        <w:rPr>
+          <w:rFonts w:ascii="Times New Roman" w:hAnsi="Times New Roman"/>
+          <w:sz w:val="24"/>
+          <w:szCs w:val="24"/>
+        </w:rPr>
+        <w:t xml:space="preserve"> </w:t>
+      </w:r>
+      <w:r>
+        <w:rPr>
+          <w:rFonts w:ascii="Times New Roman" w:hAnsi="Times New Roman"/>
+          <w:sz w:val="24"/>
+          <w:szCs w:val="24"/>
+          <w:lang w:val="ru-RU"/>
+        </w:rPr>
+        <w:t xml:space="preserve">Информационно-поисковая</w:t>
+      </w:r>
+      <w:r>
+        <w:rPr>
+          <w:rFonts w:ascii="Times New Roman" w:hAnsi="Times New Roman"/>
+          <w:sz w:val="24"/>
+          <w:szCs w:val="24"/>
+        </w:rPr>
+        <w:t xml:space="preserve"> система разработана под управлением операционн</w:t>
+      </w:r>
+      <w:r>
+        <w:rPr>
+          <w:rFonts w:ascii="Times New Roman" w:hAnsi="Times New Roman"/>
+          <w:sz w:val="24"/>
+          <w:szCs w:val="24"/>
+          <w:lang w:val="ru-RU"/>
+        </w:rPr>
+        <w:t xml:space="preserve">ых</w:t>
+      </w:r>
+      <w:r>
+        <w:rPr>
+          <w:rFonts w:ascii="Times New Roman" w:hAnsi="Times New Roman"/>
+          <w:sz w:val="24"/>
+          <w:szCs w:val="24"/>
+        </w:rPr>
+        <w:t xml:space="preserve"> систем</w:t>
+      </w:r>
+      <w:r>
+        <w:rPr>
+          <w:rFonts w:ascii="Times New Roman" w:hAnsi="Times New Roman"/>
+          <w:sz w:val="24"/>
+          <w:szCs w:val="24"/>
+        </w:rPr>
+        <w:t xml:space="preserve"> </w:t>
+      </w:r>
+      <w:r>
+        <w:rPr>
+          <w:rFonts w:ascii="Times New Roman" w:hAnsi="Times New Roman"/>
+          <w:sz w:val="24"/>
+          <w:szCs w:val="24"/>
+          <w:lang w:val="en-US"/>
+        </w:rPr>
+        <w:t xml:space="preserve">Windows</w:t>
+      </w:r>
+      <w:r>
+        <w:rPr>
+          <w:rFonts w:ascii="Times New Roman" w:hAnsi="Times New Roman"/>
+          <w:sz w:val="24"/>
+          <w:szCs w:val="24"/>
+        </w:rPr>
+        <w:t xml:space="preserve"> </w:t>
+      </w:r>
+      <w:r>
+        <w:rPr>
+          <w:rFonts w:ascii="Times New Roman" w:hAnsi="Times New Roman"/>
+          <w:sz w:val="24"/>
+          <w:szCs w:val="24"/>
+          <w:lang w:val="ru-RU"/>
+        </w:rPr>
+        <w:t xml:space="preserve">10 и </w:t>
+      </w:r>
+      <w:r>
+        <w:rPr>
+          <w:rFonts w:ascii="Times New Roman" w:hAnsi="Times New Roman"/>
+          <w:sz w:val="24"/>
+          <w:szCs w:val="24"/>
+        </w:rPr>
+        <w:t xml:space="preserve">1</w:t>
+      </w:r>
+      <w:r>
+        <w:rPr>
+          <w:rFonts w:ascii="Times New Roman" w:hAnsi="Times New Roman"/>
+          <w:sz w:val="24"/>
+          <w:szCs w:val="24"/>
+        </w:rPr>
+        <w:t xml:space="preserve">1</w:t>
+      </w:r>
+      <w:r>
+        <w:rPr>
+          <w:rFonts w:ascii="Times New Roman" w:hAnsi="Times New Roman"/>
+          <w:sz w:val="24"/>
+          <w:szCs w:val="24"/>
+        </w:rPr>
+        <w:t xml:space="preserve"> на платформе .</w:t>
+      </w:r>
+      <w:r>
+        <w:rPr>
+          <w:rFonts w:ascii="Times New Roman" w:hAnsi="Times New Roman"/>
+          <w:sz w:val="24"/>
+          <w:szCs w:val="24"/>
+          <w:lang w:val="en-US"/>
+        </w:rPr>
+        <w:t xml:space="preserve">N</w:t>
+      </w:r>
+      <w:r>
+        <w:rPr>
+          <w:rFonts w:ascii="Times New Roman" w:hAnsi="Times New Roman"/>
+          <w:sz w:val="24"/>
+          <w:szCs w:val="24"/>
+          <w:lang w:val="en-US"/>
+        </w:rPr>
+        <w:t xml:space="preserve">ET</w:t>
+      </w:r>
+      <w:r>
+        <w:rPr>
+          <w:rFonts w:ascii="Times New Roman" w:hAnsi="Times New Roman"/>
+          <w:sz w:val="24"/>
+          <w:szCs w:val="24"/>
+        </w:rPr>
+        <w:t xml:space="preserve"> </w:t>
+      </w:r>
+      <w:r>
+        <w:rPr>
+          <w:rFonts w:ascii="Times New Roman" w:hAnsi="Times New Roman"/>
+          <w:sz w:val="24"/>
+          <w:szCs w:val="24"/>
+          <w:lang w:val="en-US"/>
+        </w:rPr>
+        <w:t xml:space="preserve">Framework</w:t>
+      </w:r>
+      <w:r>
+        <w:rPr>
+          <w:rFonts w:ascii="Times New Roman" w:hAnsi="Times New Roman"/>
+          <w:sz w:val="24"/>
+          <w:szCs w:val="24"/>
+          <w:lang w:val="ru-RU"/>
+        </w:rPr>
+        <w:t xml:space="preserve">, с использованием СУБД </w:t>
+      </w:r>
+      <w:r>
+        <w:rPr>
+          <w:rFonts w:ascii="Times New Roman" w:hAnsi="Times New Roman"/>
+          <w:sz w:val="24"/>
+          <w:szCs w:val="24"/>
+          <w:lang w:val="en-US"/>
+        </w:rPr>
+        <w:t xml:space="preserve">PostgreSQL</w:t>
+      </w:r>
+      <w:r>
+        <w:rPr>
+          <w:rFonts w:ascii="Times New Roman" w:hAnsi="Times New Roman"/>
+          <w:sz w:val="24"/>
+          <w:szCs w:val="24"/>
+        </w:rPr>
+        <w:t xml:space="preserve">. Средой разработки</w:t>
+      </w:r>
+      <w:r>
+        <w:rPr>
+          <w:rFonts w:ascii="Times New Roman" w:hAnsi="Times New Roman"/>
+          <w:sz w:val="24"/>
+          <w:szCs w:val="24"/>
+        </w:rPr>
+        <w:t xml:space="preserve"> </w:t>
+      </w:r>
+      <w:r>
+        <w:rPr>
+          <w:rFonts w:ascii="Times New Roman" w:hAnsi="Times New Roman"/>
+          <w:sz w:val="24"/>
+          <w:szCs w:val="24"/>
+        </w:rPr>
+        <w:t xml:space="preserve">является </w:t>
+      </w:r>
+      <w:r>
+        <w:rPr>
+          <w:rFonts w:ascii="Times New Roman" w:hAnsi="Times New Roman"/>
+          <w:sz w:val="24"/>
+          <w:szCs w:val="24"/>
+          <w:lang w:val="en-US"/>
+        </w:rPr>
+        <w:t xml:space="preserve">Microsoft</w:t>
+      </w:r>
+      <w:r>
+        <w:rPr>
+          <w:rFonts w:ascii="Times New Roman" w:hAnsi="Times New Roman"/>
+          <w:sz w:val="24"/>
+          <w:szCs w:val="24"/>
+        </w:rPr>
+        <w:t xml:space="preserve"> </w:t>
+      </w:r>
+      <w:r>
+        <w:rPr>
+          <w:rFonts w:ascii="Times New Roman" w:hAnsi="Times New Roman"/>
+          <w:sz w:val="24"/>
+          <w:szCs w:val="24"/>
+          <w:lang w:val="en-US"/>
+        </w:rPr>
+        <w:t xml:space="preserve">Visual</w:t>
+      </w:r>
+      <w:r>
+        <w:rPr>
+          <w:rFonts w:ascii="Times New Roman" w:hAnsi="Times New Roman"/>
+          <w:sz w:val="24"/>
+          <w:szCs w:val="24"/>
+        </w:rPr>
+        <w:t xml:space="preserve"> </w:t>
+      </w:r>
+      <w:r>
+        <w:rPr>
+          <w:rFonts w:ascii="Times New Roman" w:hAnsi="Times New Roman"/>
+          <w:sz w:val="24"/>
+          <w:szCs w:val="24"/>
+          <w:lang w:val="en-US"/>
+        </w:rPr>
+        <w:t xml:space="preserve">Studio</w:t>
+      </w:r>
+      <w:r>
+        <w:rPr>
+          <w:rFonts w:ascii="Times New Roman" w:hAnsi="Times New Roman"/>
+          <w:sz w:val="24"/>
+          <w:szCs w:val="24"/>
+        </w:rPr>
+        <w:t xml:space="preserve"> 20</w:t>
+      </w:r>
+      <w:r>
+        <w:rPr>
+          <w:rFonts w:ascii="Times New Roman" w:hAnsi="Times New Roman"/>
+          <w:sz w:val="24"/>
+          <w:szCs w:val="24"/>
+        </w:rPr>
+        <w:t xml:space="preserve">2</w:t>
+      </w:r>
+      <w:r>
+        <w:rPr>
+          <w:rFonts w:ascii="Times New Roman" w:hAnsi="Times New Roman"/>
+          <w:sz w:val="24"/>
+          <w:szCs w:val="24"/>
+          <w:lang w:val="ru-RU"/>
+        </w:rPr>
+        <w:t xml:space="preserve">6</w:t>
+      </w:r>
+      <w:r>
+        <w:rPr>
+          <w:rFonts w:ascii="Times New Roman" w:hAnsi="Times New Roman"/>
+          <w:sz w:val="24"/>
+          <w:szCs w:val="24"/>
+        </w:rPr>
+        <w:t xml:space="preserve">.</w:t>
+      </w:r>
+      <w:r>
+        <w:rPr>
+          <w:rFonts w:ascii="Times New Roman" w:hAnsi="Times New Roman"/>
+          <w:sz w:val="24"/>
+          <w:szCs w:val="24"/>
+        </w:rPr>
+      </w:r>
+      <w:r>
+        <w:rPr>
+          <w:rFonts w:ascii="Times New Roman" w:hAnsi="Times New Roman"/>
+          <w:sz w:val="24"/>
+          <w:szCs w:val="24"/>
+        </w:rPr>
+      </w:r>
+    </w:p>
+    <w:p>
+      <w:pPr>
+        <w:suppressLineNumbers w:val="false"/>
+        <w:pBdr/>
+        <w:spacing w:after="0" w:before="0" w:line="312" w:lineRule="auto"/>
         <w:ind/>
         <w:jc w:val="both"/>
         <w:rPr>
@@ -21885,7 +23458,6 @@
           <w:bCs w:val="0"/>
           <w:lang w:val="ru-RU"/>
         </w:rPr>
-        <w:tab/>
       </w:r>
       <w:r>
         <w:rPr>
@@ -21893,10 +23465,159 @@
           <w:bCs w:val="0"/>
         </w:rPr>
       </w:r>
-      <w:r>
-        <w:rPr>
+      <w:r/>
+    </w:p>
+    <w:p>
+      <w:pPr>
+        <w:suppressLineNumbers w:val="false"/>
+        <w:pBdr/>
+        <w:spacing w:after="0" w:before="0" w:line="312" w:lineRule="auto"/>
+        <w:ind w:right="0" w:firstLine="0" w:left="0"/>
+        <w:jc w:val="center"/>
+        <w:rPr/>
+      </w:pPr>
+      <w:r>
+        <w:rPr>
+          <w:rFonts w:ascii="Times New Roman" w:hAnsi="Times New Roman" w:eastAsia="Times New Roman" w:cs="Times New Roman"/>
+          <w:sz w:val="24"/>
+          <w:szCs w:val="24"/>
+          <w:highlight w:val="none"/>
+          <w:lang w:val="ru-RU"/>
+        </w:rPr>
+      </w:r>
+      <w:r>
+        <mc:AlternateContent>
+          <mc:Choice Requires="wpg">
+            <w:drawing>
+              <wp:inline xmlns:wp="http://schemas.openxmlformats.org/drawingml/2006/wordprocessingDrawing" distT="0" distB="0" distL="0" distR="0">
+                <wp:extent cx="3981058" cy="5609672"/>
+                <wp:effectExtent l="0" t="0" r="0" b="0"/>
+                <wp:docPr id="13" name=""/>
+                <wp:cNvGraphicFramePr>
+                  <a:graphicFrameLocks xmlns:a="http://schemas.openxmlformats.org/drawingml/2006/main" noChangeAspect="1"/>
+                </wp:cNvGraphicFramePr>
+                <a:graphic xmlns:a="http://schemas.openxmlformats.org/drawingml/2006/main">
+                  <a:graphicData uri="http://schemas.openxmlformats.org/drawingml/2006/picture">
+                    <pic:pic xmlns:pic="http://schemas.openxmlformats.org/drawingml/2006/picture">
+                      <pic:nvPicPr>
+                        <pic:cNvPr id="89875336" name=""/>
+                        <pic:cNvPicPr>
+                          <a:picLocks noChangeAspect="1"/>
+                        </pic:cNvPicPr>
+                        <pic:nvPr/>
+                      </pic:nvPicPr>
+                      <pic:blipFill>
+                        <a:blip r:embed="rId24"/>
+                        <a:stretch/>
+                      </pic:blipFill>
+                      <pic:spPr bwMode="auto">
+                        <a:xfrm flipH="0" flipV="0">
+                          <a:off x="0" y="0"/>
+                          <a:ext cx="3981057" cy="5609672"/>
+                        </a:xfrm>
+                        <a:prstGeom prst="rect">
+                          <a:avLst/>
+                        </a:prstGeom>
+                      </pic:spPr>
+                    </pic:pic>
+                  </a:graphicData>
+                </a:graphic>
+              </wp:inline>
+            </w:drawing>
+          </mc:Choice>
+          <mc:Fallback>
+            <w:pict>
+              <v:shapetype id="_x0000_t75" coordsize="21600,21600" o:spt="75" o:preferrelative="t" path="m@4@5l@4@11@9@11@9@5xe" filled="f" stroked="f">
+                <v:stroke joinstyle="miter"/>
+                <v:formulas>
+                  <v:f eqn="if lineDrawn pixelLineWidth 0"/>
+                  <v:f eqn="sum @0 1 0"/>
+                  <v:f eqn="sum 0 0 @1"/>
+                  <v:f eqn="prod @2 1 2"/>
+                  <v:f eqn="prod @3 21600 pixelWidth"/>
+                  <v:f eqn="prod @3 21600 pixelHeight"/>
+                  <v:f eqn="sum @0 0 1"/>
+                  <v:f eqn="prod @6 1 2"/>
+                  <v:f eqn="prod @7 21600 pixelWidth"/>
+                  <v:f eqn="sum @8 21600 0"/>
+                  <v:f eqn="prod @7 21600 pixelHeight"/>
+                  <v:f eqn="sum @10 21600 0"/>
+                </v:formulas>
+                <v:path o:extrusionok="f" gradientshapeok="t" o:connecttype="rect"/>
+                <o:lock v:ext="edit" aspectratio="t"/>
+              </v:shapetype>
+              <v:shape id="_x0000_i12" o:spid="_x0000_s12" type="#_x0000_t75" style="width:313.47pt;height:441.71pt;mso-wrap-distance-left:0.00pt;mso-wrap-distance-top:0.00pt;mso-wrap-distance-right:0.00pt;mso-wrap-distance-bottom:0.00pt;z-index:1;" stroked="false">
+                <v:imagedata r:id="rId24" o:title=""/>
+                <o:lock v:ext="edit" rotation="t"/>
+              </v:shape>
+            </w:pict>
+          </mc:Fallback>
+        </mc:AlternateContent>
+      </w:r>
+      <w:r>
+        <w:rPr>
+          <w:rFonts w:ascii="Times New Roman" w:hAnsi="Times New Roman" w:eastAsia="Times New Roman" w:cs="Times New Roman"/>
+          <w:sz w:val="24"/>
+          <w:szCs w:val="24"/>
+          <w:highlight w:val="none"/>
+          <w:lang w:val="ru-RU"/>
+        </w:rPr>
+      </w:r>
+      <w:r/>
+      <w:r>
+        <w:rPr>
+          <w:rFonts w:ascii="Times New Roman" w:hAnsi="Times New Roman" w:eastAsia="Times New Roman" w:cs="Times New Roman"/>
+          <w:sz w:val="24"/>
+          <w:szCs w:val="24"/>
+          <w:highlight w:val="none"/>
+          <w:lang w:val="ru-RU"/>
+        </w:rPr>
+      </w:r>
+    </w:p>
+    <w:p>
+      <w:pPr>
+        <w:suppressLineNumbers w:val="false"/>
+        <w:pBdr/>
+        <w:spacing w:after="0" w:before="0" w:line="312" w:lineRule="auto"/>
+        <w:ind w:right="0" w:firstLine="0" w:left="0"/>
+        <w:jc w:val="center"/>
+        <w:rPr>
+          <w:rFonts w:ascii="Times New Roman" w:hAnsi="Times New Roman" w:cs="Times New Roman"/>
           <w:b w:val="0"/>
           <w:bCs w:val="0"/>
+          <w:color w:val="000000" w:themeColor="text1"/>
+          <w:sz w:val="24"/>
+          <w:szCs w:val="24"/>
+          <w:highlight w:val="none"/>
+          <w:lang w:val="ru-RU"/>
+          <w14:ligatures w14:val="none"/>
+        </w:rPr>
+      </w:pPr>
+      <w:r>
+        <w:rPr>
+          <w:rFonts w:ascii="Times New Roman" w:hAnsi="Times New Roman" w:cs="Times New Roman"/>
+          <w:b w:val="0"/>
+          <w:bCs w:val="0"/>
+          <w:color w:val="000000" w:themeColor="text1"/>
+          <w:sz w:val="24"/>
+          <w:szCs w:val="24"/>
+          <w:highlight w:val="none"/>
+          <w:lang w:val="ru-RU" w:bidi="ru-RU"/>
+          <w14:ligatures w14:val="none"/>
+        </w:rPr>
+        <w:t xml:space="preserve">Рисунок 13 – Характеристика программного и аппаратного обеспечения</w:t>
+      </w:r>
+      <w:r>
+        <w:rPr>
+          <w:rFonts w:ascii="Times New Roman" w:hAnsi="Times New Roman" w:cs="Times New Roman"/>
+          <w:b w:val="0"/>
+          <w:bCs w:val="0"/>
+          <w:color w:val="000000" w:themeColor="text1"/>
+          <w:sz w:val="24"/>
+          <w:szCs w:val="24"/>
+          <w:highlight w:val="none"/>
+          <w:lang w:val="ru-RU"/>
+          <w14:ligatures w14:val="none"/>
         </w:rPr>
       </w:r>
     </w:p>
@@ -21906,7 +23627,7 @@
         <w:pBdr/>
         <w:spacing w:after="0" w:before="0" w:line="312" w:lineRule="auto"/>
         <w:ind w:right="0" w:firstLine="0" w:left="0"/>
-        <w:jc w:val="left"/>
+        <w:jc w:val="center"/>
         <w:rPr>
           <w:rFonts w:ascii="Times New Roman" w:hAnsi="Times New Roman" w:eastAsia="Times New Roman" w:cs="Times New Roman"/>
           <w:sz w:val="24"/>
@@ -21915,6 +23636,7 @@
           <w:lang w:val="ru-RU"/>
         </w:rPr>
       </w:pPr>
+      <w:r/>
       <w:r>
         <w:rPr>
           <w:rFonts w:ascii="Times New Roman" w:hAnsi="Times New Roman" w:eastAsia="Times New Roman" w:cs="Times New Roman"/>
@@ -21934,15 +23656,7 @@
           <w:lang w:val="ru-RU"/>
         </w:rPr>
       </w:r>
-      <w:r>
-        <w:rPr>
-          <w:rFonts w:ascii="Times New Roman" w:hAnsi="Times New Roman" w:eastAsia="Times New Roman" w:cs="Times New Roman"/>
-          <w:sz w:val="24"/>
-          <w:szCs w:val="24"/>
-          <w:highlight w:val="none"/>
-          <w:lang w:val="ru-RU"/>
-        </w:rPr>
-      </w:r>
+      <w:r/>
     </w:p>
     <w:p>
       <w:pPr>
@@ -21974,6 +23688,9 @@
         </w:rPr>
         <w:t xml:space="preserve">ВЫВОДЫ</w:t>
       </w:r>
+      <w:r/>
+      <w:bookmarkEnd w:id="18"/>
+      <w:r/>
       <w:r>
         <w:rPr>
           <w:rFonts w:ascii="Times New Roman" w:hAnsi="Times New Roman"/>
@@ -21984,18 +23701,6 @@
           <w:szCs w:val="24"/>
         </w:rPr>
       </w:r>
-      <w:bookmarkEnd w:id="18"/>
-      <w:r/>
-      <w:r>
-        <w:rPr>
-          <w:rFonts w:ascii="Times New Roman" w:hAnsi="Times New Roman"/>
-          <w:b w:val="0"/>
-          <w:bCs w:val="0"/>
-          <w:color w:val="000000" w:themeColor="text1"/>
-          <w:sz w:val="24"/>
-          <w:szCs w:val="24"/>
-        </w:rPr>
-      </w:r>
     </w:p>
     <w:p>
       <w:pPr>
@@ -22477,15 +24182,7 @@
         </w:rPr>
         <w:t xml:space="preserve"> ИСТОЧНИКОВ</w:t>
       </w:r>
-      <w:r>
-        <w:rPr>
-          <w:rFonts w:ascii="Times New Roman" w:hAnsi="Times New Roman" w:cs="Times New Roman"/>
-          <w:color w:val="000000" w:themeColor="text1"/>
-          <w:sz w:val="24"/>
-          <w:szCs w:val="24"/>
-          <w:highlight w:val="none"/>
-        </w:rPr>
-      </w:r>
+      <w:r/>
       <w:bookmarkEnd w:id="19"/>
       <w:r/>
       <w:r>
